--- a/All_Books/08 BEFORE US/Word version/BEFORE_US_en.docx
+++ b/All_Books/08 BEFORE US/Word version/BEFORE_US_en.docx
@@ -3138,38 +3138,263 @@
     <w:p>
       <w:pPr>
         <w:pStyle w:val="NormalWeb"/>
-        <w:jc w:val="both"/>
-        <w:rPr>
-          <w:rFonts w:ascii="Palatino Linotype" w:hAnsi="Palatino Linotype" w:cs="Palatino Linotype"/>
-        </w:rPr>
-      </w:pPr>
-      <w:r>
-        <w:rPr>
-          <w:rFonts w:ascii="Palatino Linotype" w:hAnsi="Palatino Linotype" w:cs="Palatino Linotype"/>
-        </w:rPr>
-        <w:t>The event of Atlantis may not have been the civilization immediately preceding Noah's Great Flood, but one of the brilliant yet tragic cycles that came even before that, within the longer historical flow of the Earth. The memory of it, though vague, has still been passed down through many generations and cultures, as a warning of what can happen when a society, no matter how materially advanced, loses its moral foundation and reverence for the divine.</w:t>
-      </w:r>
-    </w:p>
-    <w:p>
-      <w:pPr>
-        <w:pStyle w:val="NormalWeb"/>
-        <w:jc w:val="both"/>
-        <w:rPr>
-          <w:rFonts w:ascii="Palatino Linotype" w:hAnsi="Palatino Linotype" w:cs="Palatino Linotype"/>
-        </w:rPr>
-      </w:pPr>
-      <w:r>
-        <w:rPr>
-          <w:rFonts w:ascii="Palatino Linotype" w:hAnsi="Palatino Linotype" w:cs="Palatino Linotype"/>
-        </w:rPr>
-        <w:t xml:space="preserve">The stories of disappearing islands, of cities sunken deep beneath the ocean, are all fragments of a much larger </w:t>
-      </w:r>
-      <w:r>
-        <w:rPr>
-          <w:rFonts w:ascii="Palatino Linotype" w:hAnsi="Palatino Linotype" w:cs="Palatino Linotype"/>
+        <w:jc w:val="center"/>
+        <w:rPr>
+          <w:rFonts w:ascii="Palatino Linotype" w:hAnsi="Palatino Linotype" w:cs="Palatino Linotype"/>
+        </w:rPr>
+      </w:pPr>
+      <w:r>
+        <w:rPr>
+          <w:rFonts w:ascii="Palatino Linotype" w:hAnsi="Palatino Linotype" w:cs="Palatino Linotype"/>
+        </w:rPr>
+        <w:t>*  *  *</w:t>
+      </w:r>
+    </w:p>
+    <w:p>
+      <w:pPr>
+        <w:pStyle w:val="NormalWeb"/>
+        <w:jc w:val="both"/>
+        <w:rPr>
+          <w:rFonts w:ascii="Palatino Linotype" w:hAnsi="Palatino Linotype" w:cs="Palatino Linotype"/>
+        </w:rPr>
+      </w:pPr>
+    </w:p>
+    <w:p>
+      <w:pPr>
+        <w:pStyle w:val="NormalWeb"/>
+        <w:jc w:val="both"/>
+        <w:rPr>
+          <w:rFonts w:ascii="Palatino Linotype" w:hAnsi="Palatino Linotype" w:cs="Palatino Linotype"/>
+        </w:rPr>
+      </w:pPr>
+      <w:r>
+        <w:rPr>
+          <w:rFonts w:ascii="Palatino Linotype" w:hAnsi="Palatino Linotype" w:cs="Palatino Linotype"/>
+          <w:b/>
+          <w:bCs/>
+        </w:rPr>
+        <w:t>Jack Voss:</w:t>
+      </w:r>
+    </w:p>
+    <w:p>
+      <w:pPr>
+        <w:pStyle w:val="NormalWeb"/>
+        <w:jc w:val="both"/>
+        <w:rPr>
+          <w:rFonts w:ascii="Palatino Linotype" w:hAnsi="Palatino Linotype" w:cs="Palatino Linotype"/>
+        </w:rPr>
+      </w:pPr>
+      <w:r>
+        <w:rPr>
+          <w:rFonts w:ascii="Palatino Linotype" w:hAnsi="Palatino Linotype" w:cs="Palatino Linotype"/>
+        </w:rPr>
+        <w:t>Yes, I just took out my iPad to do a quick calculation. If you take 200 million years and divide it by an average of 7,000 years, the result is about 28,600 civilization cycles that have passed...</w:t>
+      </w:r>
+    </w:p>
+    <w:p>
+      <w:pPr>
+        <w:pStyle w:val="NormalWeb"/>
+        <w:jc w:val="both"/>
+        <w:rPr>
+          <w:rFonts w:ascii="Palatino Linotype" w:hAnsi="Palatino Linotype" w:cs="Palatino Linotype"/>
+        </w:rPr>
+      </w:pPr>
+      <w:r>
+        <w:rPr>
+          <w:rFonts w:ascii="Palatino Linotype" w:hAnsi="Palatino Linotype" w:cs="Palatino Linotype"/>
+        </w:rPr>
+        <w:t>Can you give a general overview of these civilizations?</w:t>
+      </w:r>
+    </w:p>
+    <w:p>
+      <w:pPr>
+        <w:pStyle w:val="NormalWeb"/>
+        <w:jc w:val="both"/>
+        <w:rPr>
+          <w:rFonts w:ascii="Palatino Linotype" w:hAnsi="Palatino Linotype" w:cs="Palatino Linotype"/>
+        </w:rPr>
+      </w:pPr>
+      <w:r>
+        <w:rPr>
+          <w:rFonts w:ascii="Palatino Linotype" w:hAnsi="Palatino Linotype" w:cs="Palatino Linotype"/>
+          <w:b/>
+          <w:bCs/>
         </w:rPr>
         <w:lastRenderedPageBreak/>
-        <w:t>historical truth. Atlantis is a prime example, a tragic chapter in the long epic of Earth.</w:t>
+        <w:t>Mr. Mohan:</w:t>
+      </w:r>
+    </w:p>
+    <w:p>
+      <w:pPr>
+        <w:pStyle w:val="NormalWeb"/>
+        <w:jc w:val="both"/>
+        <w:rPr>
+          <w:rFonts w:ascii="Palatino Linotype" w:hAnsi="Palatino Linotype" w:cs="Palatino Linotype"/>
+        </w:rPr>
+      </w:pPr>
+      <w:r>
+        <w:rPr>
+          <w:rFonts w:ascii="Palatino Linotype" w:hAnsi="Palatino Linotype" w:cs="Palatino Linotype"/>
+        </w:rPr>
+        <w:t>(Mr. Mohan smiles gently at the number Jack Voss has just calculated. His smile is not one of mockery, but of understanding for humanity's effort to grasp the infinite with finite numbers.)</w:t>
+      </w:r>
+    </w:p>
+    <w:p>
+      <w:pPr>
+        <w:pStyle w:val="NormalWeb"/>
+        <w:jc w:val="both"/>
+        <w:rPr>
+          <w:rFonts w:ascii="Palatino Linotype" w:hAnsi="Palatino Linotype" w:cs="Palatino Linotype"/>
+        </w:rPr>
+      </w:pPr>
+      <w:r>
+        <w:rPr>
+          <w:rFonts w:ascii="Palatino Linotype" w:hAnsi="Palatino Linotype" w:cs="Palatino Linotype"/>
+        </w:rPr>
+        <w:t>The number you've just calculated, Jack, nearly thirty thousand cycles, is indeed a way for us to imagine the vastness of time and the countless ups and downs this Earth has been through. Of course, as we have said, the length of each cycle is not uniform; some are very short, while others last much longer than that average figure. The history of the universe and of life does not always follow our simple, linear calculations.</w:t>
+      </w:r>
+    </w:p>
+    <w:p>
+      <w:pPr>
+        <w:pStyle w:val="NormalWeb"/>
+        <w:jc w:val="both"/>
+        <w:rPr>
+          <w:rFonts w:ascii="Palatino Linotype" w:hAnsi="Palatino Linotype" w:cs="Palatino Linotype"/>
+        </w:rPr>
+      </w:pPr>
+      <w:r>
+        <w:rPr>
+          <w:rFonts w:ascii="Palatino Linotype" w:hAnsi="Palatino Linotype" w:cs="Palatino Linotype"/>
+        </w:rPr>
+        <w:t>[ Mr. Mohan pauses for a moment, looking out the window, where the Kathmandu night has fallen. His voice becomes deeper, as if reminiscing. ]</w:t>
+      </w:r>
+    </w:p>
+    <w:p>
+      <w:pPr>
+        <w:pStyle w:val="NormalWeb"/>
+        <w:jc w:val="both"/>
+        <w:rPr>
+          <w:rFonts w:ascii="Palatino Linotype" w:hAnsi="Palatino Linotype" w:cs="Palatino Linotype"/>
+        </w:rPr>
+      </w:pPr>
+      <w:r>
+        <w:rPr>
+          <w:rFonts w:ascii="Palatino Linotype" w:hAnsi="Palatino Linotype" w:cs="Palatino Linotype"/>
+        </w:rPr>
+        <w:t>In that long flow of history, there have indeed been countless civilizations that existed, each with its own characteristics, achievements, and lessons. It would probably take a very long time to recount them all, but I can share with you a few images, a few typical examples that I have "seen," civilizations that have left a deep impression on me.</w:t>
+      </w:r>
+    </w:p>
+    <w:p>
+      <w:pPr>
+        <w:pStyle w:val="NormalWeb"/>
+        <w:jc w:val="both"/>
+        <w:rPr>
+          <w:rFonts w:ascii="Palatino Linotype" w:hAnsi="Palatino Linotype" w:cs="Palatino Linotype"/>
+        </w:rPr>
+      </w:pPr>
+      <w:r>
+        <w:rPr>
+          <w:rFonts w:ascii="Palatino Linotype" w:hAnsi="Palatino Linotype" w:cs="Palatino Linotype"/>
+        </w:rPr>
+        <w:lastRenderedPageBreak/>
+        <w:t>For instance, there was a time when giants truly walked this Earth. They were not deformed creatures or monsters, but a race of people with enormous stature, possibly many times taller than we are now. They had their own civilization, with colossal architectural works befitting their size. The large dinosaurs whose fossils paleontologists find today, Jack, in that era, some of them were merely pets or even mounts for these giants. Their civilization was also based on an understanding of energy and natural laws that we today have perhaps forgotten.</w:t>
+      </w:r>
+    </w:p>
+    <w:p>
+      <w:pPr>
+        <w:pStyle w:val="NormalWeb"/>
+        <w:jc w:val="both"/>
+        <w:rPr>
+          <w:rFonts w:ascii="Palatino Linotype" w:hAnsi="Palatino Linotype" w:cs="Palatino Linotype"/>
+        </w:rPr>
+      </w:pPr>
+      <w:r>
+        <w:rPr>
+          <w:rFonts w:ascii="Palatino Linotype" w:hAnsi="Palatino Linotype" w:cs="Palatino Linotype"/>
+        </w:rPr>
+        <w:t>Then there was another civilization, which did not focus on building massive material structures, but instead developed the ability to use sound and frequency to its peak. They could use sound to heal, to move heavy objects, to communicate over great distances, and even to affect the structure of matter. Their structures, if any, were often built by using frequency to shape stone or natural materials, creating architecture in absolute harmony with the surrounding environment.</w:t>
+      </w:r>
+    </w:p>
+    <w:p>
+      <w:pPr>
+        <w:pStyle w:val="NormalWeb"/>
+        <w:jc w:val="both"/>
+        <w:rPr>
+          <w:rFonts w:ascii="Palatino Linotype" w:hAnsi="Palatino Linotype" w:cs="Palatino Linotype"/>
+        </w:rPr>
+      </w:pPr>
+      <w:r>
+        <w:rPr>
+          <w:rFonts w:ascii="Palatino Linotype" w:hAnsi="Palatino Linotype" w:cs="Palatino Linotype"/>
+        </w:rPr>
+        <w:t>And there were also the mysterious civilizations under the ocean, like that of the merfolk, which we may have a chance to discuss in more detail…</w:t>
+      </w:r>
+    </w:p>
+    <w:p>
+      <w:pPr>
+        <w:pStyle w:val="NormalWeb"/>
+        <w:jc w:val="both"/>
+        <w:rPr>
+          <w:rFonts w:ascii="Palatino Linotype" w:hAnsi="Palatino Linotype" w:cs="Palatino Linotype"/>
+        </w:rPr>
+      </w:pPr>
+      <w:r>
+        <w:rPr>
+          <w:rFonts w:ascii="Palatino Linotype" w:hAnsi="Palatino Linotype" w:cs="Palatino Linotype"/>
+        </w:rPr>
+        <w:t xml:space="preserve">And of course, we cannot fail to mention civilizations like Atlantis, which we just spoke of, with their </w:t>
+      </w:r>
+      <w:r>
+        <w:rPr>
+          <w:rFonts w:ascii="Palatino Linotype" w:hAnsi="Palatino Linotype" w:cs="Palatino Linotype"/>
+        </w:rPr>
+        <w:lastRenderedPageBreak/>
+        <w:t>technologies based on crystals and light energy, but which then self-destructed due to the loss of morality.</w:t>
+      </w:r>
+    </w:p>
+    <w:p>
+      <w:pPr>
+        <w:pStyle w:val="NormalWeb"/>
+        <w:jc w:val="both"/>
+        <w:rPr>
+          <w:rFonts w:ascii="Palatino Linotype" w:hAnsi="Palatino Linotype" w:cs="Palatino Linotype"/>
+        </w:rPr>
+      </w:pPr>
+      <w:r>
+        <w:rPr>
+          <w:rFonts w:ascii="Palatino Linotype" w:hAnsi="Palatino Linotype" w:cs="Palatino Linotype"/>
+        </w:rPr>
+        <w:t>There were also periods when many different human races, with different appearances, skin colors, and abilities, coexisted peacefully on a vast land, creating a diverse and rich society. Each race had its own strengths, contributing to the overall development of the community.</w:t>
+      </w:r>
+    </w:p>
+    <w:p>
+      <w:pPr>
+        <w:pStyle w:val="NormalWeb"/>
+        <w:jc w:val="both"/>
+        <w:rPr>
+          <w:rFonts w:ascii="Palatino Linotype" w:hAnsi="Palatino Linotype" w:cs="Palatino Linotype"/>
+        </w:rPr>
+      </w:pPr>
+      <w:r>
+        <w:rPr>
+          <w:rFonts w:ascii="Palatino Linotype" w:hAnsi="Palatino Linotype" w:cs="Palatino Linotype"/>
+        </w:rPr>
+        <w:t>[ Mr. Mohan pauses, smiling lightly. ]</w:t>
+      </w:r>
+    </w:p>
+    <w:p>
+      <w:pPr>
+        <w:pStyle w:val="NormalWeb"/>
+        <w:jc w:val="both"/>
+        <w:rPr>
+          <w:rFonts w:ascii="Palatino Linotype" w:hAnsi="Palatino Linotype" w:cs="Palatino Linotype"/>
+        </w:rPr>
+      </w:pPr>
+      <w:r>
+        <w:rPr>
+          <w:rFonts w:ascii="Palatino Linotype" w:hAnsi="Palatino Linotype" w:cs="Palatino Linotype"/>
+        </w:rPr>
+        <w:t>Each of those civilizations, Jack, was a chapter in the great history book of Earth. They appeared, shone brightly, and then faded, leaving behind lessons and imprints that sometimes we, those who come after, can only rediscover and decipher with great difficulty. What I have told you are just a few brief sketches, because the richness and diversity of those civilizations truly exceed our normal imagination.</w:t>
       </w:r>
     </w:p>
     <w:p>
@@ -3195,15 +3420,6 @@
           <w:rFonts w:ascii="Palatino Linotype" w:hAnsi="Palatino Linotype" w:cs="Palatino Linotype"/>
         </w:rPr>
       </w:pPr>
-    </w:p>
-    <w:p>
-      <w:pPr>
-        <w:pStyle w:val="NormalWeb"/>
-        <w:jc w:val="both"/>
-        <w:rPr>
-          <w:rFonts w:ascii="Palatino Linotype" w:hAnsi="Palatino Linotype" w:cs="Palatino Linotype"/>
-        </w:rPr>
-      </w:pPr>
       <w:r>
         <w:rPr>
           <w:rFonts w:ascii="Palatino Linotype" w:hAnsi="Palatino Linotype" w:cs="Palatino Linotype"/>
@@ -3225,38 +3441,24 @@
         <w:rPr>
           <w:rFonts w:ascii="Palatino Linotype" w:hAnsi="Palatino Linotype" w:cs="Palatino Linotype"/>
         </w:rPr>
-        <w:t>Yes, I just took out my iPad to do a quick calculation. If you take 200 million years and divide it by an average of 7,000 years, the result is about 28,600 civilization cycles that have passed...</w:t>
-      </w:r>
-    </w:p>
-    <w:p>
-      <w:pPr>
-        <w:pStyle w:val="NormalWeb"/>
-        <w:jc w:val="both"/>
-        <w:rPr>
-          <w:rFonts w:ascii="Palatino Linotype" w:hAnsi="Palatino Linotype" w:cs="Palatino Linotype"/>
-        </w:rPr>
-      </w:pPr>
-      <w:r>
-        <w:rPr>
-          <w:rFonts w:ascii="Palatino Linotype" w:hAnsi="Palatino Linotype" w:cs="Palatino Linotype"/>
-        </w:rPr>
-        <w:t>Can you give a general overview of these civilizations?</w:t>
-      </w:r>
-    </w:p>
-    <w:p>
-      <w:pPr>
-        <w:pStyle w:val="NormalWeb"/>
-        <w:jc w:val="both"/>
-        <w:rPr>
-          <w:rFonts w:ascii="Palatino Linotype" w:hAnsi="Palatino Linotype" w:cs="Palatino Linotype"/>
-        </w:rPr>
-      </w:pPr>
-      <w:r>
-        <w:rPr>
-          <w:rFonts w:ascii="Palatino Linotype" w:hAnsi="Palatino Linotype" w:cs="Palatino Linotype"/>
-          <w:b/>
-          <w:bCs/>
-        </w:rPr>
+        <w:t>You just mentioned giants, little people, and even merfolk under the sea... So, these might not be mere products of imagination from fairy tales...</w:t>
+      </w:r>
+    </w:p>
+    <w:p>
+      <w:pPr>
+        <w:pStyle w:val="NormalWeb"/>
+        <w:jc w:val="both"/>
+        <w:rPr>
+          <w:rFonts w:ascii="Palatino Linotype" w:hAnsi="Palatino Linotype" w:cs="Palatino Linotype"/>
+        </w:rPr>
+      </w:pPr>
+      <w:r>
+        <w:rPr>
+          <w:rFonts w:ascii="Palatino Linotype" w:hAnsi="Palatino Linotype" w:cs="Palatino Linotype"/>
+          <w:b/>
+          <w:bCs/>
+        </w:rPr>
+        <w:lastRenderedPageBreak/>
         <w:t>Mr. Mohan:</w:t>
       </w:r>
     </w:p>
@@ -3272,178 +3474,619 @@
         <w:rPr>
           <w:rFonts w:ascii="Palatino Linotype" w:hAnsi="Palatino Linotype" w:cs="Palatino Linotype"/>
         </w:rPr>
-        <w:t>(Mr. Mohan smiles gently at the number Jack Voss has just calculated. His smile is not one of mockery, but of understanding for humanity's effort to grasp the infinite with finite numbers.)</w:t>
-      </w:r>
-    </w:p>
-    <w:p>
-      <w:pPr>
-        <w:pStyle w:val="NormalWeb"/>
-        <w:jc w:val="both"/>
-        <w:rPr>
-          <w:rFonts w:ascii="Palatino Linotype" w:hAnsi="Palatino Linotype" w:cs="Palatino Linotype"/>
-        </w:rPr>
-      </w:pPr>
-      <w:r>
-        <w:rPr>
-          <w:rFonts w:ascii="Palatino Linotype" w:hAnsi="Palatino Linotype" w:cs="Palatino Linotype"/>
-        </w:rPr>
-        <w:t xml:space="preserve">The number you've just calculated, Jack, nearly thirty thousand cycles, is indeed a way for us to imagine the vastness of time and the countless ups and downs this Earth has been through. Of course, as we have said, the length of each cycle is not uniform; some are very short, while others last much longer than that average figure. </w:t>
-      </w:r>
+        <w:t>(Mr. Mohan listens attentively, then nods slightly with a deep understanding. His eyes seem to peer through the veil of time.)</w:t>
+      </w:r>
+    </w:p>
+    <w:p>
+      <w:pPr>
+        <w:pStyle w:val="NormalWeb"/>
+        <w:jc w:val="both"/>
+        <w:rPr>
+          <w:rFonts w:ascii="Palatino Linotype" w:hAnsi="Palatino Linotype" w:cs="Palatino Linotype"/>
+        </w:rPr>
+      </w:pPr>
+      <w:r>
+        <w:rPr>
+          <w:rFonts w:ascii="Palatino Linotype" w:hAnsi="Palatino Linotype" w:cs="Palatino Linotype"/>
+        </w:rPr>
+        <w:t>Yes, Jack. When we are young, we often hear fairy tales about giants, little people, or beautiful mermaids living at the bottom of the sea. Growing up, many of us tend to assume that these are just products of the rich imagination of the ancients, stories woven for entertainment or moral instruction.</w:t>
+      </w:r>
+    </w:p>
+    <w:p>
+      <w:pPr>
+        <w:pStyle w:val="NormalWeb"/>
+        <w:jc w:val="both"/>
+        <w:rPr>
+          <w:rFonts w:ascii="Palatino Linotype" w:hAnsi="Palatino Linotype" w:cs="Palatino Linotype"/>
+        </w:rPr>
+      </w:pPr>
+      <w:r>
+        <w:rPr>
+          <w:rFonts w:ascii="Palatino Linotype" w:hAnsi="Palatino Linotype" w:cs="Palatino Linotype"/>
+        </w:rPr>
+        <w:t>But according to what I "see" and have been "revealed," the truth is not quite like that. Many of those images, those characters that seem to exist only in fairy tales, actually have a real origin from past civilization cycles on this Earth.</w:t>
+      </w:r>
+    </w:p>
+    <w:p>
+      <w:pPr>
+        <w:pStyle w:val="NormalWeb"/>
+        <w:jc w:val="both"/>
+        <w:rPr>
+          <w:rFonts w:ascii="Palatino Linotype" w:hAnsi="Palatino Linotype" w:cs="Palatino Linotype"/>
+        </w:rPr>
+      </w:pPr>
+      <w:r>
+        <w:rPr>
+          <w:rFonts w:ascii="Palatino Linotype" w:hAnsi="Palatino Linotype" w:cs="Palatino Linotype"/>
+        </w:rPr>
+        <w:t>[ Mr. Mohan's voice becomes more assertive, yet remains calm. ]</w:t>
+      </w:r>
+    </w:p>
+    <w:p>
+      <w:pPr>
+        <w:pStyle w:val="NormalWeb"/>
+        <w:jc w:val="both"/>
+        <w:rPr>
+          <w:rFonts w:ascii="Palatino Linotype" w:hAnsi="Palatino Linotype" w:cs="Palatino Linotype"/>
+        </w:rPr>
+      </w:pPr>
+      <w:r>
+        <w:rPr>
+          <w:rFonts w:ascii="Palatino Linotype" w:hAnsi="Palatino Linotype" w:cs="Palatino Linotype"/>
+        </w:rPr>
+        <w:t>So that you can better envision that diversity, Jack, I would like to share a few sketches of some special human races that once existed and left a deep mark in previous civilization cycles.</w:t>
+      </w:r>
+    </w:p>
+    <w:p>
+      <w:pPr>
+        <w:pStyle w:val="NormalWeb"/>
+        <w:jc w:val="both"/>
+        <w:rPr>
+          <w:rFonts w:ascii="Palatino Linotype" w:hAnsi="Palatino Linotype" w:cs="Palatino Linotype"/>
+        </w:rPr>
+      </w:pPr>
+      <w:r>
+        <w:rPr>
+          <w:rFonts w:ascii="Palatino Linotype" w:hAnsi="Palatino Linotype" w:cs="Palatino Linotype"/>
+          <w:b/>
+          <w:bCs/>
+        </w:rPr>
+        <w:t>Regarding giants:</w:t>
+      </w:r>
+    </w:p>
+    <w:p>
+      <w:pPr>
+        <w:pStyle w:val="NormalWeb"/>
+        <w:jc w:val="both"/>
+        <w:rPr>
+          <w:rFonts w:ascii="Palatino Linotype" w:hAnsi="Palatino Linotype" w:cs="Palatino Linotype"/>
+        </w:rPr>
+      </w:pPr>
       <w:r>
         <w:rPr>
           <w:rFonts w:ascii="Palatino Linotype" w:hAnsi="Palatino Linotype" w:cs="Palatino Linotype"/>
         </w:rPr>
         <w:lastRenderedPageBreak/>
-        <w:t>The history of the universe and of life does not always follow our simple, linear calculations.</w:t>
-      </w:r>
-    </w:p>
-    <w:p>
-      <w:pPr>
-        <w:pStyle w:val="NormalWeb"/>
-        <w:jc w:val="both"/>
-        <w:rPr>
-          <w:rFonts w:ascii="Palatino Linotype" w:hAnsi="Palatino Linotype" w:cs="Palatino Linotype"/>
-        </w:rPr>
-      </w:pPr>
-      <w:r>
-        <w:rPr>
-          <w:rFonts w:ascii="Palatino Linotype" w:hAnsi="Palatino Linotype" w:cs="Palatino Linotype"/>
-        </w:rPr>
-        <w:t>[ Mr. Mohan pauses for a moment, looking out the window, where the Kathmandu night has fallen. His voice becomes deeper, as if reminiscing. ]</w:t>
-      </w:r>
-    </w:p>
-    <w:p>
-      <w:pPr>
-        <w:pStyle w:val="NormalWeb"/>
-        <w:jc w:val="both"/>
-        <w:rPr>
-          <w:rFonts w:ascii="Palatino Linotype" w:hAnsi="Palatino Linotype" w:cs="Palatino Linotype"/>
-        </w:rPr>
-      </w:pPr>
-      <w:r>
-        <w:rPr>
-          <w:rFonts w:ascii="Palatino Linotype" w:hAnsi="Palatino Linotype" w:cs="Palatino Linotype"/>
-        </w:rPr>
-        <w:t>In that long flow of history, there have indeed been countless civilizations that existed, each with its own characteristics, achievements, and lessons. It would probably take a very long time to recount them all, but I can share with you a few images, a few typical examples that I have "seen," civilizations that have left a deep impression on me.</w:t>
-      </w:r>
-    </w:p>
-    <w:p>
-      <w:pPr>
-        <w:pStyle w:val="NormalWeb"/>
-        <w:jc w:val="both"/>
-        <w:rPr>
-          <w:rFonts w:ascii="Palatino Linotype" w:hAnsi="Palatino Linotype" w:cs="Palatino Linotype"/>
-        </w:rPr>
-      </w:pPr>
-      <w:r>
-        <w:rPr>
-          <w:rFonts w:ascii="Palatino Linotype" w:hAnsi="Palatino Linotype" w:cs="Palatino Linotype"/>
-        </w:rPr>
-        <w:t>For instance, there was a time when giants truly walked this Earth. They were not deformed creatures or monsters, but a race of people with enormous stature, possibly many times taller than we are now. They had their own civilization, with colossal architectural works befitting their size. The large dinosaurs whose fossils paleontologists find today, Jack, in that era, some of them were merely pets or even mounts for these giants. Their civilization was also based on an understanding of energy and natural laws that we today have perhaps forgotten.</w:t>
-      </w:r>
-    </w:p>
-    <w:p>
-      <w:pPr>
-        <w:pStyle w:val="NormalWeb"/>
-        <w:jc w:val="both"/>
-        <w:rPr>
-          <w:rFonts w:ascii="Palatino Linotype" w:hAnsi="Palatino Linotype" w:cs="Palatino Linotype"/>
-        </w:rPr>
-      </w:pPr>
-      <w:r>
-        <w:rPr>
-          <w:rFonts w:ascii="Palatino Linotype" w:hAnsi="Palatino Linotype" w:cs="Palatino Linotype"/>
-        </w:rPr>
-        <w:t xml:space="preserve">Then there was another civilization, which did not focus on building massive material structures, but instead </w:t>
+        <w:t>They were not deformed creatures or mere legends. In many periods of Earth's history, especially in the First Great Cycle and even in the early stages of the Second Great Cycle, giants were truly a dominant race, a powerful civilization. Their stature, Jack, could be very diverse depending on the race and the era, but commonly they were three or four times, and some races were even five or six times, our average height today.</w:t>
+      </w:r>
+    </w:p>
+    <w:p>
+      <w:pPr>
+        <w:pStyle w:val="NormalWeb"/>
+        <w:jc w:val="both"/>
+        <w:rPr>
+          <w:rFonts w:ascii="Palatino Linotype" w:hAnsi="Palatino Linotype" w:cs="Palatino Linotype"/>
+        </w:rPr>
+      </w:pPr>
+      <w:r>
+        <w:rPr>
+          <w:rFonts w:ascii="Palatino Linotype" w:hAnsi="Palatino Linotype" w:cs="Palatino Linotype"/>
+        </w:rPr>
+        <w:t>Their civilization was also incredibly developed, but in a different direction. They had massive architectural works, cities built with giant stone blocks that make it hard for us to imagine today how they could have moved and assembled them without special abilities or technology. The large dinosaurs, the creatures whose fossils paleontologists find today, during the golden age of the giants, some of them were just like pets, domestic animals, or even means of transport, their mounts. You can imagine a giant riding on the back of a Brontosaurus or a Tyrannosaurus Rex just as we ride horses.</w:t>
+      </w:r>
+    </w:p>
+    <w:p>
+      <w:pPr>
+        <w:pStyle w:val="NormalWeb"/>
+        <w:jc w:val="both"/>
+        <w:rPr>
+          <w:rFonts w:ascii="Palatino Linotype" w:hAnsi="Palatino Linotype" w:cs="Palatino Linotype"/>
+        </w:rPr>
+      </w:pPr>
+      <w:r>
+        <w:rPr>
+          <w:rFonts w:ascii="Palatino Linotype" w:hAnsi="Palatino Linotype" w:cs="Palatino Linotype"/>
+        </w:rPr>
+        <w:t xml:space="preserve">They had a profound understanding of natural laws, of the energies of the Earth and the universe, not necessarily through complex machinery like ours. Their extraordinary physical strength was also accompanied by a very long lifespan, which could reach hundreds, even thousands of years in periods when morality was still pure. However, like other civilizations, when arrogance, complacency, and moral decay appeared, </w:t>
       </w:r>
       <w:r>
         <w:rPr>
           <w:rFonts w:ascii="Palatino Linotype" w:hAnsi="Palatino Linotype" w:cs="Palatino Linotype"/>
         </w:rPr>
         <w:lastRenderedPageBreak/>
-        <w:t>developed the ability to use sound and frequency to its peak. They could use sound to heal, to move heavy objects, to communicate over great distances, and even to affect the structure of matter. Their structures, if any, were often built by using frequency to shape stone or natural materials, creating architecture in absolute harmony with the surrounding environment.</w:t>
-      </w:r>
-    </w:p>
-    <w:p>
-      <w:pPr>
-        <w:pStyle w:val="NormalWeb"/>
-        <w:jc w:val="both"/>
-        <w:rPr>
-          <w:rFonts w:ascii="Palatino Linotype" w:hAnsi="Palatino Linotype" w:cs="Palatino Linotype"/>
-        </w:rPr>
-      </w:pPr>
-      <w:r>
-        <w:rPr>
-          <w:rFonts w:ascii="Palatino Linotype" w:hAnsi="Palatino Linotype" w:cs="Palatino Linotype"/>
-        </w:rPr>
-        <w:t>And there were also the mysterious civilizations under the ocean, like that of the merfolk, which we may have a chance to discuss in more detail…</w:t>
-      </w:r>
-    </w:p>
-    <w:p>
-      <w:pPr>
-        <w:pStyle w:val="NormalWeb"/>
-        <w:jc w:val="both"/>
-        <w:rPr>
-          <w:rFonts w:ascii="Palatino Linotype" w:hAnsi="Palatino Linotype" w:cs="Palatino Linotype"/>
-        </w:rPr>
-      </w:pPr>
-      <w:r>
-        <w:rPr>
-          <w:rFonts w:ascii="Palatino Linotype" w:hAnsi="Palatino Linotype" w:cs="Palatino Linotype"/>
-        </w:rPr>
-        <w:t>And of course, we cannot fail to mention civilizations like Atlantis, which we just spoke of, with their technologies based on crystals and light energy, but which then self-destructed due to the loss of morality.</w:t>
-      </w:r>
-    </w:p>
-    <w:p>
-      <w:pPr>
-        <w:pStyle w:val="NormalWeb"/>
-        <w:jc w:val="both"/>
-        <w:rPr>
-          <w:rFonts w:ascii="Palatino Linotype" w:hAnsi="Palatino Linotype" w:cs="Palatino Linotype"/>
-        </w:rPr>
-      </w:pPr>
-      <w:r>
-        <w:rPr>
-          <w:rFonts w:ascii="Palatino Linotype" w:hAnsi="Palatino Linotype" w:cs="Palatino Linotype"/>
-        </w:rPr>
-        <w:t>There were also periods when many different human races, with different appearances, skin colors, and abilities, coexisted peacefully on a vast land, creating a diverse and rich society. Each race had its own strengths, contributing to the overall development of the community.</w:t>
-      </w:r>
-    </w:p>
-    <w:p>
-      <w:pPr>
-        <w:pStyle w:val="NormalWeb"/>
-        <w:jc w:val="both"/>
-        <w:rPr>
-          <w:rFonts w:ascii="Palatino Linotype" w:hAnsi="Palatino Linotype" w:cs="Palatino Linotype"/>
-        </w:rPr>
-      </w:pPr>
-      <w:r>
-        <w:rPr>
-          <w:rFonts w:ascii="Palatino Linotype" w:hAnsi="Palatino Linotype" w:cs="Palatino Linotype"/>
-        </w:rPr>
-        <w:t>[ Mr. Mohan pauses, smiling lightly. ]</w:t>
-      </w:r>
-    </w:p>
-    <w:p>
-      <w:pPr>
-        <w:pStyle w:val="NormalWeb"/>
-        <w:jc w:val="both"/>
-        <w:rPr>
-          <w:rFonts w:ascii="Palatino Linotype" w:hAnsi="Palatino Linotype" w:cs="Palatino Linotype"/>
-        </w:rPr>
-      </w:pPr>
-      <w:r>
-        <w:rPr>
-          <w:rFonts w:ascii="Palatino Linotype" w:hAnsi="Palatino Linotype" w:cs="Palatino Linotype"/>
-        </w:rPr>
-        <w:t xml:space="preserve">Each of those civilizations, Jack, was a chapter in the great history book of Earth. They appeared, shone brightly, and then faded, leaving behind lessons and </w:t>
+        <w:t>they too could not escape the law of formation-stasis-degeneration-destruction. Traces of them today may remain in the form of rare giant skeletons found in some places, or mysterious megalithic structures that science has yet to fully explain.</w:t>
+      </w:r>
+    </w:p>
+    <w:p>
+      <w:pPr>
+        <w:pStyle w:val="NormalWeb"/>
+        <w:jc w:val="both"/>
+        <w:rPr>
+          <w:rFonts w:ascii="Palatino Linotype" w:hAnsi="Palatino Linotype" w:cs="Palatino Linotype"/>
+        </w:rPr>
+      </w:pPr>
+      <w:r>
+        <w:rPr>
+          <w:rFonts w:ascii="Palatino Linotype" w:hAnsi="Palatino Linotype" w:cs="Palatino Linotype"/>
+          <w:b/>
+          <w:bCs/>
+        </w:rPr>
+        <w:t>Regarding little people:</w:t>
+      </w:r>
+    </w:p>
+    <w:p>
+      <w:pPr>
+        <w:pStyle w:val="NormalWeb"/>
+        <w:jc w:val="both"/>
+        <w:rPr>
+          <w:rFonts w:ascii="Palatino Linotype" w:hAnsi="Palatino Linotype" w:cs="Palatino Linotype"/>
+        </w:rPr>
+      </w:pPr>
+      <w:r>
+        <w:rPr>
+          <w:rFonts w:ascii="Palatino Linotype" w:hAnsi="Palatino Linotype" w:cs="Palatino Linotype"/>
+        </w:rPr>
+        <w:t>Just like giants, little people are not just products of imagination in fairy tales. They were a real race, existing concurrently or in different civilization cycles from giants and races of our size. Their size was also varied; some races were only a few dozen centimeters tall, while others were the height of a small child.</w:t>
+      </w:r>
+    </w:p>
+    <w:p>
+      <w:pPr>
+        <w:pStyle w:val="NormalWeb"/>
+        <w:jc w:val="both"/>
+        <w:rPr>
+          <w:rFonts w:ascii="Palatino Linotype" w:hAnsi="Palatino Linotype" w:cs="Palatino Linotype"/>
+        </w:rPr>
+      </w:pPr>
+      <w:r>
+        <w:rPr>
+          <w:rFonts w:ascii="Palatino Linotype" w:hAnsi="Palatino Linotype" w:cs="Palatino Linotype"/>
+        </w:rPr>
+        <w:t>They often lived hidden, in harmony with nature, in dense forests, deep caves, or secluded valleys, places that larger-sized humans could hardly access or would not notice. They had their own world, their own way of life, with special skills to survive and thrive in their environment. They may have had the ability to communicate with animals and plants, knowledge of various herbs, and possessed subtle spiritual abilities that we have lost.</w:t>
+      </w:r>
+    </w:p>
+    <w:p>
+      <w:pPr>
+        <w:pStyle w:val="NormalWeb"/>
+        <w:jc w:val="both"/>
+        <w:rPr>
+          <w:rFonts w:ascii="Palatino Linotype" w:hAnsi="Palatino Linotype" w:cs="Palatino Linotype"/>
+        </w:rPr>
+      </w:pPr>
+      <w:r>
+        <w:rPr>
+          <w:rFonts w:ascii="Palatino Linotype" w:hAnsi="Palatino Linotype" w:cs="Palatino Linotype"/>
+        </w:rPr>
+        <w:t xml:space="preserve">The civilization of the little people often did not leave behind massive material structures, but focused mainly on the development of spiritual life and harmony with nature. The stories of "sprites," "forest elves," or </w:t>
       </w:r>
       <w:r>
         <w:rPr>
           <w:rFonts w:ascii="Palatino Linotype" w:hAnsi="Palatino Linotype" w:cs="Palatino Linotype"/>
         </w:rPr>
         <w:lastRenderedPageBreak/>
-        <w:t>imprints that sometimes we, those who come after, can only rediscover and decipher with great difficulty. What I have told you are just a few brief sketches, because the richness and diversity of those civilizations truly exceed our normal imagination.</w:t>
+        <w:t>"dwarves" in the mythology of many peoples may be the vague memories left of this race. And as I have once revealed, even in recent times, there have been reports and accounts of the appearance of little people in some remote parts of the world, though very rare and difficult to verify.</w:t>
+      </w:r>
+    </w:p>
+    <w:p>
+      <w:pPr>
+        <w:pStyle w:val="NormalWeb"/>
+        <w:jc w:val="both"/>
+        <w:rPr>
+          <w:rFonts w:ascii="Palatino Linotype" w:hAnsi="Palatino Linotype" w:cs="Palatino Linotype"/>
+        </w:rPr>
+      </w:pPr>
+      <w:r>
+        <w:rPr>
+          <w:rFonts w:ascii="Palatino Linotype" w:hAnsi="Palatino Linotype" w:cs="Palatino Linotype"/>
+          <w:b/>
+          <w:bCs/>
+        </w:rPr>
+        <w:t>As for "merfolk" or beings living underwater, the story is more complex:</w:t>
+      </w:r>
+    </w:p>
+    <w:p>
+      <w:pPr>
+        <w:pStyle w:val="NormalWeb"/>
+        <w:jc w:val="both"/>
+        <w:rPr>
+          <w:rFonts w:ascii="Palatino Linotype" w:hAnsi="Palatino Linotype" w:cs="Palatino Linotype"/>
+        </w:rPr>
+      </w:pPr>
+      <w:r>
+        <w:rPr>
+          <w:rFonts w:ascii="Palatino Linotype" w:hAnsi="Palatino Linotype" w:cs="Palatino Linotype"/>
+        </w:rPr>
+        <w:t>According to what I "see," they were indeed a race, or several different races, that existed and developed unique civilizations under the oceans of this Earth through many historical cycles.</w:t>
+      </w:r>
+    </w:p>
+    <w:p>
+      <w:pPr>
+        <w:pStyle w:val="NormalWeb"/>
+        <w:jc w:val="both"/>
+        <w:rPr>
+          <w:rFonts w:ascii="Palatino Linotype" w:hAnsi="Palatino Linotype" w:cs="Palatino Linotype"/>
+        </w:rPr>
+      </w:pPr>
+    </w:p>
+    <w:p>
+      <w:pPr>
+        <w:pStyle w:val="NormalWeb"/>
+        <w:jc w:val="both"/>
+        <w:rPr>
+          <w:rFonts w:ascii="Palatino Linotype" w:hAnsi="Palatino Linotype" w:cs="Palatino Linotype"/>
+        </w:rPr>
+      </w:pPr>
+    </w:p>
+    <w:p>
+      <w:pPr>
+        <w:pStyle w:val="NormalWeb"/>
+        <w:jc w:val="both"/>
+        <w:rPr>
+          <w:rFonts w:ascii="Palatino Linotype" w:hAnsi="Palatino Linotype" w:cs="Palatino Linotype"/>
+          <w:b/>
+          <w:bCs/>
+        </w:rPr>
+      </w:pPr>
+      <w:r>
+        <w:rPr>
+          <w:rFonts w:ascii="Palatino Linotype" w:hAnsi="Palatino Linotype" w:cs="Palatino Linotype"/>
+          <w:b/>
+          <w:bCs/>
+        </w:rPr>
+        <w:t>THE MYSTERIOUS WORLD OF MERFOLK BENEATH THE OCEAN</w:t>
+      </w:r>
+    </w:p>
+    <w:p>
+      <w:pPr>
+        <w:pStyle w:val="NormalWeb"/>
+        <w:jc w:val="both"/>
+        <w:rPr>
+          <w:rFonts w:ascii="Palatino Linotype" w:hAnsi="Palatino Linotype" w:cs="Palatino Linotype"/>
+        </w:rPr>
+      </w:pPr>
+      <w:r>
+        <w:rPr>
+          <w:rFonts w:ascii="Palatino Linotype" w:hAnsi="Palatino Linotype" w:cs="Palatino Linotype"/>
+          <w:b/>
+          <w:bCs/>
+        </w:rPr>
+        <w:t>The origin and differences of merfolk races:</w:t>
+      </w:r>
+    </w:p>
+    <w:p>
+      <w:pPr>
+        <w:pStyle w:val="NormalWeb"/>
+        <w:jc w:val="both"/>
+        <w:rPr>
+          <w:rFonts w:ascii="Palatino Linotype" w:hAnsi="Palatino Linotype" w:cs="Palatino Linotype"/>
+        </w:rPr>
+      </w:pPr>
+      <w:r>
+        <w:rPr>
+          <w:rFonts w:ascii="Palatino Linotype" w:hAnsi="Palatino Linotype" w:cs="Palatino Linotype"/>
+        </w:rPr>
+        <w:t>The existence of merfolk is not a singular phenomenon; there are many different types, appearing at different times, and they may have different origins.</w:t>
+      </w:r>
+    </w:p>
+    <w:p>
+      <w:pPr>
+        <w:pStyle w:val="NormalWeb"/>
+        <w:jc w:val="both"/>
+        <w:rPr>
+          <w:rFonts w:ascii="Palatino Linotype" w:hAnsi="Palatino Linotype" w:cs="Palatino Linotype"/>
+        </w:rPr>
+      </w:pPr>
+      <w:r>
+        <w:rPr>
+          <w:rFonts w:ascii="Palatino Linotype" w:hAnsi="Palatino Linotype" w:cs="Palatino Linotype"/>
+        </w:rPr>
+        <w:lastRenderedPageBreak/>
+        <w:t>There are races of merfolk that are the result of the gradual adaptation of a portion of land-dwelling humans to the aquatic environment over thousands, even tens of thousands of years, possibly due to geological changes that submerged the land, or because they actively sought a new life under the sea.</w:t>
+      </w:r>
+    </w:p>
+    <w:p>
+      <w:pPr>
+        <w:pStyle w:val="NormalWeb"/>
+        <w:jc w:val="both"/>
+        <w:rPr>
+          <w:rFonts w:ascii="Palatino Linotype" w:hAnsi="Palatino Linotype" w:cs="Palatino Linotype"/>
+        </w:rPr>
+      </w:pPr>
+      <w:r>
+        <w:rPr>
+          <w:rFonts w:ascii="Palatino Linotype" w:hAnsi="Palatino Linotype" w:cs="Palatino Linotype"/>
+        </w:rPr>
+        <w:t>There are also races of merfolk that were specially created by the Gods, with physical characteristics and abilities suited from the beginning to live and develop a civilization underwater. They were entrusted with special missions, perhaps to protect the ecological balance of the ocean, or to preserve some ancient knowledge.</w:t>
+      </w:r>
+    </w:p>
+    <w:p>
+      <w:pPr>
+        <w:pStyle w:val="NormalWeb"/>
+        <w:jc w:val="both"/>
+        <w:rPr>
+          <w:rFonts w:ascii="Palatino Linotype" w:hAnsi="Palatino Linotype" w:cs="Palatino Linotype"/>
+        </w:rPr>
+      </w:pPr>
+      <w:r>
+        <w:rPr>
+          <w:rFonts w:ascii="Palatino Linotype" w:hAnsi="Palatino Linotype" w:cs="Palatino Linotype"/>
+          <w:b/>
+          <w:bCs/>
+        </w:rPr>
+        <w:t>What is their appearance?</w:t>
+      </w:r>
+    </w:p>
+    <w:p>
+      <w:pPr>
+        <w:pStyle w:val="NormalWeb"/>
+        <w:jc w:val="both"/>
+        <w:rPr>
+          <w:rFonts w:ascii="Palatino Linotype" w:hAnsi="Palatino Linotype" w:cs="Palatino Linotype"/>
+        </w:rPr>
+      </w:pPr>
+      <w:r>
+        <w:rPr>
+          <w:rFonts w:ascii="Palatino Linotype" w:hAnsi="Palatino Linotype" w:cs="Palatino Linotype"/>
+        </w:rPr>
+        <w:t>Their appearance is also very diverse, not limited to the image of half-human, half-fish with a scaly tail that we usually imagine.</w:t>
+      </w:r>
+    </w:p>
+    <w:p>
+      <w:pPr>
+        <w:pStyle w:val="NormalWeb"/>
+        <w:jc w:val="both"/>
+        <w:rPr>
+          <w:rFonts w:ascii="Palatino Linotype" w:hAnsi="Palatino Linotype" w:cs="Palatino Linotype"/>
+        </w:rPr>
+      </w:pPr>
+      <w:r>
+        <w:rPr>
+          <w:rFonts w:ascii="Palatino Linotype" w:hAnsi="Palatino Linotype" w:cs="Palatino Linotype"/>
+        </w:rPr>
+        <w:t xml:space="preserve">The most common type, closest to the descriptions in legends, are those with an upper body like a human—with a face, hands, and long hair often in special colors like moss green, sea blue, or even metallic sheens—but from the hips down is a powerful, flexible fish tail, covered in shimmering scales of various colors. They might have webbing between their fingers and toes (if </w:t>
+      </w:r>
+      <w:r>
+        <w:rPr>
+          <w:rFonts w:ascii="Palatino Linotype" w:hAnsi="Palatino Linotype" w:cs="Palatino Linotype"/>
+        </w:rPr>
+        <w:lastRenderedPageBreak/>
+        <w:t>any) and gills on the sides of their neck or behind their ears to breathe underwater.</w:t>
+      </w:r>
+    </w:p>
+    <w:p>
+      <w:pPr>
+        <w:pStyle w:val="NormalWeb"/>
+        <w:jc w:val="both"/>
+        <w:rPr>
+          <w:rFonts w:ascii="Palatino Linotype" w:hAnsi="Palatino Linotype" w:cs="Palatino Linotype"/>
+        </w:rPr>
+      </w:pPr>
+      <w:r>
+        <w:rPr>
+          <w:rFonts w:ascii="Palatino Linotype" w:hAnsi="Palatino Linotype" w:cs="Palatino Linotype"/>
+        </w:rPr>
+        <w:t>Some other races may have a more human-like appearance, but their skin has a special structure, smooth and capable of direct gas exchange with the water. They may not have a distinct fish tail, but their legs could transform into large fins when swimming, or they might use special assistive tools to move.</w:t>
+      </w:r>
+    </w:p>
+    <w:p>
+      <w:pPr>
+        <w:pStyle w:val="NormalWeb"/>
+        <w:jc w:val="both"/>
+        <w:rPr>
+          <w:rFonts w:ascii="Palatino Linotype" w:hAnsi="Palatino Linotype" w:cs="Palatino Linotype"/>
+        </w:rPr>
+      </w:pPr>
+      <w:r>
+        <w:rPr>
+          <w:rFonts w:ascii="Palatino Linotype" w:hAnsi="Palatino Linotype" w:cs="Palatino Linotype"/>
+        </w:rPr>
+        <w:t>There are also records of marine beings with high intelligence but with a form more similar to marine animals than humans, for example, forms of dolphins or whales with the ability for complex communication and building societies.</w:t>
+      </w:r>
+    </w:p>
+    <w:p>
+      <w:pPr>
+        <w:pStyle w:val="NormalWeb"/>
+        <w:jc w:val="both"/>
+        <w:rPr>
+          <w:rFonts w:ascii="Palatino Linotype" w:hAnsi="Palatino Linotype" w:cs="Palatino Linotype"/>
+        </w:rPr>
+      </w:pPr>
+      <w:r>
+        <w:rPr>
+          <w:rFonts w:ascii="Palatino Linotype" w:hAnsi="Palatino Linotype" w:cs="Palatino Linotype"/>
+          <w:b/>
+          <w:bCs/>
+        </w:rPr>
+        <w:t>The civilization of the merfolk is often very different from land-based civilizations.</w:t>
+      </w:r>
+    </w:p>
+    <w:p>
+      <w:pPr>
+        <w:pStyle w:val="NormalWeb"/>
+        <w:jc w:val="both"/>
+        <w:rPr>
+          <w:rFonts w:ascii="Palatino Linotype" w:hAnsi="Palatino Linotype" w:cs="Palatino Linotype"/>
+        </w:rPr>
+      </w:pPr>
+      <w:r>
+        <w:rPr>
+          <w:rFonts w:ascii="Palatino Linotype" w:hAnsi="Palatino Linotype" w:cs="Palatino Linotype"/>
+        </w:rPr>
+        <w:t>They build magnificent cities at the bottom of the ocean, often using natural materials like coral, luminous stone, or special minerals found only in the deep sea. These cities might be designed in harmony with the surrounding environment, using natural light from bioluminescent organisms or geothermal energy sources.</w:t>
+      </w:r>
+    </w:p>
+    <w:p>
+      <w:pPr>
+        <w:pStyle w:val="NormalWeb"/>
+        <w:jc w:val="both"/>
+        <w:rPr>
+          <w:rFonts w:ascii="Palatino Linotype" w:hAnsi="Palatino Linotype" w:cs="Palatino Linotype"/>
+        </w:rPr>
+      </w:pPr>
+      <w:r>
+        <w:rPr>
+          <w:rFonts w:ascii="Palatino Linotype" w:hAnsi="Palatino Linotype" w:cs="Palatino Linotype"/>
+        </w:rPr>
+        <w:t xml:space="preserve">They can harness energy from ocean currents, from the temperature differences in seawater, or use a form of crystal energy similar to the Atlanteans but adapted for </w:t>
+      </w:r>
+      <w:r>
+        <w:rPr>
+          <w:rFonts w:ascii="Palatino Linotype" w:hAnsi="Palatino Linotype" w:cs="Palatino Linotype"/>
+        </w:rPr>
+        <w:lastRenderedPageBreak/>
+        <w:t>the aquatic environment. Their technology may not focus on heavy mechanical machinery, but rather on biotechnology, the ability to control sound, frequency, and natural energy flows. They can "cultivate" tools, building materials, or even vehicles from marine organisms or plants.</w:t>
+      </w:r>
+    </w:p>
+    <w:p>
+      <w:pPr>
+        <w:pStyle w:val="NormalWeb"/>
+        <w:jc w:val="both"/>
+        <w:rPr>
+          <w:rFonts w:ascii="Palatino Linotype" w:hAnsi="Palatino Linotype" w:cs="Palatino Linotype"/>
+        </w:rPr>
+      </w:pPr>
+      <w:r>
+        <w:rPr>
+          <w:rFonts w:ascii="Palatino Linotype" w:hAnsi="Palatino Linotype" w:cs="Palatino Linotype"/>
+        </w:rPr>
+        <w:t>Many merfolk races possess subtle spiritual abilities, the ability to communicate via telepathy, the ability to heal with energy, or the ability to sense and predict changes in the marine environment. They have a very close connection with other marine creatures and can communicate and cooperate with them.</w:t>
+      </w:r>
+    </w:p>
+    <w:p>
+      <w:pPr>
+        <w:pStyle w:val="NormalWeb"/>
+        <w:jc w:val="both"/>
+        <w:rPr>
+          <w:rFonts w:ascii="Palatino Linotype" w:hAnsi="Palatino Linotype" w:cs="Palatino Linotype"/>
+        </w:rPr>
+      </w:pPr>
+      <w:r>
+        <w:rPr>
+          <w:rFonts w:ascii="Palatino Linotype" w:hAnsi="Palatino Linotype" w:cs="Palatino Linotype"/>
+        </w:rPr>
+        <w:t>In history, there have been periods when merfolk and land-dwellers had exchanges, even cooperation. However, there were also times of conflict or misunderstanding. In general, merfolk tend to stay away from the noise and turmoil of the land world, especially when they notice the moral decline or environmentally destructive actions of humans. They cherish the peace and beauty of the ocean.</w:t>
+      </w:r>
+    </w:p>
+    <w:p>
+      <w:pPr>
+        <w:pStyle w:val="NormalWeb"/>
+        <w:jc w:val="both"/>
+        <w:rPr>
+          <w:rFonts w:ascii="Palatino Linotype" w:hAnsi="Palatino Linotype" w:cs="Palatino Linotype"/>
+        </w:rPr>
+      </w:pPr>
+      <w:r>
+        <w:rPr>
+          <w:rFonts w:ascii="Palatino Linotype" w:hAnsi="Palatino Linotype" w:cs="Palatino Linotype"/>
+        </w:rPr>
+        <w:t>Like other civilizations, merfolk also go through cycles of formation-stasis-degeneration-destruction. There have been merfolk civilizations that were once very magnificent and then declined. Merfolk, like humans on land, also have souls and undergo reincarnation.</w:t>
+      </w:r>
+    </w:p>
+    <w:p>
+      <w:pPr>
+        <w:pStyle w:val="NormalWeb"/>
+        <w:jc w:val="both"/>
+        <w:rPr>
+          <w:rFonts w:ascii="Palatino Linotype" w:hAnsi="Palatino Linotype" w:cs="Palatino Linotype"/>
+        </w:rPr>
+      </w:pPr>
+      <w:r>
+        <w:rPr>
+          <w:rFonts w:ascii="Palatino Linotype" w:hAnsi="Palatino Linotype" w:cs="Palatino Linotype"/>
+        </w:rPr>
+        <w:lastRenderedPageBreak/>
+        <w:t>I "see" moving stories, such as "The Mermaid's Wish," which tells of a mermaid who carries a deep vow from many past lives, related to searching for something or waiting for someone from the land world, and their soul continues to reincarnate in the form of a mermaid until that wish is fulfilled.</w:t>
+      </w:r>
+    </w:p>
+    <w:p>
+      <w:pPr>
+        <w:pStyle w:val="NormalWeb"/>
+        <w:jc w:val="both"/>
+        <w:rPr>
+          <w:rFonts w:ascii="Palatino Linotype" w:hAnsi="Palatino Linotype" w:cs="Palatino Linotype"/>
+        </w:rPr>
+      </w:pPr>
+      <w:r>
+        <w:rPr>
+          <w:rFonts w:ascii="Palatino Linotype" w:hAnsi="Palatino Linotype" w:cs="Palatino Linotype"/>
+        </w:rPr>
+        <w:t>This may surprise many, but from what I know, even in the present era, there are still communities of merfolk living hidden in the deep seas, in areas that we humans have not yet fully explored. Their numbers may not be as large as before, perhaps only around ten thousand people worldwide, and they are very cautious about avoiding contact with our modern civilization, as they are aware of the risks and the vast differences in life philosophies.</w:t>
+      </w:r>
+    </w:p>
+    <w:p>
+      <w:pPr>
+        <w:pStyle w:val="NormalWeb"/>
+        <w:jc w:val="both"/>
+        <w:rPr>
+          <w:rFonts w:ascii="Palatino Linotype" w:hAnsi="Palatino Linotype" w:cs="Palatino Linotype"/>
+        </w:rPr>
+      </w:pPr>
+      <w:r>
+        <w:rPr>
+          <w:rFonts w:ascii="Palatino Linotype" w:hAnsi="Palatino Linotype" w:cs="Palatino Linotype"/>
+        </w:rPr>
+        <w:t>The world beneath the ocean, Jack, also holds countless secrets and wondrous life forms that we have only touched a very small part of. Merfolk are part of that diverse and rich tapestry.</w:t>
+      </w:r>
+    </w:p>
+    <w:p>
+      <w:pPr>
+        <w:pStyle w:val="NormalWeb"/>
+        <w:jc w:val="both"/>
+        <w:rPr>
+          <w:rFonts w:ascii="Palatino Linotype" w:hAnsi="Palatino Linotype" w:cs="Palatino Linotype"/>
+        </w:rPr>
+      </w:pPr>
+      <w:r>
+        <w:rPr>
+          <w:rFonts w:ascii="Palatino Linotype" w:hAnsi="Palatino Linotype" w:cs="Palatino Linotype"/>
+        </w:rPr>
+        <w:t>[ Mr. Mohan looks at Jack with a profound gaze. ]</w:t>
+      </w:r>
+    </w:p>
+    <w:p>
+      <w:pPr>
+        <w:pStyle w:val="NormalWeb"/>
+        <w:jc w:val="both"/>
+        <w:rPr>
+          <w:rFonts w:ascii="Palatino Linotype" w:hAnsi="Palatino Linotype" w:cs="Palatino Linotype"/>
+        </w:rPr>
+      </w:pPr>
+      <w:r>
+        <w:rPr>
+          <w:rFonts w:ascii="Palatino Linotype" w:hAnsi="Palatino Linotype" w:cs="Palatino Linotype"/>
+        </w:rPr>
+        <w:t xml:space="preserve">You see, human imagination is sometimes not an entirely new creation, but a recollection, vague memories, images left in the collective subconscious of humanity about what once existed, what once took place. Fairy tales, myths, if we look at them from a different perspective, </w:t>
+      </w:r>
+      <w:r>
+        <w:rPr>
+          <w:rFonts w:ascii="Palatino Linotype" w:hAnsi="Palatino Linotype" w:cs="Palatino Linotype"/>
+        </w:rPr>
+        <w:lastRenderedPageBreak/>
+        <w:t>may be the very doors that open up for us a part of the truth about the diverse and miraculous history of life on this Earth.</w:t>
+      </w:r>
+    </w:p>
+    <w:p>
+      <w:pPr>
+        <w:pStyle w:val="NormalWeb"/>
+        <w:jc w:val="both"/>
+        <w:rPr>
+          <w:rFonts w:ascii="Palatino Linotype" w:hAnsi="Palatino Linotype" w:cs="Palatino Linotype"/>
+        </w:rPr>
+      </w:pPr>
+      <w:r>
+        <w:rPr>
+          <w:rFonts w:ascii="Palatino Linotype" w:hAnsi="Palatino Linotype" w:cs="Palatino Linotype"/>
+        </w:rPr>
+        <w:t>The Creator, in His infinite creativity, has created all manner of beings, and our history is much richer than we often think.</w:t>
       </w:r>
     </w:p>
     <w:p>
@@ -3490,7 +4133,7 @@
         <w:rPr>
           <w:rFonts w:ascii="Palatino Linotype" w:hAnsi="Palatino Linotype" w:cs="Palatino Linotype"/>
         </w:rPr>
-        <w:t>You just mentioned giants, little people, and even merfolk under the sea... So, these might not be mere products of imagination from fairy tales...</w:t>
+        <w:t>The races of people you have just described are truly astonishing. Among the civilizations that have passed, is there any that was particularly magnificent or left a profound lesson that you would like to share more about?</w:t>
       </w:r>
     </w:p>
     <w:p>
@@ -3522,175 +4165,119 @@
         <w:rPr>
           <w:rFonts w:ascii="Palatino Linotype" w:hAnsi="Palatino Linotype" w:cs="Palatino Linotype"/>
         </w:rPr>
-        <w:t>(Mr. Mohan listens attentively, then nods slightly with a deep understanding. His eyes seem to peer through the veil of time.)</w:t>
-      </w:r>
-    </w:p>
-    <w:p>
-      <w:pPr>
-        <w:pStyle w:val="NormalWeb"/>
-        <w:jc w:val="both"/>
-        <w:rPr>
-          <w:rFonts w:ascii="Palatino Linotype" w:hAnsi="Palatino Linotype" w:cs="Palatino Linotype"/>
-        </w:rPr>
-      </w:pPr>
-      <w:r>
-        <w:rPr>
-          <w:rFonts w:ascii="Palatino Linotype" w:hAnsi="Palatino Linotype" w:cs="Palatino Linotype"/>
-        </w:rPr>
-        <w:t>Yes, Jack. When we are young, we often hear fairy tales about giants, little people, or beautiful mermaids living at the bottom of the sea. Growing up, many of us tend to assume that these are just products of the rich imagination of the ancients, stories woven for entertainment or moral instruction.</w:t>
-      </w:r>
-    </w:p>
-    <w:p>
-      <w:pPr>
-        <w:pStyle w:val="NormalWeb"/>
-        <w:jc w:val="both"/>
-        <w:rPr>
-          <w:rFonts w:ascii="Palatino Linotype" w:hAnsi="Palatino Linotype" w:cs="Palatino Linotype"/>
-        </w:rPr>
-      </w:pPr>
-      <w:r>
-        <w:rPr>
-          <w:rFonts w:ascii="Palatino Linotype" w:hAnsi="Palatino Linotype" w:cs="Palatino Linotype"/>
-        </w:rPr>
-        <w:t xml:space="preserve">But according to what I "see" and have been "revealed," the truth is not quite like that. Many of those images, </w:t>
-      </w:r>
+        <w:t>(Mr. Mohan nods slightly, a brief hint of surprise in his eyes before they quickly return to a contemplative state, as if rearranging the "folders" of his memory is a familiar task.)</w:t>
+      </w:r>
+    </w:p>
+    <w:p>
+      <w:pPr>
+        <w:pStyle w:val="NormalWeb"/>
+        <w:jc w:val="both"/>
+        <w:rPr>
+          <w:rFonts w:ascii="Palatino Linotype" w:hAnsi="Palatino Linotype" w:cs="Palatino Linotype"/>
+        </w:rPr>
+      </w:pPr>
+      <w:r>
+        <w:rPr>
+          <w:rFonts w:ascii="Palatino Linotype" w:hAnsi="Palatino Linotype" w:cs="Palatino Linotype"/>
+        </w:rPr>
+        <w:t>Yes. When the streams of memory return, sometimes the details of time and sequence need to be rearranged for accuracy…</w:t>
+      </w:r>
+    </w:p>
+    <w:p>
+      <w:pPr>
+        <w:pStyle w:val="NormalWeb"/>
+        <w:jc w:val="both"/>
+        <w:rPr>
+          <w:rFonts w:ascii="Palatino Linotype" w:hAnsi="Palatino Linotype" w:cs="Palatino Linotype"/>
+        </w:rPr>
+      </w:pPr>
       <w:r>
         <w:rPr>
           <w:rFonts w:ascii="Palatino Linotype" w:hAnsi="Palatino Linotype" w:cs="Palatino Linotype"/>
         </w:rPr>
         <w:lastRenderedPageBreak/>
-        <w:t>those characters that seem to exist only in fairy tales, actually have a real origin from past civilization cycles on this Earth.</w:t>
-      </w:r>
-    </w:p>
-    <w:p>
-      <w:pPr>
-        <w:pStyle w:val="NormalWeb"/>
-        <w:jc w:val="both"/>
-        <w:rPr>
-          <w:rFonts w:ascii="Palatino Linotype" w:hAnsi="Palatino Linotype" w:cs="Palatino Linotype"/>
-        </w:rPr>
-      </w:pPr>
-      <w:r>
-        <w:rPr>
-          <w:rFonts w:ascii="Palatino Linotype" w:hAnsi="Palatino Linotype" w:cs="Palatino Linotype"/>
-        </w:rPr>
-        <w:t>[ Mr. Mohan's voice becomes more assertive, yet remains calm. ]</w:t>
-      </w:r>
-    </w:p>
-    <w:p>
-      <w:pPr>
-        <w:pStyle w:val="NormalWeb"/>
-        <w:jc w:val="both"/>
-        <w:rPr>
-          <w:rFonts w:ascii="Palatino Linotype" w:hAnsi="Palatino Linotype" w:cs="Palatino Linotype"/>
-        </w:rPr>
-      </w:pPr>
-      <w:r>
-        <w:rPr>
-          <w:rFonts w:ascii="Palatino Linotype" w:hAnsi="Palatino Linotype" w:cs="Palatino Linotype"/>
-        </w:rPr>
-        <w:t>So that you can better envision that diversity, Jack, I would like to share a few sketches of some special human races that once existed and left a deep mark in previous civilization cycles.</w:t>
-      </w:r>
-    </w:p>
-    <w:p>
-      <w:pPr>
-        <w:pStyle w:val="NormalWeb"/>
-        <w:jc w:val="both"/>
-        <w:rPr>
-          <w:rFonts w:ascii="Palatino Linotype" w:hAnsi="Palatino Linotype" w:cs="Palatino Linotype"/>
-        </w:rPr>
-      </w:pPr>
-      <w:r>
-        <w:rPr>
-          <w:rFonts w:ascii="Palatino Linotype" w:hAnsi="Palatino Linotype" w:cs="Palatino Linotype"/>
-          <w:b/>
-          <w:bCs/>
-        </w:rPr>
-        <w:t>Regarding giants:</w:t>
-      </w:r>
-    </w:p>
-    <w:p>
-      <w:pPr>
-        <w:pStyle w:val="NormalWeb"/>
-        <w:jc w:val="both"/>
-        <w:rPr>
-          <w:rFonts w:ascii="Palatino Linotype" w:hAnsi="Palatino Linotype" w:cs="Palatino Linotype"/>
-        </w:rPr>
-      </w:pPr>
-      <w:r>
-        <w:rPr>
-          <w:rFonts w:ascii="Palatino Linotype" w:hAnsi="Palatino Linotype" w:cs="Palatino Linotype"/>
-        </w:rPr>
-        <w:t>They were not deformed creatures or mere legends. In many periods of Earth's history, especially in the First Great Cycle and even in the early stages of the Second Great Cycle, giants were truly a dominant race, a powerful civilization. Their stature, Jack, could be very diverse depending on the race and the era, but commonly they were three or four times, and some races were even five or six times, our average height today.</w:t>
-      </w:r>
-    </w:p>
-    <w:p>
-      <w:pPr>
-        <w:pStyle w:val="NormalWeb"/>
-        <w:jc w:val="both"/>
-        <w:rPr>
-          <w:rFonts w:ascii="Palatino Linotype" w:hAnsi="Palatino Linotype" w:cs="Palatino Linotype"/>
-        </w:rPr>
-      </w:pPr>
-      <w:r>
-        <w:rPr>
-          <w:rFonts w:ascii="Palatino Linotype" w:hAnsi="Palatino Linotype" w:cs="Palatino Linotype"/>
-        </w:rPr>
-        <w:t xml:space="preserve">Their civilization was also incredibly developed, but in a different direction. They had massive architectural works, cities built with giant stone blocks that make it hard for us to imagine today how they could have moved and assembled them without special abilities or technology. The large dinosaurs, the creatures whose </w:t>
+        <w:t>Among the myriad of those civilizations, there was one particularly glorious period, a pinnacle that I wish to share more deeply, which is the Golden Age in the final stage of the First Great Cycle, a time when a great masterpiece was born... The glorious era I want to share with you, actually belongs to the final stage of Earth's First Great Cycle. It was the most brilliant peak and also the final chapter of that first Great Cycle, an age when humanity truly lived very close to the Gods, and society reached a magnificent level of development both materially and spiritually, a harmony that we today would likely find difficult to fully comprehend.</w:t>
+      </w:r>
+    </w:p>
+    <w:p>
+      <w:pPr>
+        <w:pStyle w:val="NormalWeb"/>
+        <w:jc w:val="both"/>
+        <w:rPr>
+          <w:rFonts w:ascii="Palatino Linotype" w:hAnsi="Palatino Linotype" w:cs="Palatino Linotype"/>
+        </w:rPr>
+      </w:pPr>
+      <w:r>
+        <w:rPr>
+          <w:rFonts w:ascii="Palatino Linotype" w:hAnsi="Palatino Linotype" w:cs="Palatino Linotype"/>
+        </w:rPr>
+        <w:t>[ Mr. Mohan's voice becomes more solemn, as if speaking of something very sacred. ]</w:t>
+      </w:r>
+    </w:p>
+    <w:p>
+      <w:pPr>
+        <w:pStyle w:val="NormalWeb"/>
+        <w:jc w:val="both"/>
+        <w:rPr>
+          <w:rFonts w:ascii="Palatino Linotype" w:hAnsi="Palatino Linotype" w:cs="Palatino Linotype"/>
+        </w:rPr>
+      </w:pPr>
+      <w:r>
+        <w:rPr>
+          <w:rFonts w:ascii="Palatino Linotype" w:hAnsi="Palatino Linotype" w:cs="Palatino Linotype"/>
+        </w:rPr>
+        <w:t xml:space="preserve">That was a time when </w:t>
+      </w:r>
+      <w:r>
+        <w:rPr>
+          <w:rFonts w:ascii="Palatino Linotype" w:hAnsi="Palatino Linotype" w:cs="Palatino Linotype"/>
+          <w:b/>
+          <w:bCs/>
+        </w:rPr>
+        <w:t>the</w:t>
+      </w:r>
+      <w:r>
+        <w:rPr>
+          <w:rFonts w:ascii="Palatino Linotype" w:hAnsi="Palatino Linotype" w:cs="Palatino Linotype"/>
+        </w:rPr>
+        <w:t xml:space="preserve"> Creator, with immeasurable compassion, first spread the Dafa of the universe to the mortal world. This could be considered a kind of trial, a seeding for later transmissions, including the official and universal transmission that a small part of humanity is witnessing in this era. The people at that time, for the most part, still retained their pure simplicity and a very high moral character. The way they received Dafa was also very special, Jack. It was not through scriptures or complex lectures, but mainly through direct induction, through an opening from within their own hearts. When their minds were still enough, pure enough, the profound Principles of the universe would permeate </w:t>
       </w:r>
       <w:r>
         <w:rPr>
           <w:rFonts w:ascii="Palatino Linotype" w:hAnsi="Palatino Linotype" w:cs="Palatino Linotype"/>
         </w:rPr>
         <w:lastRenderedPageBreak/>
-        <w:t>fossils paleontologists find today, during the golden age of the giants, some of them were just like pets, domestic animals, or even means of transport, their mounts. You can imagine a giant riding on the back of a Brontosaurus or a Tyrannosaurus Rex just as we ride horses.</w:t>
-      </w:r>
-    </w:p>
-    <w:p>
-      <w:pPr>
-        <w:pStyle w:val="NormalWeb"/>
-        <w:jc w:val="both"/>
-        <w:rPr>
-          <w:rFonts w:ascii="Palatino Linotype" w:hAnsi="Palatino Linotype" w:cs="Palatino Linotype"/>
-        </w:rPr>
-      </w:pPr>
-      <w:r>
-        <w:rPr>
-          <w:rFonts w:ascii="Palatino Linotype" w:hAnsi="Palatino Linotype" w:cs="Palatino Linotype"/>
-        </w:rPr>
-        <w:t>They had a profound understanding of natural laws, of the energies of the Earth and the universe, not necessarily through complex machinery like ours. Their extraordinary physical strength was also accompanied by a very long lifespan, which could reach hundreds, even thousands of years in periods when morality was still pure. However, like other civilizations, when arrogance, complacency, and moral decay appeared, they too could not escape the law of formation-stasis-degeneration-destruction. Traces of them today may remain in the form of rare giant skeletons found in some places, or mysterious megalithic structures that science has yet to fully explain.</w:t>
-      </w:r>
-    </w:p>
-    <w:p>
-      <w:pPr>
-        <w:pStyle w:val="NormalWeb"/>
-        <w:jc w:val="both"/>
-        <w:rPr>
-          <w:rFonts w:ascii="Palatino Linotype" w:hAnsi="Palatino Linotype" w:cs="Palatino Linotype"/>
-        </w:rPr>
-      </w:pPr>
-      <w:r>
-        <w:rPr>
-          <w:rFonts w:ascii="Palatino Linotype" w:hAnsi="Palatino Linotype" w:cs="Palatino Linotype"/>
-          <w:b/>
-          <w:bCs/>
-        </w:rPr>
-        <w:t>Regarding little people:</w:t>
-      </w:r>
-    </w:p>
-    <w:p>
-      <w:pPr>
-        <w:pStyle w:val="NormalWeb"/>
-        <w:jc w:val="both"/>
-        <w:rPr>
-          <w:rFonts w:ascii="Palatino Linotype" w:hAnsi="Palatino Linotype" w:cs="Palatino Linotype"/>
-        </w:rPr>
-      </w:pPr>
-      <w:r>
-        <w:rPr>
-          <w:rFonts w:ascii="Palatino Linotype" w:hAnsi="Palatino Linotype" w:cs="Palatino Linotype"/>
-        </w:rPr>
-        <w:t>Just like giants, little people are not just products of imagination in fairy tales. They were a real race, existing concurrently or in different civilization cycles from giants and races of our size. Their size was also varied; some races were only a few dozen centimeters tall, while others were the height of a small child.</w:t>
+        <w:t>their consciousness like streams of compassionate and wise energy, causing them to awaken. There were people who, after being enlightened in this way, suddenly understood the language of the stars, some could see the structure of the most microscopic particles, or could easily communicate with beings in other dimensions.</w:t>
+      </w:r>
+    </w:p>
+    <w:p>
+      <w:pPr>
+        <w:pStyle w:val="NormalWeb"/>
+        <w:jc w:val="both"/>
+        <w:rPr>
+          <w:rFonts w:ascii="Palatino Linotype" w:hAnsi="Palatino Linotype" w:cs="Palatino Linotype"/>
+        </w:rPr>
+      </w:pPr>
+      <w:r>
+        <w:rPr>
+          <w:rFonts w:ascii="Palatino Linotype" w:hAnsi="Palatino Linotype" w:cs="Palatino Linotype"/>
+        </w:rPr>
+        <w:t>The society of that time, Jack, was a nearly ideal society. Morality was the foundation of all activities. People treated each other with sincerity, kindness, and forbearance. There was none of the deception, conflict, or intense jealousy that we see today. The notion that 'Gods walked among men' was not a metaphor. The Gods, or cultivators who had reached very high realms, often manifested and taught humankind. I 'see' Dharma lectures held not in solemn temples, but perhaps in the middle of a forest, by a stream, where people sat and listened to compassionate and wise teachings, and they could directly ask questions and share their own understandings. The communication between Gods and men at that time was very natural and close.</w:t>
+      </w:r>
+    </w:p>
+    <w:p>
+      <w:pPr>
+        <w:pStyle w:val="NormalWeb"/>
+        <w:jc w:val="both"/>
+        <w:rPr>
+          <w:rFonts w:ascii="Palatino Linotype" w:hAnsi="Palatino Linotype" w:cs="Palatino Linotype"/>
+        </w:rPr>
+      </w:pPr>
+      <w:r>
+        <w:rPr>
+          <w:rFonts w:ascii="Palatino Linotype" w:hAnsi="Palatino Linotype" w:cs="Palatino Linotype"/>
+        </w:rPr>
+        <w:t>What was special was that science and spirituality were not separate at all, but blended as one. The greatest scientists were also those with very high levels of spiritual cultivation. They not only studied the external material world but also explored the mysteries of the universe and life from within their own beings.</w:t>
       </w:r>
     </w:p>
     <w:p>
@@ -3706,248 +4293,264 @@
           <w:rFonts w:ascii="Palatino Linotype" w:hAnsi="Palatino Linotype" w:cs="Palatino Linotype"/>
         </w:rPr>
         <w:lastRenderedPageBreak/>
-        <w:t>They often lived hidden, in harmony with nature, in dense forests, deep caves, or secluded valleys, places that larger-sized humans could hardly access or would not notice. They had their own world, their own way of life, with special skills to survive and thrive in their environment. They may have had the ability to communicate with animals and plants, knowledge of various herbs, and possessed subtle spiritual abilities that we have lost.</w:t>
-      </w:r>
-    </w:p>
-    <w:p>
-      <w:pPr>
-        <w:pStyle w:val="NormalWeb"/>
-        <w:jc w:val="both"/>
-        <w:rPr>
-          <w:rFonts w:ascii="Palatino Linotype" w:hAnsi="Palatino Linotype" w:cs="Palatino Linotype"/>
-        </w:rPr>
-      </w:pPr>
-      <w:r>
-        <w:rPr>
-          <w:rFonts w:ascii="Palatino Linotype" w:hAnsi="Palatino Linotype" w:cs="Palatino Linotype"/>
-        </w:rPr>
-        <w:t>The civilization of the little people often did not leave behind massive material structures, but focused mainly on the development of spiritual life and harmony with nature. The stories of "sprites," "forest elves," or "dwarves" in the mythology of many peoples may be the vague memories left of this race. And as I have once revealed, even in recent times, there have been reports and accounts of the appearance of little people in some remote parts of the world, though very rare and difficult to verify.</w:t>
-      </w:r>
-    </w:p>
-    <w:p>
-      <w:pPr>
-        <w:pStyle w:val="NormalWeb"/>
-        <w:jc w:val="both"/>
-        <w:rPr>
-          <w:rFonts w:ascii="Palatino Linotype" w:hAnsi="Palatino Linotype" w:cs="Palatino Linotype"/>
-        </w:rPr>
-      </w:pPr>
-      <w:r>
-        <w:rPr>
-          <w:rFonts w:ascii="Palatino Linotype" w:hAnsi="Palatino Linotype" w:cs="Palatino Linotype"/>
-          <w:b/>
-          <w:bCs/>
-        </w:rPr>
-        <w:t>As for "merfolk" or beings living underwater, the story is more complex:</w:t>
-      </w:r>
-    </w:p>
-    <w:p>
-      <w:pPr>
-        <w:pStyle w:val="NormalWeb"/>
-        <w:jc w:val="both"/>
-        <w:rPr>
-          <w:rFonts w:ascii="Palatino Linotype" w:hAnsi="Palatino Linotype" w:cs="Palatino Linotype"/>
-        </w:rPr>
-      </w:pPr>
-      <w:r>
-        <w:rPr>
-          <w:rFonts w:ascii="Palatino Linotype" w:hAnsi="Palatino Linotype" w:cs="Palatino Linotype"/>
-        </w:rPr>
-        <w:t>According to what I "see," they were indeed a race, or several different races, that existed and developed unique civilizations under the oceans of this Earth through many historical cycles.</w:t>
-      </w:r>
-    </w:p>
-    <w:p>
-      <w:pPr>
-        <w:pStyle w:val="NormalWeb"/>
-        <w:jc w:val="both"/>
-        <w:rPr>
-          <w:rFonts w:ascii="Palatino Linotype" w:hAnsi="Palatino Linotype" w:cs="Palatino Linotype"/>
-        </w:rPr>
-      </w:pPr>
-    </w:p>
-    <w:p>
-      <w:pPr>
-        <w:pStyle w:val="NormalWeb"/>
-        <w:jc w:val="both"/>
-        <w:rPr>
-          <w:rFonts w:ascii="Palatino Linotype" w:hAnsi="Palatino Linotype" w:cs="Palatino Linotype"/>
-        </w:rPr>
-      </w:pPr>
-    </w:p>
-    <w:p>
-      <w:pPr>
-        <w:pStyle w:val="NormalWeb"/>
-        <w:jc w:val="both"/>
-        <w:rPr>
-          <w:rFonts w:ascii="Palatino Linotype" w:hAnsi="Palatino Linotype" w:cs="Palatino Linotype"/>
-          <w:b/>
-          <w:bCs/>
-        </w:rPr>
-      </w:pPr>
-      <w:r>
-        <w:rPr>
-          <w:rFonts w:ascii="Palatino Linotype" w:hAnsi="Palatino Linotype" w:cs="Palatino Linotype"/>
-          <w:b/>
-          <w:bCs/>
-        </w:rPr>
-        <w:t>THE MYSTERIOUS WORLD OF MERFOLK BENEATH THE OCEAN</w:t>
-      </w:r>
-    </w:p>
-    <w:p>
-      <w:pPr>
-        <w:pStyle w:val="NormalWeb"/>
-        <w:jc w:val="both"/>
-        <w:rPr>
-          <w:rFonts w:ascii="Palatino Linotype" w:hAnsi="Palatino Linotype" w:cs="Palatino Linotype"/>
-        </w:rPr>
-      </w:pPr>
-      <w:r>
-        <w:rPr>
-          <w:rFonts w:ascii="Palatino Linotype" w:hAnsi="Palatino Linotype" w:cs="Palatino Linotype"/>
-          <w:b/>
-          <w:bCs/>
-        </w:rPr>
-        <w:t>The origin and differences of merfolk races:</w:t>
-      </w:r>
-    </w:p>
-    <w:p>
-      <w:pPr>
-        <w:pStyle w:val="NormalWeb"/>
-        <w:jc w:val="both"/>
-        <w:rPr>
-          <w:rFonts w:ascii="Palatino Linotype" w:hAnsi="Palatino Linotype" w:cs="Palatino Linotype"/>
-        </w:rPr>
-      </w:pPr>
-      <w:r>
-        <w:rPr>
-          <w:rFonts w:ascii="Palatino Linotype" w:hAnsi="Palatino Linotype" w:cs="Palatino Linotype"/>
-        </w:rPr>
-        <w:t>The existence of merfolk is not a singular phenomenon; there are many different types, appearing at different times, and they may have different origins.</w:t>
-      </w:r>
-    </w:p>
-    <w:p>
-      <w:pPr>
-        <w:pStyle w:val="NormalWeb"/>
-        <w:jc w:val="both"/>
-        <w:rPr>
-          <w:rFonts w:ascii="Palatino Linotype" w:hAnsi="Palatino Linotype" w:cs="Palatino Linotype"/>
-        </w:rPr>
-      </w:pPr>
-      <w:r>
-        <w:rPr>
-          <w:rFonts w:ascii="Palatino Linotype" w:hAnsi="Palatino Linotype" w:cs="Palatino Linotype"/>
-        </w:rPr>
-        <w:t>There are races of merfolk that are the result of the gradual adaptation of a portion of land-dwelling humans to the aquatic environment over thousands, even tens of thousands of years, possibly due to geological changes that submerged the land, or because they actively sought a new life under the sea.</w:t>
-      </w:r>
-    </w:p>
-    <w:p>
-      <w:pPr>
-        <w:pStyle w:val="NormalWeb"/>
-        <w:jc w:val="both"/>
-        <w:rPr>
-          <w:rFonts w:ascii="Palatino Linotype" w:hAnsi="Palatino Linotype" w:cs="Palatino Linotype"/>
-        </w:rPr>
-      </w:pPr>
-      <w:r>
-        <w:rPr>
-          <w:rFonts w:ascii="Palatino Linotype" w:hAnsi="Palatino Linotype" w:cs="Palatino Linotype"/>
-        </w:rPr>
-        <w:t>There are also races of merfolk that were specially created by the Gods, with physical characteristics and abilities suited from the beginning to live and develop a civilization underwater. They were entrusted with special missions, perhaps to protect the ecological balance of the ocean, or to preserve some ancient knowledge.</w:t>
-      </w:r>
-    </w:p>
-    <w:p>
-      <w:pPr>
-        <w:pStyle w:val="NormalWeb"/>
-        <w:jc w:val="both"/>
-        <w:rPr>
-          <w:rFonts w:ascii="Palatino Linotype" w:hAnsi="Palatino Linotype" w:cs="Palatino Linotype"/>
-        </w:rPr>
-      </w:pPr>
-      <w:r>
-        <w:rPr>
-          <w:rFonts w:ascii="Palatino Linotype" w:hAnsi="Palatino Linotype" w:cs="Palatino Linotype"/>
-          <w:b/>
-          <w:bCs/>
-        </w:rPr>
-        <w:t>What is their appearance?</w:t>
-      </w:r>
-    </w:p>
-    <w:p>
-      <w:pPr>
-        <w:pStyle w:val="NormalWeb"/>
-        <w:jc w:val="both"/>
-        <w:rPr>
-          <w:rFonts w:ascii="Palatino Linotype" w:hAnsi="Palatino Linotype" w:cs="Palatino Linotype"/>
-        </w:rPr>
-      </w:pPr>
+        <w:t>As a result, the people of that era possessed extraordinary abilities, not through complex external machinery, but mainly as a result of the opening of their wisdom and the supernormal abilities gained from cultivating their moral character according to Dafa. They could move large objects with their minds, heal illnesses with the energy of a compassionate heart, and their lifespans were also very long, their bodies always healthy and full of energy.</w:t>
+      </w:r>
+    </w:p>
+    <w:p>
+      <w:pPr>
+        <w:pStyle w:val="NormalWeb"/>
+        <w:jc w:val="both"/>
+        <w:rPr>
+          <w:rFonts w:ascii="Palatino Linotype" w:hAnsi="Palatino Linotype" w:cs="Palatino Linotype"/>
+        </w:rPr>
+      </w:pPr>
+      <w:r>
+        <w:rPr>
+          <w:rFonts w:ascii="Palatino Linotype" w:hAnsi="Palatino Linotype" w:cs="Palatino Linotype"/>
+        </w:rPr>
+        <w:t>Their technology, if it can be called that, was also based on principles completely different from ours. It was a 'spirituality-based technology.' For example, instead of using internal combustion engines, they could create flying machines that operated on energy drawn directly from space, or by the powerful spiritual energy of the controller. They could 'grow' special crystals capable of storing and amplifying energy, used for lighting, communication, or even creating protective force fields. The construction of great architectural works did not require heavy machinery either; they could use their minds, their collective energy, to shape materials, causing stones to move and assemble themselves according to their will.</w:t>
+      </w:r>
+    </w:p>
+    <w:p>
+      <w:pPr>
+        <w:pStyle w:val="NormalWeb"/>
+        <w:jc w:val="both"/>
+        <w:rPr>
+          <w:rFonts w:ascii="Palatino Linotype" w:hAnsi="Palatino Linotype" w:cs="Palatino Linotype"/>
+        </w:rPr>
+      </w:pPr>
+      <w:r>
+        <w:rPr>
+          <w:rFonts w:ascii="Palatino Linotype" w:hAnsi="Palatino Linotype" w:cs="Palatino Linotype"/>
+        </w:rPr>
+        <w:t xml:space="preserve">When people lived in accordance with the Law, when their hearts and minds were pure, their wisdom was opened to an infinite degree. They saw the world with different eyes, understood the interconnectedness of all </w:t>
+      </w:r>
       <w:r>
         <w:rPr>
           <w:rFonts w:ascii="Palatino Linotype" w:hAnsi="Palatino Linotype" w:cs="Palatino Linotype"/>
         </w:rPr>
         <w:lastRenderedPageBreak/>
-        <w:t>Their appearance is also very diverse, not limited to the image of half-human, half-fish with a scaly tail that we usually imagine.</w:t>
-      </w:r>
-    </w:p>
-    <w:p>
-      <w:pPr>
-        <w:pStyle w:val="NormalWeb"/>
-        <w:jc w:val="both"/>
-        <w:rPr>
-          <w:rFonts w:ascii="Palatino Linotype" w:hAnsi="Palatino Linotype" w:cs="Palatino Linotype"/>
-        </w:rPr>
-      </w:pPr>
-      <w:r>
-        <w:rPr>
-          <w:rFonts w:ascii="Palatino Linotype" w:hAnsi="Palatino Linotype" w:cs="Palatino Linotype"/>
-        </w:rPr>
-        <w:t>The most common type, closest to the descriptions in legends, are those with an upper body like a human—with a face, hands, and long hair often in special colors like moss green, sea blue, or even metallic sheens—but from the hips down is a powerful, flexible fish tail, covered in shimmering scales of various colors. They might have webbing between their fingers and toes (if any) and gills on the sides of their neck or behind their ears to breathe underwater.</w:t>
-      </w:r>
-    </w:p>
-    <w:p>
-      <w:pPr>
-        <w:pStyle w:val="NormalWeb"/>
-        <w:jc w:val="both"/>
-        <w:rPr>
-          <w:rFonts w:ascii="Palatino Linotype" w:hAnsi="Palatino Linotype" w:cs="Palatino Linotype"/>
-        </w:rPr>
-      </w:pPr>
-      <w:r>
-        <w:rPr>
-          <w:rFonts w:ascii="Palatino Linotype" w:hAnsi="Palatino Linotype" w:cs="Palatino Linotype"/>
-        </w:rPr>
-        <w:t>Some other races may have a more human-like appearance, but their skin has a special structure, smooth and capable of direct gas exchange with the water. They may not have a distinct fish tail, but their legs could transform into large fins when swimming, or they might use special assistive tools to move.</w:t>
-      </w:r>
-    </w:p>
-    <w:p>
-      <w:pPr>
-        <w:pStyle w:val="NormalWeb"/>
-        <w:jc w:val="both"/>
-        <w:rPr>
-          <w:rFonts w:ascii="Palatino Linotype" w:hAnsi="Palatino Linotype" w:cs="Palatino Linotype"/>
-        </w:rPr>
-      </w:pPr>
-      <w:r>
-        <w:rPr>
-          <w:rFonts w:ascii="Palatino Linotype" w:hAnsi="Palatino Linotype" w:cs="Palatino Linotype"/>
-        </w:rPr>
-        <w:t>There are also records of marine beings with high intelligence but with a form more similar to marine animals than humans, for example, forms of dolphins or whales with the ability for complex communication and building societies.</w:t>
-      </w:r>
-    </w:p>
-    <w:p>
-      <w:pPr>
-        <w:pStyle w:val="NormalWeb"/>
-        <w:jc w:val="both"/>
-        <w:rPr>
-          <w:rFonts w:ascii="Palatino Linotype" w:hAnsi="Palatino Linotype" w:cs="Palatino Linotype"/>
-        </w:rPr>
-      </w:pPr>
-      <w:r>
-        <w:rPr>
-          <w:rFonts w:ascii="Palatino Linotype" w:hAnsi="Palatino Linotype" w:cs="Palatino Linotype"/>
-          <w:b/>
-          <w:bCs/>
-        </w:rPr>
-        <w:t>The civilization of the merfolk is often very different from land-based civilizations.</w:t>
+        <w:t>things, and lived in harmony with nature and the universe.</w:t>
+      </w:r>
+    </w:p>
+    <w:p>
+      <w:pPr>
+        <w:pStyle w:val="NormalWeb"/>
+        <w:jc w:val="both"/>
+        <w:rPr>
+          <w:rFonts w:ascii="Palatino Linotype" w:hAnsi="Palatino Linotype" w:cs="Palatino Linotype"/>
+        </w:rPr>
+      </w:pPr>
+      <w:r>
+        <w:rPr>
+          <w:rFonts w:ascii="Palatino Linotype" w:hAnsi="Palatino Linotype" w:cs="Palatino Linotype"/>
+        </w:rPr>
+        <w:t>[ Mr. Mohan pauses, a flicker of sadness in his eyes. ]</w:t>
+      </w:r>
+    </w:p>
+    <w:p>
+      <w:pPr>
+        <w:pStyle w:val="NormalWeb"/>
+        <w:jc w:val="both"/>
+        <w:rPr>
+          <w:rFonts w:ascii="Palatino Linotype" w:hAnsi="Palatino Linotype" w:cs="Palatino Linotype"/>
+        </w:rPr>
+      </w:pPr>
+      <w:r>
+        <w:rPr>
+          <w:rFonts w:ascii="Palatino Linotype" w:hAnsi="Palatino Linotype" w:cs="Palatino Linotype"/>
+        </w:rPr>
+        <w:t>That was truly a glorious era, a peak that perhaps very few later civilizations in the Second Great Cycle could match. But precisely because it was so glorious, over time, a portion of the people gradually became complacent, then began to stray from the original teachings, abusing their abilities for personal gain... And the law of formation-stasis-degeneration-destruction was once again fulfilled, leading to the end of that entire First Great Cycle.</w:t>
+      </w:r>
+    </w:p>
+    <w:p>
+      <w:pPr>
+        <w:pStyle w:val="NormalWeb"/>
+        <w:jc w:val="both"/>
+        <w:rPr>
+          <w:rFonts w:ascii="Palatino Linotype" w:hAnsi="Palatino Linotype" w:cs="Palatino Linotype"/>
+        </w:rPr>
+      </w:pPr>
+      <w:r>
+        <w:rPr>
+          <w:rFonts w:ascii="Palatino Linotype" w:hAnsi="Palatino Linotype" w:cs="Palatino Linotype"/>
+        </w:rPr>
+        <w:t xml:space="preserve">However, it was during that magnificent Golden Age, which was also the final stage of the First Great </w:t>
+      </w:r>
+      <w:r>
+        <w:rPr>
+          <w:rFonts w:ascii="Palatino Linotype" w:hAnsi="Palatino Linotype" w:cs="Palatino Linotype"/>
+        </w:rPr>
+        <w:t>C</w:t>
+      </w:r>
+      <w:r>
+        <w:rPr>
+          <w:rFonts w:ascii="Palatino Linotype" w:hAnsi="Palatino Linotype" w:cs="Palatino Linotype"/>
+        </w:rPr>
+        <w:t>ycle, that under the guidance of the Gods and the Creator, the people of that era created a great masterpiece, a work that still exists to this day, quietly shining upon us every night. That is the Moon.</w:t>
+      </w:r>
+    </w:p>
+    <w:p>
+      <w:pPr>
+        <w:pStyle w:val="NormalWeb"/>
+        <w:jc w:val="both"/>
+        <w:rPr>
+          <w:rFonts w:ascii="Palatino Linotype" w:hAnsi="Palatino Linotype" w:cs="Palatino Linotype"/>
+        </w:rPr>
+      </w:pPr>
+      <w:r>
+        <w:rPr>
+          <w:rFonts w:ascii="Palatino Linotype" w:hAnsi="Palatino Linotype" w:cs="Palatino Linotype"/>
+        </w:rPr>
+        <w:t>[ Mr. Mohan glances outside, as if he can see the moon even though it is daytime. ]</w:t>
+      </w:r>
+    </w:p>
+    <w:p>
+      <w:pPr>
+        <w:pStyle w:val="NormalWeb"/>
+        <w:jc w:val="both"/>
+        <w:rPr>
+          <w:rFonts w:ascii="Palatino Linotype" w:hAnsi="Palatino Linotype" w:cs="Palatino Linotype"/>
+        </w:rPr>
+      </w:pPr>
+      <w:r>
+        <w:rPr>
+          <w:rFonts w:ascii="Palatino Linotype" w:hAnsi="Palatino Linotype" w:cs="Palatino Linotype"/>
+        </w:rPr>
+        <w:t>Would you like to hear the story of the Moon's birth, Jack?"</w:t>
+      </w:r>
+    </w:p>
+    <w:p>
+      <w:pPr>
+        <w:pStyle w:val="NormalWeb"/>
+        <w:jc w:val="center"/>
+        <w:rPr>
+          <w:rFonts w:ascii="Palatino Linotype" w:hAnsi="Palatino Linotype" w:cs="Palatino Linotype"/>
+        </w:rPr>
+      </w:pPr>
+      <w:r>
+        <w:rPr>
+          <w:rFonts w:ascii="Palatino Linotype" w:hAnsi="Palatino Linotype" w:cs="Palatino Linotype"/>
+        </w:rPr>
+        <w:t>*  *  *</w:t>
+      </w:r>
+    </w:p>
+    <w:p>
+      <w:pPr>
+        <w:pStyle w:val="NormalWeb"/>
+        <w:jc w:val="both"/>
+        <w:rPr>
+          <w:rFonts w:ascii="Palatino Linotype" w:hAnsi="Palatino Linotype" w:cs="Palatino Linotype"/>
+        </w:rPr>
+      </w:pPr>
+    </w:p>
+    <w:p>
+      <w:pPr>
+        <w:pStyle w:val="NormalWeb"/>
+        <w:jc w:val="both"/>
+        <w:rPr>
+          <w:rFonts w:ascii="Palatino Linotype" w:hAnsi="Palatino Linotype" w:cs="Palatino Linotype"/>
+        </w:rPr>
+      </w:pPr>
+      <w:r>
+        <w:rPr>
+          <w:rFonts w:ascii="Palatino Linotype" w:hAnsi="Palatino Linotype" w:cs="Palatino Linotype"/>
+          <w:b/>
+          <w:bCs/>
+        </w:rPr>
+        <w:t>Jack Voss:</w:t>
+      </w:r>
+    </w:p>
+    <w:p>
+      <w:pPr>
+        <w:pStyle w:val="NormalWeb"/>
+        <w:jc w:val="both"/>
+        <w:rPr>
+          <w:rFonts w:ascii="Palatino Linotype" w:hAnsi="Palatino Linotype" w:cs="Palatino Linotype"/>
+        </w:rPr>
+      </w:pPr>
+      <w:r>
+        <w:rPr>
+          <w:rFonts w:ascii="Palatino Linotype" w:hAnsi="Palatino Linotype" w:cs="Palatino Linotype"/>
+        </w:rPr>
+        <w:t>Oh, you mean to say, the Moon that we see today is a "product" created by the people of that glorious civilization?</w:t>
+      </w:r>
+    </w:p>
+    <w:p>
+      <w:pPr>
+        <w:pStyle w:val="NormalWeb"/>
+        <w:jc w:val="both"/>
+        <w:rPr>
+          <w:rFonts w:ascii="Palatino Linotype" w:hAnsi="Palatino Linotype" w:cs="Palatino Linotype"/>
+        </w:rPr>
+      </w:pPr>
+      <w:r>
+        <w:rPr>
+          <w:rFonts w:ascii="Palatino Linotype" w:hAnsi="Palatino Linotype" w:cs="Palatino Linotype"/>
+          <w:b/>
+          <w:bCs/>
+        </w:rPr>
+        <w:t>Mr. Mohan:</w:t>
+      </w:r>
+    </w:p>
+    <w:p>
+      <w:pPr>
+        <w:pStyle w:val="NormalWeb"/>
+        <w:jc w:val="both"/>
+        <w:rPr>
+          <w:rFonts w:ascii="Palatino Linotype" w:hAnsi="Palatino Linotype" w:cs="Palatino Linotype"/>
+        </w:rPr>
+      </w:pPr>
+      <w:r>
+        <w:rPr>
+          <w:rFonts w:ascii="Palatino Linotype" w:hAnsi="Palatino Linotype" w:cs="Palatino Linotype"/>
+        </w:rPr>
+        <w:t>(Mr. Mohan nods slightly, his eyes looking at Jack Voss with a knowing gaze, as if confirming something that seems incredible but is a truth he has "seen.")</w:t>
+      </w:r>
+    </w:p>
+    <w:p>
+      <w:pPr>
+        <w:pStyle w:val="NormalWeb"/>
+        <w:jc w:val="both"/>
+        <w:rPr>
+          <w:rFonts w:ascii="Palatino Linotype" w:hAnsi="Palatino Linotype" w:cs="Palatino Linotype"/>
+        </w:rPr>
+      </w:pPr>
+      <w:r>
+        <w:rPr>
+          <w:rFonts w:ascii="Palatino Linotype" w:hAnsi="Palatino Linotype" w:cs="Palatino Linotype"/>
+        </w:rPr>
+        <w:t>Yes, Jack. This might startle many people, or even make them skeptical, because it is so different from what modern science tells us about the origin of celestial bodies. But according to what I have "witnessed" in the stream of the universe's memory, the Moon that we gaze upon every night is not entirely a celestial body formed naturally and randomly.</w:t>
+      </w:r>
+    </w:p>
+    <w:p>
+      <w:pPr>
+        <w:pStyle w:val="NormalWeb"/>
+        <w:jc w:val="both"/>
+        <w:rPr>
+          <w:rFonts w:ascii="Palatino Linotype" w:hAnsi="Palatino Linotype" w:cs="Palatino Linotype"/>
+        </w:rPr>
+      </w:pPr>
+      <w:r>
+        <w:rPr>
+          <w:rFonts w:ascii="Palatino Linotype" w:hAnsi="Palatino Linotype" w:cs="Palatino Linotype"/>
+        </w:rPr>
+        <w:t>Just as you said, it is indeed a "product," a great masterpiece created by the people of that Golden Age—the peak and also the final stage of Earth's First Great Cycle.</w:t>
+      </w:r>
+    </w:p>
+    <w:p>
+      <w:pPr>
+        <w:pStyle w:val="NormalWeb"/>
+        <w:jc w:val="both"/>
+        <w:rPr>
+          <w:rFonts w:ascii="Palatino Linotype" w:hAnsi="Palatino Linotype" w:cs="Palatino Linotype"/>
+        </w:rPr>
+      </w:pPr>
+      <w:r>
+        <w:rPr>
+          <w:rFonts w:ascii="Palatino Linotype" w:hAnsi="Palatino Linotype" w:cs="Palatino Linotype"/>
+        </w:rPr>
+        <w:t>[ Mr. Mohan pauses for a moment, as if to give Jack Voss time to absorb this information. ]</w:t>
       </w:r>
     </w:p>
     <w:p>
@@ -3963,1142 +4566,245 @@
           <w:rFonts w:ascii="Palatino Linotype" w:hAnsi="Palatino Linotype" w:cs="Palatino Linotype"/>
         </w:rPr>
         <w:lastRenderedPageBreak/>
-        <w:t>They build magnificent cities at the bottom of the ocean, often using natural materials like coral, luminous stone, or special minerals found only in the deep sea. These cities might be designed in harmony with the surrounding environment, using natural light from bioluminescent organisms or geothermal energy sources.</w:t>
-      </w:r>
-    </w:p>
-    <w:p>
-      <w:pPr>
-        <w:pStyle w:val="NormalWeb"/>
-        <w:jc w:val="both"/>
-        <w:rPr>
-          <w:rFonts w:ascii="Palatino Linotype" w:hAnsi="Palatino Linotype" w:cs="Palatino Linotype"/>
-        </w:rPr>
-      </w:pPr>
-      <w:r>
-        <w:rPr>
-          <w:rFonts w:ascii="Palatino Linotype" w:hAnsi="Palatino Linotype" w:cs="Palatino Linotype"/>
-        </w:rPr>
-        <w:t>They can harness energy from ocean currents, from the temperature differences in seawater, or use a form of crystal energy similar to the Atlanteans but adapted for the aquatic environment. Their technology may not focus on heavy mechanical machinery, but rather on biotechnology, the ability to control sound, frequency, and natural energy flows. They can "cultivate" tools, building materials, or even vehicles from marine organisms or plants.</w:t>
-      </w:r>
-    </w:p>
-    <w:p>
-      <w:pPr>
-        <w:pStyle w:val="NormalWeb"/>
-        <w:jc w:val="both"/>
-        <w:rPr>
-          <w:rFonts w:ascii="Palatino Linotype" w:hAnsi="Palatino Linotype" w:cs="Palatino Linotype"/>
-        </w:rPr>
-      </w:pPr>
-      <w:r>
-        <w:rPr>
-          <w:rFonts w:ascii="Palatino Linotype" w:hAnsi="Palatino Linotype" w:cs="Palatino Linotype"/>
-        </w:rPr>
-        <w:t>Many merfolk races possess subtle spiritual abilities, the ability to communicate via telepathy, the ability to heal with energy, or the ability to sense and predict changes in the marine environment. They have a very close connection with other marine creatures and can communicate and cooperate with them.</w:t>
-      </w:r>
-    </w:p>
-    <w:p>
-      <w:pPr>
-        <w:pStyle w:val="NormalWeb"/>
-        <w:jc w:val="both"/>
-        <w:rPr>
-          <w:rFonts w:ascii="Palatino Linotype" w:hAnsi="Palatino Linotype" w:cs="Palatino Linotype"/>
-        </w:rPr>
-      </w:pPr>
-      <w:r>
-        <w:rPr>
-          <w:rFonts w:ascii="Palatino Linotype" w:hAnsi="Palatino Linotype" w:cs="Palatino Linotype"/>
-        </w:rPr>
-        <w:t xml:space="preserve">In history, there have been periods when merfolk and land-dwellers had exchanges, even cooperation. However, there were also times of conflict or misunderstanding. In general, merfolk tend to stay away from the noise and turmoil of the land world, especially </w:t>
+        <w:t>Creating a celestial body like the Moon was, of course, not a simple task that a few individuals could accomplish. It was a great project, requiring the fusion of the wisdom, abilities, and faith of an entire civilization, and most importantly, it was carried out under the guidance, instruction, and assistance of the Gods, and was part of the overall arrangement of the Creator.</w:t>
+      </w:r>
+    </w:p>
+    <w:p>
+      <w:pPr>
+        <w:pStyle w:val="NormalWeb"/>
+        <w:jc w:val="both"/>
+        <w:rPr>
+          <w:rFonts w:ascii="Palatino Linotype" w:hAnsi="Palatino Linotype" w:cs="Palatino Linotype"/>
+        </w:rPr>
+      </w:pPr>
+      <w:r>
+        <w:rPr>
+          <w:rFonts w:ascii="Palatino Linotype" w:hAnsi="Palatino Linotype" w:cs="Palatino Linotype"/>
+        </w:rPr>
+        <w:t>The people of that time, as I have said, had reached a very high level of science and technology based on a spiritual foundation. They had a profound understanding of the laws governing the universe, of energy, and of matter at both microscopic and macroscopic levels. They had the ability to control enormous sources of energy and could influence matter on a scale that is hard for us to imagine today.</w:t>
+      </w:r>
+    </w:p>
+    <w:p>
+      <w:pPr>
+        <w:pStyle w:val="NormalWeb"/>
+        <w:jc w:val="both"/>
+        <w:rPr>
+          <w:rFonts w:ascii="Palatino Linotype" w:hAnsi="Palatino Linotype" w:cs="Palatino Linotype"/>
+        </w:rPr>
+      </w:pPr>
+      <w:r>
+        <w:rPr>
+          <w:rFonts w:ascii="Palatino Linotype" w:hAnsi="Palatino Linotype" w:cs="Palatino Linotype"/>
+        </w:rPr>
+        <w:t>The purpose of creating the Moon was not merely to "provide light" at night. It had incredibly complex and important functions for life and for the balance of the Earth.</w:t>
+      </w:r>
+    </w:p>
+    <w:p>
+      <w:pPr>
+        <w:pStyle w:val="NormalWeb"/>
+        <w:jc w:val="both"/>
+        <w:rPr>
+          <w:rFonts w:ascii="Palatino Linotype" w:hAnsi="Palatino Linotype" w:cs="Palatino Linotype"/>
+        </w:rPr>
+      </w:pPr>
+      <w:r>
+        <w:rPr>
+          <w:rFonts w:ascii="Palatino Linotype" w:hAnsi="Palatino Linotype" w:cs="Palatino Linotype"/>
+        </w:rPr>
+        <w:t>To help you visualize, Jack, let me share a little about its diverse roles, according to what I "see":</w:t>
+      </w:r>
+    </w:p>
+    <w:p>
+      <w:pPr>
+        <w:pStyle w:val="NormalWeb"/>
+        <w:jc w:val="both"/>
+        <w:rPr>
+          <w:rFonts w:ascii="Palatino Linotype" w:hAnsi="Palatino Linotype" w:cs="Palatino Linotype"/>
+        </w:rPr>
+      </w:pPr>
+      <w:r>
+        <w:rPr>
+          <w:rFonts w:ascii="Palatino Linotype" w:hAnsi="Palatino Linotype" w:cs="Palatino Linotype"/>
+        </w:rPr>
+        <w:t xml:space="preserve">First, it coordinates the ecology and subtle energies for the Earth: Besides creating tides, a function that modern science already knows, the Moon also acts as a huge, sophisticated regulator, helping to balance the Earth's </w:t>
       </w:r>
       <w:r>
         <w:rPr>
           <w:rFonts w:ascii="Palatino Linotype" w:hAnsi="Palatino Linotype" w:cs="Palatino Linotype"/>
         </w:rPr>
         <w:lastRenderedPageBreak/>
-        <w:t>when they notice the moral decline or environmentally destructive actions of humans. They cherish the peace and beauty of the ocean.</w:t>
-      </w:r>
-    </w:p>
-    <w:p>
-      <w:pPr>
-        <w:pStyle w:val="NormalWeb"/>
-        <w:jc w:val="both"/>
-        <w:rPr>
-          <w:rFonts w:ascii="Palatino Linotype" w:hAnsi="Palatino Linotype" w:cs="Palatino Linotype"/>
-        </w:rPr>
-      </w:pPr>
-      <w:r>
-        <w:rPr>
-          <w:rFonts w:ascii="Palatino Linotype" w:hAnsi="Palatino Linotype" w:cs="Palatino Linotype"/>
-        </w:rPr>
-        <w:t>Like other civilizations, merfolk also go through cycles of formation-stasis-degeneration-destruction. There have been merfolk civilizations that were once very magnificent and then declined. Merfolk, like humans on land, also have souls and undergo reincarnation.</w:t>
-      </w:r>
-    </w:p>
-    <w:p>
-      <w:pPr>
-        <w:pStyle w:val="NormalWeb"/>
-        <w:jc w:val="both"/>
-        <w:rPr>
-          <w:rFonts w:ascii="Palatino Linotype" w:hAnsi="Palatino Linotype" w:cs="Palatino Linotype"/>
-        </w:rPr>
-      </w:pPr>
-      <w:r>
-        <w:rPr>
-          <w:rFonts w:ascii="Palatino Linotype" w:hAnsi="Palatino Linotype" w:cs="Palatino Linotype"/>
-        </w:rPr>
-        <w:t>I "see" moving stories, such as "The Mermaid's Wish," which tells of a mermaid who carries a deep vow from many past lives, related to searching for something or waiting for someone from the land world, and their soul continues to reincarnate in the form of a mermaid until that wish is fulfilled.</w:t>
-      </w:r>
-    </w:p>
-    <w:p>
-      <w:pPr>
-        <w:pStyle w:val="NormalWeb"/>
-        <w:jc w:val="both"/>
-        <w:rPr>
-          <w:rFonts w:ascii="Palatino Linotype" w:hAnsi="Palatino Linotype" w:cs="Palatino Linotype"/>
-        </w:rPr>
-      </w:pPr>
-      <w:r>
-        <w:rPr>
-          <w:rFonts w:ascii="Palatino Linotype" w:hAnsi="Palatino Linotype" w:cs="Palatino Linotype"/>
-        </w:rPr>
-        <w:t>This may surprise many, but from what I know, even in the present era, there are still communities of merfolk living hidden in the deep seas, in areas that we humans have not yet fully explored. Their numbers may not be as large as before, perhaps only around ten thousand people worldwide, and they are very cautious about avoiding contact with our modern civilization, as they are aware of the risks and the vast differences in life philosophies.</w:t>
-      </w:r>
-    </w:p>
-    <w:p>
-      <w:pPr>
-        <w:pStyle w:val="NormalWeb"/>
-        <w:jc w:val="both"/>
-        <w:rPr>
-          <w:rFonts w:ascii="Palatino Linotype" w:hAnsi="Palatino Linotype" w:cs="Palatino Linotype"/>
-        </w:rPr>
-      </w:pPr>
-      <w:r>
-        <w:rPr>
-          <w:rFonts w:ascii="Palatino Linotype" w:hAnsi="Palatino Linotype" w:cs="Palatino Linotype"/>
-        </w:rPr>
-        <w:t xml:space="preserve">The world beneath the ocean, Jack, also holds countless secrets and wondrous life forms that we have only </w:t>
+        <w:t>energy flows, influencing the climate and weather patterns in a harmonious way, and even the biological rhythms of countless species. It not only reflects sunlight but also has the ability to receive, transform, and distribute subtle cosmic energies, nurturing life on the planet.</w:t>
+      </w:r>
+    </w:p>
+    <w:p>
+      <w:pPr>
+        <w:pStyle w:val="NormalWeb"/>
+        <w:jc w:val="both"/>
+        <w:rPr>
+          <w:rFonts w:ascii="Palatino Linotype" w:hAnsi="Palatino Linotype" w:cs="Palatino Linotype"/>
+        </w:rPr>
+      </w:pPr>
+      <w:r>
+        <w:rPr>
+          <w:rFonts w:ascii="Palatino Linotype" w:hAnsi="Palatino Linotype" w:cs="Palatino Linotype"/>
+        </w:rPr>
+        <w:t>Second, it is a transit station and filter for cosmic energy: It acts like a giant lens, or a cosmic transformer, attracting energy sources from distant stars and from other dimensions, then "refining" them, adjusting their frequency and intensity to be suitable and beneficial for Earth's environment and the beings on it.</w:t>
+      </w:r>
+    </w:p>
+    <w:p>
+      <w:pPr>
+        <w:pStyle w:val="NormalWeb"/>
+        <w:jc w:val="both"/>
+        <w:rPr>
+          <w:rFonts w:ascii="Palatino Linotype" w:hAnsi="Palatino Linotype" w:cs="Palatino Linotype"/>
+        </w:rPr>
+      </w:pPr>
+      <w:r>
+        <w:rPr>
+          <w:rFonts w:ascii="Palatino Linotype" w:hAnsi="Palatino Linotype" w:cs="Palatino Linotype"/>
+        </w:rPr>
+        <w:t>Third, it is a "spaceship" capable of moving on its own when necessary: This is one of its most miraculous functions. This ability to move is not for ordinary exploratory travel, but is a crucial means to protect the Earth or the essence of life during times of great calamity, during planet-scale destructive events. Its operation is not based on rocket engines or the crude mechanical means we know. Its operation is based on principles of spiritual energy, the unified will of wise beings, and the ability to control cosmic energy flows under the guidance of the Gods.</w:t>
+      </w:r>
+    </w:p>
+    <w:p>
+      <w:pPr>
+        <w:pStyle w:val="NormalWeb"/>
+        <w:jc w:val="both"/>
+        <w:rPr>
+          <w:rFonts w:ascii="Palatino Linotype" w:hAnsi="Palatino Linotype" w:cs="Palatino Linotype"/>
+        </w:rPr>
+      </w:pPr>
+      <w:r>
+        <w:rPr>
+          <w:rFonts w:ascii="Palatino Linotype" w:hAnsi="Palatino Linotype" w:cs="Palatino Linotype"/>
+        </w:rPr>
+        <w:t xml:space="preserve">Fourth, it is an active defense system, a shield protecting the Earth: The Moon has the ability to create protective energy fields that can deflect asteroids or comets at risk </w:t>
       </w:r>
       <w:r>
         <w:rPr>
           <w:rFonts w:ascii="Palatino Linotype" w:hAnsi="Palatino Linotype" w:cs="Palatino Linotype"/>
         </w:rPr>
         <w:lastRenderedPageBreak/>
-        <w:t>touched a very small part of. Merfolk are part of that diverse and rich tapestry.</w:t>
-      </w:r>
-    </w:p>
-    <w:p>
-      <w:pPr>
-        <w:pStyle w:val="NormalWeb"/>
-        <w:jc w:val="both"/>
-        <w:rPr>
-          <w:rFonts w:ascii="Palatino Linotype" w:hAnsi="Palatino Linotype" w:cs="Palatino Linotype"/>
-        </w:rPr>
-      </w:pPr>
-      <w:r>
-        <w:rPr>
-          <w:rFonts w:ascii="Palatino Linotype" w:hAnsi="Palatino Linotype" w:cs="Palatino Linotype"/>
-        </w:rPr>
-        <w:t>[ Mr. Mohan looks at Jack with a profound gaze. ]</w:t>
-      </w:r>
-    </w:p>
-    <w:p>
-      <w:pPr>
-        <w:pStyle w:val="NormalWeb"/>
-        <w:jc w:val="both"/>
-        <w:rPr>
-          <w:rFonts w:ascii="Palatino Linotype" w:hAnsi="Palatino Linotype" w:cs="Palatino Linotype"/>
-        </w:rPr>
-      </w:pPr>
-      <w:r>
-        <w:rPr>
-          <w:rFonts w:ascii="Palatino Linotype" w:hAnsi="Palatino Linotype" w:cs="Palatino Linotype"/>
-        </w:rPr>
-        <w:t>You see, human imagination is sometimes not an entirely new creation, but a recollection, vague memories, images left in the collective subconscious of humanity about what once existed, what once took place. Fairy tales, myths, if we look at them from a different perspective, may be the very doors that open up for us a part of the truth about the diverse and miraculous history of life on this Earth.</w:t>
-      </w:r>
-    </w:p>
-    <w:p>
-      <w:pPr>
-        <w:pStyle w:val="NormalWeb"/>
-        <w:jc w:val="both"/>
-        <w:rPr>
-          <w:rFonts w:ascii="Palatino Linotype" w:hAnsi="Palatino Linotype" w:cs="Palatino Linotype"/>
-        </w:rPr>
-      </w:pPr>
-      <w:r>
-        <w:rPr>
-          <w:rFonts w:ascii="Palatino Linotype" w:hAnsi="Palatino Linotype" w:cs="Palatino Linotype"/>
-        </w:rPr>
-        <w:t>The Creator, in His infinite creativity, has created all manner of beings, and our history is much richer than we often think.</w:t>
-      </w:r>
-    </w:p>
-    <w:p>
-      <w:pPr>
-        <w:pStyle w:val="NormalWeb"/>
-        <w:jc w:val="center"/>
-        <w:rPr>
-          <w:rFonts w:ascii="Palatino Linotype" w:hAnsi="Palatino Linotype" w:cs="Palatino Linotype"/>
-        </w:rPr>
-      </w:pPr>
-      <w:r>
-        <w:rPr>
-          <w:rFonts w:ascii="Palatino Linotype" w:hAnsi="Palatino Linotype" w:cs="Palatino Linotype"/>
-        </w:rPr>
-        <w:t>*  *  *</w:t>
-      </w:r>
-    </w:p>
-    <w:p>
-      <w:pPr>
-        <w:pStyle w:val="NormalWeb"/>
-        <w:jc w:val="both"/>
-        <w:rPr>
-          <w:rFonts w:ascii="Palatino Linotype" w:hAnsi="Palatino Linotype" w:cs="Palatino Linotype"/>
-        </w:rPr>
-      </w:pPr>
-      <w:r>
-        <w:rPr>
-          <w:rFonts w:ascii="Palatino Linotype" w:hAnsi="Palatino Linotype" w:cs="Palatino Linotype"/>
-          <w:b/>
-          <w:bCs/>
-        </w:rPr>
-        <w:t>Jack Voss:</w:t>
-      </w:r>
-    </w:p>
-    <w:p>
-      <w:pPr>
-        <w:pStyle w:val="NormalWeb"/>
-        <w:jc w:val="both"/>
-        <w:rPr>
-          <w:rFonts w:ascii="Palatino Linotype" w:hAnsi="Palatino Linotype" w:cs="Palatino Linotype"/>
-        </w:rPr>
-      </w:pPr>
-      <w:r>
-        <w:rPr>
-          <w:rFonts w:ascii="Palatino Linotype" w:hAnsi="Palatino Linotype" w:cs="Palatino Linotype"/>
-        </w:rPr>
-        <w:t>The races of people you have just described are truly astonishing. Among the civilizations that have passed, is there any that was particularly magnificent or left a profound lesson that you would like to share more about?</w:t>
-      </w:r>
-    </w:p>
-    <w:p>
-      <w:pPr>
-        <w:pStyle w:val="NormalWeb"/>
-        <w:jc w:val="both"/>
-        <w:rPr>
-          <w:rFonts w:ascii="Palatino Linotype" w:hAnsi="Palatino Linotype" w:cs="Palatino Linotype"/>
-        </w:rPr>
-      </w:pPr>
-      <w:r>
-        <w:rPr>
-          <w:rFonts w:ascii="Palatino Linotype" w:hAnsi="Palatino Linotype" w:cs="Palatino Linotype"/>
-          <w:b/>
-          <w:bCs/>
-        </w:rPr>
-        <w:t>Mr. Mohan:</w:t>
-      </w:r>
-    </w:p>
-    <w:p>
-      <w:pPr>
-        <w:pStyle w:val="NormalWeb"/>
-        <w:jc w:val="both"/>
-        <w:rPr>
-          <w:rFonts w:ascii="Palatino Linotype" w:hAnsi="Palatino Linotype" w:cs="Palatino Linotype"/>
-        </w:rPr>
-      </w:pPr>
+        <w:t>of colliding with the Earth, or neutralize negative influences from outer space, even from malevolent forces.</w:t>
+      </w:r>
+    </w:p>
+    <w:p>
+      <w:pPr>
+        <w:pStyle w:val="NormalWeb"/>
+        <w:jc w:val="both"/>
+        <w:rPr>
+          <w:rFonts w:ascii="Palatino Linotype" w:hAnsi="Palatino Linotype" w:cs="Palatino Linotype"/>
+        </w:rPr>
+      </w:pPr>
+      <w:r>
+        <w:rPr>
+          <w:rFonts w:ascii="Palatino Linotype" w:hAnsi="Palatino Linotype" w:cs="Palatino Linotype"/>
+        </w:rPr>
+        <w:t>And there is another particularly subtle point, Jack, clear proof of its intentional design and the deep connection between the Moon and life on Earth, and that is the astonishing synchronization between the Moon's cycle and some important biological rhythms in humans, especially the female menstrual cycle.</w:t>
+      </w:r>
+    </w:p>
+    <w:p>
+      <w:pPr>
+        <w:pStyle w:val="NormalWeb"/>
+        <w:jc w:val="both"/>
+        <w:rPr>
+          <w:rFonts w:ascii="Palatino Linotype" w:hAnsi="Palatino Linotype" w:cs="Palatino Linotype"/>
+        </w:rPr>
+      </w:pPr>
+      <w:r>
+        <w:rPr>
+          <w:rFonts w:ascii="Palatino Linotype" w:hAnsi="Palatino Linotype" w:cs="Palatino Linotype"/>
+        </w:rPr>
+        <w:t>This is not a random coincidence. In the original design of the Creator and the Gods when they crafted the living environment for humans, the Moon's cycle was arranged to be exquisitely harmonized with the internal rhythms of the female body, which is tied to the sanctity of creation and the continuation of the species. It reflects a profound understanding of the connection between the microcosm (the human being) and the macrocosm, between what happens on Earth and what operates in the heavens. This is part of an overall design where all elements are mutually supportive, assisting the life and harmonious development of humanity during that Golden Age.</w:t>
+      </w:r>
+    </w:p>
+    <w:p>
+      <w:pPr>
+        <w:pStyle w:val="NormalWeb"/>
+        <w:jc w:val="both"/>
+        <w:rPr>
+          <w:rFonts w:ascii="Palatino Linotype" w:hAnsi="Palatino Linotype" w:cs="Palatino Linotype"/>
+        </w:rPr>
+      </w:pPr>
+      <w:r>
+        <w:rPr>
+          <w:rFonts w:ascii="Palatino Linotype" w:hAnsi="Palatino Linotype" w:cs="Palatino Linotype"/>
+        </w:rPr>
+        <w:t xml:space="preserve">So, when you look up at the Moon, remember that it is not just a lifeless rock floating in space. It is a legacy, a creation that bears the strong imprint of a magnificent civilization that once existed, a silent witness to the </w:t>
+      </w:r>
       <w:r>
         <w:rPr>
           <w:rFonts w:ascii="Palatino Linotype" w:hAnsi="Palatino Linotype" w:cs="Palatino Linotype"/>
         </w:rPr>
         <w:lastRenderedPageBreak/>
-        <w:t>(Mr. Mohan nods slightly, a brief hint of surprise in his eyes before they quickly return to a contemplative state, as if rearranging the "folders" of his memory is a familiar task.)</w:t>
-      </w:r>
-    </w:p>
-    <w:p>
-      <w:pPr>
-        <w:pStyle w:val="NormalWeb"/>
-        <w:jc w:val="both"/>
-        <w:rPr>
-          <w:rFonts w:ascii="Palatino Linotype" w:hAnsi="Palatino Linotype" w:cs="Palatino Linotype"/>
-        </w:rPr>
-      </w:pPr>
-      <w:r>
-        <w:rPr>
-          <w:rFonts w:ascii="Palatino Linotype" w:hAnsi="Palatino Linotype" w:cs="Palatino Linotype"/>
-        </w:rPr>
-        <w:t>Yes. When the streams of memory return, sometimes the details of time and sequence need to be rearranged for accuracy…</w:t>
-      </w:r>
-    </w:p>
-    <w:p>
-      <w:pPr>
-        <w:pStyle w:val="NormalWeb"/>
-        <w:jc w:val="both"/>
-        <w:rPr>
-          <w:rFonts w:ascii="Palatino Linotype" w:hAnsi="Palatino Linotype" w:cs="Palatino Linotype"/>
-        </w:rPr>
-      </w:pPr>
-      <w:r>
-        <w:rPr>
-          <w:rFonts w:ascii="Palatino Linotype" w:hAnsi="Palatino Linotype" w:cs="Palatino Linotype"/>
-        </w:rPr>
-        <w:t>Among the myriad of those civilizations, there was one particularly glorious period, a pinnacle that I wish to share more deeply, which is the Golden Age in the final stage of the First Great Cycle, a time when a great masterpiece was born... The glorious era I want to share with you, actually belongs to the final stage of Earth's First Great Cycle. It was the most brilliant peak and also the final chapter of that first Great Cycle, an age when humanity truly lived very close to the Gods, and society reached a magnificent level of development both materially and spiritually, a harmony that we today would likely find difficult to fully comprehend.</w:t>
-      </w:r>
-    </w:p>
-    <w:p>
-      <w:pPr>
-        <w:pStyle w:val="NormalWeb"/>
-        <w:jc w:val="both"/>
-        <w:rPr>
-          <w:rFonts w:ascii="Palatino Linotype" w:hAnsi="Palatino Linotype" w:cs="Palatino Linotype"/>
-        </w:rPr>
-      </w:pPr>
-      <w:r>
-        <w:rPr>
-          <w:rFonts w:ascii="Palatino Linotype" w:hAnsi="Palatino Linotype" w:cs="Palatino Linotype"/>
-        </w:rPr>
-        <w:t>[ Mr. Mohan's voice becomes more solemn, as if speaking of something very sacred. ]</w:t>
-      </w:r>
-    </w:p>
-    <w:p>
-      <w:pPr>
-        <w:pStyle w:val="NormalWeb"/>
-        <w:jc w:val="both"/>
-        <w:rPr>
-          <w:rFonts w:ascii="Palatino Linotype" w:hAnsi="Palatino Linotype" w:cs="Palatino Linotype"/>
-        </w:rPr>
-      </w:pPr>
-      <w:r>
-        <w:rPr>
-          <w:rFonts w:ascii="Palatino Linotype" w:hAnsi="Palatino Linotype" w:cs="Palatino Linotype"/>
-        </w:rPr>
-        <w:t xml:space="preserve">That was a time when </w:t>
-      </w:r>
-      <w:r>
-        <w:rPr>
-          <w:rFonts w:ascii="Palatino Linotype" w:hAnsi="Palatino Linotype" w:cs="Palatino Linotype"/>
-          <w:b/>
-          <w:bCs/>
-        </w:rPr>
-        <w:t>the</w:t>
-      </w:r>
-      <w:r>
-        <w:rPr>
-          <w:rFonts w:ascii="Palatino Linotype" w:hAnsi="Palatino Linotype" w:cs="Palatino Linotype"/>
-        </w:rPr>
-        <w:t xml:space="preserve"> Creator, with immeasurable compassion, first spread the Dafa of the universe to the mortal world. This could be considered a kind of trial, a seeding for later transmissions, including the official and </w:t>
+        <w:t>history of the universe and of the extraordinary creative hands under the guidance of the Gods.</w:t>
+      </w:r>
+    </w:p>
+    <w:p>
+      <w:pPr>
+        <w:pStyle w:val="NormalWeb"/>
+        <w:jc w:val="both"/>
+        <w:rPr>
+          <w:rFonts w:ascii="Palatino Linotype" w:hAnsi="Palatino Linotype" w:cs="Palatino Linotype"/>
+        </w:rPr>
+      </w:pPr>
+      <w:r>
+        <w:rPr>
+          <w:rFonts w:ascii="Palatino Linotype" w:hAnsi="Palatino Linotype" w:cs="Palatino Linotype"/>
+        </w:rPr>
+        <w:t>But the history of this great masterpiece does not stop at that glorious moment, Jack. It is also a long saga of survival, of loyalty, and of silent sacrifices.</w:t>
+      </w:r>
+    </w:p>
+    <w:p>
+      <w:pPr>
+        <w:pStyle w:val="NormalWeb"/>
+        <w:jc w:val="both"/>
+        <w:rPr>
+          <w:rFonts w:ascii="Palatino Linotype" w:hAnsi="Palatino Linotype" w:cs="Palatino Linotype"/>
+        </w:rPr>
+      </w:pPr>
+      <w:r>
+        <w:rPr>
+          <w:rFonts w:ascii="Palatino Linotype" w:hAnsi="Palatino Linotype" w:cs="Palatino Linotype"/>
+        </w:rPr>
+        <w:t>When the Golden Age of the First Great Cycle came to an end, due to the irredeemable moral decline of most of the beings on Earth at that time, a terrifying "great cleansing," a comprehensive destruction, was arranged by the Gods to end that entire Great Cycle. The Earth of that period, from what I "see," had to undergo a disintegration on a very large scale, which can be imagined as being "blown up" into countless fragments, before being completely recreated by the Gods with their great divine power and infinite compassion, using the basic materials of the universe to build the new Earth of the Second Great Cycle in which we now live.</w:t>
+      </w:r>
+    </w:p>
+    <w:p>
+      <w:pPr>
+        <w:pStyle w:val="NormalWeb"/>
+        <w:jc w:val="both"/>
+        <w:rPr>
+          <w:rFonts w:ascii="Palatino Linotype" w:hAnsi="Palatino Linotype" w:cs="Palatino Linotype"/>
+        </w:rPr>
+      </w:pPr>
+      <w:r>
+        <w:rPr>
+          <w:rFonts w:ascii="Palatino Linotype" w:hAnsi="Palatino Linotype" w:cs="Palatino Linotype"/>
+        </w:rPr>
+        <w:t xml:space="preserve">And in that apocalyptic context, the fate of the Moon became incredibly special. Before the old Earth was completely destroyed, the wisest sages, the most profound cultivators of the Golden Age, with their foresight and under the direct guidance of the Gods and the Creator, carried out an extraordinary plan, a great "evacuation." The Moon—their spaceship, second home, and fortress—was controlled by pure thought and spiritual energy to temporarily leave Earth's orbit, </w:t>
       </w:r>
       <w:r>
         <w:rPr>
           <w:rFonts w:ascii="Palatino Linotype" w:hAnsi="Palatino Linotype" w:cs="Palatino Linotype"/>
         </w:rPr>
         <w:lastRenderedPageBreak/>
-        <w:t>universal transmission that a small part of humanity is witnessing in this era. The people at that time, for the most part, still retained their pure simplicity and a very high moral character. The way they received Dafa was also very special, Jack. It was not through scriptures or complex lectures, but mainly through direct induction, through an opening from within their own hearts. When their minds were still enough, pure enough, the profound Principles of the universe would permeate their consciousness like streams of compassionate and wise energy, causing them to awaken. There were people who, after being enlightened in this way, suddenly understood the language of the stars, some could see the structure of the most microscopic particles, or could easily communicate with beings in other dimensions.</w:t>
-      </w:r>
-    </w:p>
-    <w:p>
-      <w:pPr>
-        <w:pStyle w:val="NormalWeb"/>
-        <w:jc w:val="both"/>
-        <w:rPr>
-          <w:rFonts w:ascii="Palatino Linotype" w:hAnsi="Palatino Linotype" w:cs="Palatino Linotype"/>
-        </w:rPr>
-      </w:pPr>
-      <w:r>
-        <w:rPr>
-          <w:rFonts w:ascii="Palatino Linotype" w:hAnsi="Palatino Linotype" w:cs="Palatino Linotype"/>
-        </w:rPr>
-        <w:t xml:space="preserve">The society of that time, Jack, was a nearly ideal society. Morality was the foundation of all activities. People treated each other with sincerity, kindness, and forbearance. There was none of the deception, conflict, or intense jealousy that we see today. The notion that 'Gods walked among men' was not a metaphor. The Gods, or cultivators who had reached very high realms, often manifested and taught humankind. I 'see' Dharma lectures held not in solemn temples, but perhaps in the middle of a forest, by a stream, where people sat and listened to compassionate and wise teachings, and they could directly ask questions and share their own </w:t>
-      </w:r>
-      <w:r>
-        <w:rPr>
-          <w:rFonts w:ascii="Palatino Linotype" w:hAnsi="Palatino Linotype" w:cs="Palatino Linotype"/>
-        </w:rPr>
-        <w:lastRenderedPageBreak/>
-        <w:t>understandings. The communication between Gods and men at that time was very natural and close.</w:t>
-      </w:r>
-    </w:p>
-    <w:p>
-      <w:pPr>
-        <w:pStyle w:val="NormalWeb"/>
-        <w:jc w:val="both"/>
-        <w:rPr>
-          <w:rFonts w:ascii="Palatino Linotype" w:hAnsi="Palatino Linotype" w:cs="Palatino Linotype"/>
-        </w:rPr>
-      </w:pPr>
-      <w:r>
-        <w:rPr>
-          <w:rFonts w:ascii="Palatino Linotype" w:hAnsi="Palatino Linotype" w:cs="Palatino Linotype"/>
-        </w:rPr>
-        <w:t>What was special was that science and spirituality were not separate at all, but blended as one. The greatest scientists were also those with very high levels of spiritual cultivation. They not only studied the external material world but also explored the mysteries of the universe and life from within their own beings.</w:t>
-      </w:r>
-    </w:p>
-    <w:p>
-      <w:pPr>
-        <w:pStyle w:val="NormalWeb"/>
-        <w:jc w:val="both"/>
-        <w:rPr>
-          <w:rFonts w:ascii="Palatino Linotype" w:hAnsi="Palatino Linotype" w:cs="Palatino Linotype"/>
-        </w:rPr>
-      </w:pPr>
-      <w:r>
-        <w:rPr>
-          <w:rFonts w:ascii="Palatino Linotype" w:hAnsi="Palatino Linotype" w:cs="Palatino Linotype"/>
-        </w:rPr>
-        <w:t>As a result, the people of that era possessed extraordinary abilities, not through complex external machinery, but mainly as a result of the opening of their wisdom and the supernormal abilities gained from cultivating their moral character according to Dafa. They could move large objects with their minds, heal illnesses with the energy of a compassionate heart, and their lifespans were also very long, their bodies always healthy and full of energy.</w:t>
-      </w:r>
-    </w:p>
-    <w:p>
-      <w:pPr>
-        <w:pStyle w:val="NormalWeb"/>
-        <w:jc w:val="both"/>
-        <w:rPr>
-          <w:rFonts w:ascii="Palatino Linotype" w:hAnsi="Palatino Linotype" w:cs="Palatino Linotype"/>
-        </w:rPr>
-      </w:pPr>
-      <w:r>
-        <w:rPr>
-          <w:rFonts w:ascii="Palatino Linotype" w:hAnsi="Palatino Linotype" w:cs="Palatino Linotype"/>
-        </w:rPr>
-        <w:t xml:space="preserve">Their technology, if it can be called that, was also based on principles completely different from ours. It was a 'spirituality-based technology.' For example, instead of using internal combustion engines, they could create flying machines that operated on energy drawn directly from space, or by the powerful spiritual energy of the controller. They could 'grow' special crystals capable of storing and amplifying energy, used for lighting, communication, or even creating protective force fields. </w:t>
-      </w:r>
-      <w:r>
-        <w:rPr>
-          <w:rFonts w:ascii="Palatino Linotype" w:hAnsi="Palatino Linotype" w:cs="Palatino Linotype"/>
-        </w:rPr>
-        <w:lastRenderedPageBreak/>
-        <w:t>The construction of great architectural works did not require heavy machinery either; they could use their minds, their collective energy, to shape materials, causing stones to move and assemble themselves according to their will.</w:t>
-      </w:r>
-    </w:p>
-    <w:p>
-      <w:pPr>
-        <w:pStyle w:val="NormalWeb"/>
-        <w:jc w:val="both"/>
-        <w:rPr>
-          <w:rFonts w:ascii="Palatino Linotype" w:hAnsi="Palatino Linotype" w:cs="Palatino Linotype"/>
-        </w:rPr>
-      </w:pPr>
-      <w:r>
-        <w:rPr>
-          <w:rFonts w:ascii="Palatino Linotype" w:hAnsi="Palatino Linotype" w:cs="Palatino Linotype"/>
-        </w:rPr>
-        <w:t>When people lived in accordance with the Law, when their hearts and minds were pure, their wisdom was opened to an infinite degree. They saw the world with different eyes, understood the interconnectedness of all things, and lived in harmony with nature and the universe.</w:t>
-      </w:r>
-    </w:p>
-    <w:p>
-      <w:pPr>
-        <w:pStyle w:val="NormalWeb"/>
-        <w:jc w:val="both"/>
-        <w:rPr>
-          <w:rFonts w:ascii="Palatino Linotype" w:hAnsi="Palatino Linotype" w:cs="Palatino Linotype"/>
-        </w:rPr>
-      </w:pPr>
-      <w:r>
-        <w:rPr>
-          <w:rFonts w:ascii="Palatino Linotype" w:hAnsi="Palatino Linotype" w:cs="Palatino Linotype"/>
-        </w:rPr>
-        <w:t>[ Mr. Mohan pauses, a flicker of sadness in his eyes. ]</w:t>
-      </w:r>
-    </w:p>
-    <w:p>
-      <w:pPr>
-        <w:pStyle w:val="NormalWeb"/>
-        <w:jc w:val="both"/>
-        <w:rPr>
-          <w:rFonts w:ascii="Palatino Linotype" w:hAnsi="Palatino Linotype" w:cs="Palatino Linotype"/>
-        </w:rPr>
-      </w:pPr>
-      <w:r>
-        <w:rPr>
-          <w:rFonts w:ascii="Palatino Linotype" w:hAnsi="Palatino Linotype" w:cs="Palatino Linotype"/>
-        </w:rPr>
-        <w:t>That was truly a glorious era, a peak that perhaps very few later civilizations in the Second Great Cycle could match. But precisely because it was so glorious, over time, a portion of the people gradually became complacent, then began to stray from the original teachings, abusing their abilities for personal gain... And the law of formation-stasis-degeneration-destruction was once again fulfilled, leading to the end of that entire First Great Cycle.</w:t>
-      </w:r>
-    </w:p>
-    <w:p>
-      <w:pPr>
-        <w:pStyle w:val="NormalWeb"/>
-        <w:jc w:val="both"/>
-        <w:rPr>
-          <w:rFonts w:ascii="Palatino Linotype" w:hAnsi="Palatino Linotype" w:cs="Palatino Linotype"/>
-        </w:rPr>
-      </w:pPr>
-      <w:r>
-        <w:rPr>
-          <w:rFonts w:ascii="Palatino Linotype" w:hAnsi="Palatino Linotype" w:cs="Palatino Linotype"/>
-        </w:rPr>
-        <w:t xml:space="preserve">However, it was during that magnificent Golden Age, which was also the final stage of the First Great Dycle, that under the guidance of the Gods and the Creator, the people of that era created a great masterpiece, a work </w:t>
-      </w:r>
-      <w:r>
-        <w:rPr>
-          <w:rFonts w:ascii="Palatino Linotype" w:hAnsi="Palatino Linotype" w:cs="Palatino Linotype"/>
-        </w:rPr>
-        <w:lastRenderedPageBreak/>
-        <w:t>that still exists to this day, quietly shining upon us every night. That is the Moon.</w:t>
-      </w:r>
-    </w:p>
-    <w:p>
-      <w:pPr>
-        <w:pStyle w:val="NormalWeb"/>
-        <w:jc w:val="both"/>
-        <w:rPr>
-          <w:rFonts w:ascii="Palatino Linotype" w:hAnsi="Palatino Linotype" w:cs="Palatino Linotype"/>
-        </w:rPr>
-      </w:pPr>
-      <w:r>
-        <w:rPr>
-          <w:rFonts w:ascii="Palatino Linotype" w:hAnsi="Palatino Linotype" w:cs="Palatino Linotype"/>
-        </w:rPr>
-        <w:t>[ Mr. Mohan glances outside, as if he can see the moon even though it is daytime. ]</w:t>
-      </w:r>
-    </w:p>
-    <w:p>
-      <w:pPr>
-        <w:pStyle w:val="NormalWeb"/>
-        <w:jc w:val="both"/>
-        <w:rPr>
-          <w:rFonts w:ascii="Palatino Linotype" w:hAnsi="Palatino Linotype" w:cs="Palatino Linotype"/>
-        </w:rPr>
-      </w:pPr>
-      <w:r>
-        <w:rPr>
-          <w:rFonts w:ascii="Palatino Linotype" w:hAnsi="Palatino Linotype" w:cs="Palatino Linotype"/>
-        </w:rPr>
-        <w:t>Would you like to hear the story of the Moon's birth, Jack?"</w:t>
-      </w:r>
-    </w:p>
-    <w:p>
-      <w:pPr>
-        <w:pStyle w:val="NormalWeb"/>
-        <w:jc w:val="center"/>
-        <w:rPr>
-          <w:rFonts w:ascii="Palatino Linotype" w:hAnsi="Palatino Linotype" w:cs="Palatino Linotype"/>
-        </w:rPr>
-      </w:pPr>
-      <w:r>
-        <w:rPr>
-          <w:rFonts w:ascii="Palatino Linotype" w:hAnsi="Palatino Linotype" w:cs="Palatino Linotype"/>
-        </w:rPr>
-        <w:t>*  *  *</w:t>
-      </w:r>
-    </w:p>
-    <w:p>
-      <w:pPr>
-        <w:pStyle w:val="NormalWeb"/>
-        <w:jc w:val="both"/>
-        <w:rPr>
-          <w:rFonts w:ascii="Palatino Linotype" w:hAnsi="Palatino Linotype" w:cs="Palatino Linotype"/>
-        </w:rPr>
-      </w:pPr>
-    </w:p>
-    <w:p>
-      <w:pPr>
-        <w:pStyle w:val="NormalWeb"/>
-        <w:jc w:val="both"/>
-        <w:rPr>
-          <w:rFonts w:ascii="Palatino Linotype" w:hAnsi="Palatino Linotype" w:cs="Palatino Linotype"/>
-        </w:rPr>
-      </w:pPr>
-      <w:r>
-        <w:rPr>
-          <w:rFonts w:ascii="Palatino Linotype" w:hAnsi="Palatino Linotype" w:cs="Palatino Linotype"/>
-          <w:b/>
-          <w:bCs/>
-        </w:rPr>
-        <w:t>Jack Voss:</w:t>
-      </w:r>
-    </w:p>
-    <w:p>
-      <w:pPr>
-        <w:pStyle w:val="NormalWeb"/>
-        <w:jc w:val="both"/>
-        <w:rPr>
-          <w:rFonts w:ascii="Palatino Linotype" w:hAnsi="Palatino Linotype" w:cs="Palatino Linotype"/>
-        </w:rPr>
-      </w:pPr>
-      <w:r>
-        <w:rPr>
-          <w:rFonts w:ascii="Palatino Linotype" w:hAnsi="Palatino Linotype" w:cs="Palatino Linotype"/>
-        </w:rPr>
-        <w:t>Oh, you mean to say, the Moon that we see today is a "product" created by the people of that glorious civilization?</w:t>
-      </w:r>
-    </w:p>
-    <w:p>
-      <w:pPr>
-        <w:pStyle w:val="NormalWeb"/>
-        <w:jc w:val="both"/>
-        <w:rPr>
-          <w:rFonts w:ascii="Palatino Linotype" w:hAnsi="Palatino Linotype" w:cs="Palatino Linotype"/>
-        </w:rPr>
-      </w:pPr>
-      <w:r>
-        <w:rPr>
-          <w:rFonts w:ascii="Palatino Linotype" w:hAnsi="Palatino Linotype" w:cs="Palatino Linotype"/>
-          <w:b/>
-          <w:bCs/>
-        </w:rPr>
-        <w:t>Mr. Mohan:</w:t>
-      </w:r>
-    </w:p>
-    <w:p>
-      <w:pPr>
-        <w:pStyle w:val="NormalWeb"/>
-        <w:jc w:val="both"/>
-        <w:rPr>
-          <w:rFonts w:ascii="Palatino Linotype" w:hAnsi="Palatino Linotype" w:cs="Palatino Linotype"/>
-        </w:rPr>
-      </w:pPr>
-      <w:r>
-        <w:rPr>
-          <w:rFonts w:ascii="Palatino Linotype" w:hAnsi="Palatino Linotype" w:cs="Palatino Linotype"/>
-        </w:rPr>
-        <w:t>(Mr. Mohan nods slightly, his eyes looking at Jack Voss with a knowing gaze, as if confirming something that seems incredible but is a truth he has "seen.")</w:t>
-      </w:r>
-    </w:p>
-    <w:p>
-      <w:pPr>
-        <w:pStyle w:val="NormalWeb"/>
-        <w:jc w:val="both"/>
-        <w:rPr>
-          <w:rFonts w:ascii="Palatino Linotype" w:hAnsi="Palatino Linotype" w:cs="Palatino Linotype"/>
-        </w:rPr>
-      </w:pPr>
-      <w:r>
-        <w:rPr>
-          <w:rFonts w:ascii="Palatino Linotype" w:hAnsi="Palatino Linotype" w:cs="Palatino Linotype"/>
-        </w:rPr>
-        <w:t xml:space="preserve">Yes, Jack. This might startle many people, or even make them skeptical, because it is so different from what modern science tells us about the origin of celestial bodies. But according to what I have "witnessed" in the </w:t>
-      </w:r>
-      <w:r>
-        <w:rPr>
-          <w:rFonts w:ascii="Palatino Linotype" w:hAnsi="Palatino Linotype" w:cs="Palatino Linotype"/>
-        </w:rPr>
-        <w:lastRenderedPageBreak/>
-        <w:t>stream of the universe's memory, the Moon that we gaze upon every night is not entirely a celestial body formed naturally and randomly.</w:t>
-      </w:r>
-    </w:p>
-    <w:p>
-      <w:pPr>
-        <w:pStyle w:val="NormalWeb"/>
-        <w:jc w:val="both"/>
-        <w:rPr>
-          <w:rFonts w:ascii="Palatino Linotype" w:hAnsi="Palatino Linotype" w:cs="Palatino Linotype"/>
-        </w:rPr>
-      </w:pPr>
-      <w:r>
-        <w:rPr>
-          <w:rFonts w:ascii="Palatino Linotype" w:hAnsi="Palatino Linotype" w:cs="Palatino Linotype"/>
-        </w:rPr>
-        <w:t>Just as you said, it is indeed a "product," a great masterpiece created by the people of that Golden Age—the peak and also the final stage of Earth's First Great Cycle.</w:t>
-      </w:r>
-    </w:p>
-    <w:p>
-      <w:pPr>
-        <w:pStyle w:val="NormalWeb"/>
-        <w:jc w:val="both"/>
-        <w:rPr>
-          <w:rFonts w:ascii="Palatino Linotype" w:hAnsi="Palatino Linotype" w:cs="Palatino Linotype"/>
-        </w:rPr>
-      </w:pPr>
-      <w:r>
-        <w:rPr>
-          <w:rFonts w:ascii="Palatino Linotype" w:hAnsi="Palatino Linotype" w:cs="Palatino Linotype"/>
-        </w:rPr>
-        <w:t>[ Mr. Mohan pauses for a moment, as if to give Jack Voss time to absorb this information. ]</w:t>
-      </w:r>
-    </w:p>
-    <w:p>
-      <w:pPr>
-        <w:pStyle w:val="NormalWeb"/>
-        <w:jc w:val="both"/>
-        <w:rPr>
-          <w:rFonts w:ascii="Palatino Linotype" w:hAnsi="Palatino Linotype" w:cs="Palatino Linotype"/>
-        </w:rPr>
-      </w:pPr>
-      <w:r>
-        <w:rPr>
-          <w:rFonts w:ascii="Palatino Linotype" w:hAnsi="Palatino Linotype" w:cs="Palatino Linotype"/>
-        </w:rPr>
-        <w:t>Creating a celestial body like the Moon was, of course, not a simple task that a few individuals could accomplish. It was a great project, requiring the fusion of the wisdom, abilities, and faith of an entire civilization, and most importantly, it was carried out under the guidance, instruction, and assistance of the Gods, and was part of the overall arrangement of the Creator.</w:t>
-      </w:r>
-    </w:p>
-    <w:p>
-      <w:pPr>
-        <w:pStyle w:val="NormalWeb"/>
-        <w:jc w:val="both"/>
-        <w:rPr>
-          <w:rFonts w:ascii="Palatino Linotype" w:hAnsi="Palatino Linotype" w:cs="Palatino Linotype"/>
-        </w:rPr>
-      </w:pPr>
-      <w:r>
-        <w:rPr>
-          <w:rFonts w:ascii="Palatino Linotype" w:hAnsi="Palatino Linotype" w:cs="Palatino Linotype"/>
-        </w:rPr>
-        <w:t>The people of that time, as I have said, had reached a very high level of science and technology based on a spiritual foundation. They had a profound understanding of the laws governing the universe, of energy, and of matter at both microscopic and macroscopic levels. They had the ability to control enormous sources of energy and could influence matter on a scale that is hard for us to imagine today.</w:t>
-      </w:r>
-    </w:p>
-    <w:p>
-      <w:pPr>
-        <w:pStyle w:val="NormalWeb"/>
-        <w:jc w:val="both"/>
-        <w:rPr>
-          <w:rFonts w:ascii="Palatino Linotype" w:hAnsi="Palatino Linotype" w:cs="Palatino Linotype"/>
-        </w:rPr>
-      </w:pPr>
-      <w:r>
-        <w:rPr>
-          <w:rFonts w:ascii="Palatino Linotype" w:hAnsi="Palatino Linotype" w:cs="Palatino Linotype"/>
-        </w:rPr>
-        <w:lastRenderedPageBreak/>
-        <w:t>The purpose of creating the Moon was not merely to "provide light" at night. It had incredibly complex and important functions for life and for the balance of the Earth.</w:t>
-      </w:r>
-    </w:p>
-    <w:p>
-      <w:pPr>
-        <w:pStyle w:val="NormalWeb"/>
-        <w:jc w:val="both"/>
-        <w:rPr>
-          <w:rFonts w:ascii="Palatino Linotype" w:hAnsi="Palatino Linotype" w:cs="Palatino Linotype"/>
-        </w:rPr>
-      </w:pPr>
-      <w:r>
-        <w:rPr>
-          <w:rFonts w:ascii="Palatino Linotype" w:hAnsi="Palatino Linotype" w:cs="Palatino Linotype"/>
-        </w:rPr>
-        <w:t>To help you visualize, Jack, let me share a little about its diverse roles, according to what I "see":</w:t>
-      </w:r>
-    </w:p>
-    <w:p>
-      <w:pPr>
-        <w:pStyle w:val="NormalWeb"/>
-        <w:jc w:val="both"/>
-        <w:rPr>
-          <w:rFonts w:ascii="Palatino Linotype" w:hAnsi="Palatino Linotype" w:cs="Palatino Linotype"/>
-        </w:rPr>
-      </w:pPr>
-      <w:r>
-        <w:rPr>
-          <w:rFonts w:ascii="Palatino Linotype" w:hAnsi="Palatino Linotype" w:cs="Palatino Linotype"/>
-        </w:rPr>
-        <w:t>First, it coordinates the ecology and subtle energies for the Earth: Besides creating tides, a function that modern science already knows, the Moon also acts as a huge, sophisticated regulator, helping to balance the Earth's energy flows, influencing the climate and weather patterns in a harmonious way, and even the biological rhythms of countless species. It not only reflects sunlight but also has the ability to receive, transform, and distribute subtle cosmic energies, nurturing life on the planet.</w:t>
-      </w:r>
-    </w:p>
-    <w:p>
-      <w:pPr>
-        <w:pStyle w:val="NormalWeb"/>
-        <w:jc w:val="both"/>
-        <w:rPr>
-          <w:rFonts w:ascii="Palatino Linotype" w:hAnsi="Palatino Linotype" w:cs="Palatino Linotype"/>
-        </w:rPr>
-      </w:pPr>
-      <w:r>
-        <w:rPr>
-          <w:rFonts w:ascii="Palatino Linotype" w:hAnsi="Palatino Linotype" w:cs="Palatino Linotype"/>
-        </w:rPr>
-        <w:t>Second, it is a transit station and filter for cosmic energy: It acts like a giant lens, or a cosmic transformer, attracting energy sources from distant stars and from other dimensions, then "refining" them, adjusting their frequency and intensity to be suitable and beneficial for Earth's environment and the beings on it.</w:t>
-      </w:r>
-    </w:p>
-    <w:p>
-      <w:pPr>
-        <w:pStyle w:val="NormalWeb"/>
-        <w:jc w:val="both"/>
-        <w:rPr>
-          <w:rFonts w:ascii="Palatino Linotype" w:hAnsi="Palatino Linotype" w:cs="Palatino Linotype"/>
-        </w:rPr>
-      </w:pPr>
-      <w:r>
-        <w:rPr>
-          <w:rFonts w:ascii="Palatino Linotype" w:hAnsi="Palatino Linotype" w:cs="Palatino Linotype"/>
-        </w:rPr>
-        <w:t xml:space="preserve">Third, it is a "spaceship" capable of moving on its own when necessary: This is one of its most miraculous functions. This ability to move is not for ordinary </w:t>
-      </w:r>
-      <w:r>
-        <w:rPr>
-          <w:rFonts w:ascii="Palatino Linotype" w:hAnsi="Palatino Linotype" w:cs="Palatino Linotype"/>
-        </w:rPr>
-        <w:lastRenderedPageBreak/>
-        <w:t>exploratory travel, but is a crucial means to protect the Earth or the essence of life during times of great calamity, during planet-scale destructive events. Its operation is not based on rocket engines or the crude mechanical means we know. Its operation is based on principles of spiritual energy, the unified will of wise beings, and the ability to control cosmic energy flows under the guidance of the Gods.</w:t>
-      </w:r>
-    </w:p>
-    <w:p>
-      <w:pPr>
-        <w:pStyle w:val="NormalWeb"/>
-        <w:jc w:val="both"/>
-        <w:rPr>
-          <w:rFonts w:ascii="Palatino Linotype" w:hAnsi="Palatino Linotype" w:cs="Palatino Linotype"/>
-        </w:rPr>
-      </w:pPr>
-      <w:r>
-        <w:rPr>
-          <w:rFonts w:ascii="Palatino Linotype" w:hAnsi="Palatino Linotype" w:cs="Palatino Linotype"/>
-        </w:rPr>
-        <w:t>Fourth, it is an active defense system, a shield protecting the Earth: The Moon has the ability to create protective energy fields that can deflect asteroids or comets at risk of colliding with the Earth, or neutralize negative influences from outer space, even from malevolent forces.</w:t>
-      </w:r>
-    </w:p>
-    <w:p>
-      <w:pPr>
-        <w:pStyle w:val="NormalWeb"/>
-        <w:jc w:val="both"/>
-        <w:rPr>
-          <w:rFonts w:ascii="Palatino Linotype" w:hAnsi="Palatino Linotype" w:cs="Palatino Linotype"/>
-        </w:rPr>
-      </w:pPr>
-      <w:r>
-        <w:rPr>
-          <w:rFonts w:ascii="Palatino Linotype" w:hAnsi="Palatino Linotype" w:cs="Palatino Linotype"/>
-        </w:rPr>
-        <w:t>And there is another particularly subtle point, Jack, clear proof of its intentional design and the deep connection between the Moon and life on Earth, and that is the astonishing synchronization between the Moon's cycle and some important biological rhythms in humans, especially the female menstrual cycle.</w:t>
-      </w:r>
-    </w:p>
-    <w:p>
-      <w:pPr>
-        <w:pStyle w:val="NormalWeb"/>
-        <w:jc w:val="both"/>
-        <w:rPr>
-          <w:rFonts w:ascii="Palatino Linotype" w:hAnsi="Palatino Linotype" w:cs="Palatino Linotype"/>
-        </w:rPr>
-      </w:pPr>
-      <w:r>
-        <w:rPr>
-          <w:rFonts w:ascii="Palatino Linotype" w:hAnsi="Palatino Linotype" w:cs="Palatino Linotype"/>
-        </w:rPr>
-        <w:t xml:space="preserve">This is not a random coincidence. In the original design of the Creator and the Gods when they crafted the living environment for humans, the Moon's cycle was arranged to be exquisitely harmonized with the internal rhythms of the female body, which is tied to the sanctity of creation and the continuation of the species. It reflects a profound understanding of the connection between the </w:t>
-      </w:r>
-      <w:r>
-        <w:rPr>
-          <w:rFonts w:ascii="Palatino Linotype" w:hAnsi="Palatino Linotype" w:cs="Palatino Linotype"/>
-        </w:rPr>
-        <w:lastRenderedPageBreak/>
-        <w:t>microcosm (the human being) and the macrocosm, between what happens on Earth and what operates in the heavens. This is part of an overall design where all elements are mutually supportive, assisting the life and harmonious development of humanity during that Golden Age.</w:t>
-      </w:r>
-    </w:p>
-    <w:p>
-      <w:pPr>
-        <w:pStyle w:val="NormalWeb"/>
-        <w:jc w:val="both"/>
-        <w:rPr>
-          <w:rFonts w:ascii="Palatino Linotype" w:hAnsi="Palatino Linotype" w:cs="Palatino Linotype"/>
-        </w:rPr>
-      </w:pPr>
-      <w:r>
-        <w:rPr>
-          <w:rFonts w:ascii="Palatino Linotype" w:hAnsi="Palatino Linotype" w:cs="Palatino Linotype"/>
-        </w:rPr>
-        <w:t>So, when you look up at the Moon, remember that it is not just a lifeless rock floating in space. It is a legacy, a creation that bears the strong imprint of a magnificent civilization that once existed, a silent witness to the history of the universe and of the extraordinary creative hands under the guidance of the Gods.</w:t>
-      </w:r>
-    </w:p>
-    <w:p>
-      <w:pPr>
-        <w:pStyle w:val="NormalWeb"/>
-        <w:jc w:val="both"/>
-        <w:rPr>
-          <w:rFonts w:ascii="Palatino Linotype" w:hAnsi="Palatino Linotype" w:cs="Palatino Linotype"/>
-        </w:rPr>
-      </w:pPr>
-      <w:r>
-        <w:rPr>
-          <w:rFonts w:ascii="Palatino Linotype" w:hAnsi="Palatino Linotype" w:cs="Palatino Linotype"/>
-        </w:rPr>
-        <w:t>But the history of this great masterpiece does not stop at that glorious moment, Jack. It is also a long saga of survival, of loyalty, and of silent sacrifices.</w:t>
-      </w:r>
-    </w:p>
-    <w:p>
-      <w:pPr>
-        <w:pStyle w:val="NormalWeb"/>
-        <w:jc w:val="both"/>
-        <w:rPr>
-          <w:rFonts w:ascii="Palatino Linotype" w:hAnsi="Palatino Linotype" w:cs="Palatino Linotype"/>
-        </w:rPr>
-      </w:pPr>
-      <w:r>
-        <w:rPr>
-          <w:rFonts w:ascii="Palatino Linotype" w:hAnsi="Palatino Linotype" w:cs="Palatino Linotype"/>
-        </w:rPr>
-        <w:t xml:space="preserve">When the Golden Age of the First Great Cycle came to an end, due to the irredeemable moral decline of most of the beings on Earth at that time, a terrifying "great cleansing," a comprehensive destruction, was arranged by the Gods to end that entire Great Cycle. The Earth of that period, from what I "see," had to undergo a disintegration on a very large scale, which can be imagined as being "blown up" into countless fragments, before being completely recreated by the Gods with their great divine power and infinite compassion, using the </w:t>
-      </w:r>
-      <w:r>
-        <w:rPr>
-          <w:rFonts w:ascii="Palatino Linotype" w:hAnsi="Palatino Linotype" w:cs="Palatino Linotype"/>
-        </w:rPr>
-        <w:lastRenderedPageBreak/>
-        <w:t>basic materials of the universe to build the new Earth of the Second Great Cycle in which we now live.</w:t>
-      </w:r>
-    </w:p>
-    <w:p>
-      <w:pPr>
-        <w:pStyle w:val="NormalWeb"/>
-        <w:jc w:val="both"/>
-        <w:rPr>
-          <w:rFonts w:ascii="Palatino Linotype" w:hAnsi="Palatino Linotype" w:cs="Palatino Linotype"/>
-        </w:rPr>
-      </w:pPr>
-      <w:r>
-        <w:rPr>
-          <w:rFonts w:ascii="Palatino Linotype" w:hAnsi="Palatino Linotype" w:cs="Palatino Linotype"/>
-        </w:rPr>
-        <w:t>And in that apocalyptic context, the fate of the Moon became incredibly special. Before the old Earth was completely destroyed, the wisest sages, the most profound cultivators of the Golden Age, with their foresight and under the direct guidance of the Gods and the Creator, carried out an extraordinary plan, a great "evacuation." The Moon—their spaceship, second home, and fortress—was controlled by pure thought and spiritual energy to temporarily leave Earth's orbit, moving out of the horrific zone of destruction. It carried not only the finest seeds of that civilization, precious cosmic knowledge, but also a certain number of the purest people, the vital seeds of life, to preserve them through the cosmic calamity.</w:t>
-      </w:r>
-    </w:p>
-    <w:p>
-      <w:pPr>
-        <w:pStyle w:val="NormalWeb"/>
-        <w:jc w:val="both"/>
-        <w:rPr>
-          <w:rFonts w:ascii="Palatino Linotype" w:hAnsi="Palatino Linotype" w:cs="Palatino Linotype"/>
-        </w:rPr>
-      </w:pPr>
-      <w:r>
-        <w:rPr>
-          <w:rFonts w:ascii="Palatino Linotype" w:hAnsi="Palatino Linotype" w:cs="Palatino Linotype"/>
-        </w:rPr>
-        <w:t xml:space="preserve">After the old Earth was completely destroyed and a new, cleaner Earth was recreated, beginning a new chapter of the Second Great Cycle, the Moon, according to a miraculous arrangement and at the predestined time, quietly returned to its familiar orbital position. It continued its sacred mission to support, protect, and regulate life on this new blue planet. When it returned, the Moon basically retained its complex structures and immense potential from the Golden Age. And the people who had been taken aboard to escape the disaster, after many generations of proliferating during their long drift </w:t>
-      </w:r>
-      <w:r>
-        <w:rPr>
-          <w:rFonts w:ascii="Palatino Linotype" w:hAnsi="Palatino Linotype" w:cs="Palatino Linotype"/>
-        </w:rPr>
-        <w:lastRenderedPageBreak/>
-        <w:t>with the "ark" of the Moon, their numbers had grown vast. According to the Gods' arrangement, when the Moon returned to the new Earth, these people were not allowed to live on the surface, but were guided to move into vast spaces that had been prepared in advance deep inside the Earth. They became the founders of the mystical inner-earth civilization that we may speak of later.</w:t>
-      </w:r>
-    </w:p>
-    <w:p>
-      <w:pPr>
-        <w:pStyle w:val="NormalWeb"/>
-        <w:jc w:val="center"/>
-        <w:rPr>
-          <w:rFonts w:ascii="Palatino Linotype" w:hAnsi="Palatino Linotype" w:cs="Palatino Linotype"/>
-        </w:rPr>
-      </w:pPr>
-      <w:r>
-        <w:rPr>
-          <w:rFonts w:ascii="Palatino Linotype" w:hAnsi="Palatino Linotype" w:cs="Palatino Linotype"/>
-        </w:rPr>
-        <w:t>*  *  *</w:t>
-      </w:r>
-    </w:p>
-    <w:p>
-      <w:pPr>
-        <w:pStyle w:val="NormalWeb"/>
-        <w:jc w:val="both"/>
-        <w:rPr>
-          <w:rFonts w:ascii="Palatino Linotype" w:hAnsi="Palatino Linotype" w:cs="Palatino Linotype"/>
-        </w:rPr>
-      </w:pPr>
-    </w:p>
-    <w:p>
-      <w:pPr>
-        <w:pStyle w:val="NormalWeb"/>
-        <w:jc w:val="both"/>
-        <w:rPr>
-          <w:rFonts w:ascii="Palatino Linotype" w:hAnsi="Palatino Linotype" w:cs="Palatino Linotype"/>
-        </w:rPr>
-      </w:pPr>
-      <w:r>
-        <w:rPr>
-          <w:rFonts w:ascii="Palatino Linotype" w:hAnsi="Palatino Linotype" w:cs="Palatino Linotype"/>
-          <w:b/>
-          <w:bCs/>
-        </w:rPr>
-        <w:t>Jack Voss:</w:t>
-      </w:r>
-    </w:p>
-    <w:p>
-      <w:pPr>
-        <w:pStyle w:val="NormalWeb"/>
-        <w:jc w:val="both"/>
-        <w:rPr>
-          <w:rFonts w:ascii="Palatino Linotype" w:hAnsi="Palatino Linotype" w:cs="Palatino Linotype"/>
-        </w:rPr>
-      </w:pPr>
-      <w:r>
-        <w:rPr>
-          <w:rFonts w:ascii="Palatino Linotype" w:hAnsi="Palatino Linotype" w:cs="Palatino Linotype"/>
-        </w:rPr>
-        <w:t>Hearing you say this, I suddenly remember reading somewhere on the internet that the Moon reacted by ringing like a hollow bell when scientists conducted an experiment to fire a large projectile at its surface... So, could it really be a hollow object inside? Could it even have many complex organs or structures within it, if it was created by humans in a previous cycle…</w:t>
-      </w:r>
-    </w:p>
-    <w:p>
-      <w:pPr>
-        <w:pStyle w:val="NormalWeb"/>
-        <w:jc w:val="both"/>
-        <w:rPr>
-          <w:rFonts w:ascii="Palatino Linotype" w:hAnsi="Palatino Linotype" w:cs="Palatino Linotype"/>
-        </w:rPr>
-      </w:pPr>
-      <w:r>
-        <w:rPr>
-          <w:rFonts w:ascii="Palatino Linotype" w:hAnsi="Palatino Linotype" w:cs="Palatino Linotype"/>
-          <w:b/>
-          <w:bCs/>
-        </w:rPr>
-        <w:t>Mr. Mohan:</w:t>
-      </w:r>
-    </w:p>
-    <w:p>
-      <w:pPr>
-        <w:pStyle w:val="NormalWeb"/>
-        <w:jc w:val="both"/>
-        <w:rPr>
-          <w:rFonts w:ascii="Palatino Linotype" w:hAnsi="Palatino Linotype" w:cs="Palatino Linotype"/>
-        </w:rPr>
-      </w:pPr>
-      <w:r>
-        <w:rPr>
-          <w:rFonts w:ascii="Palatino Linotype" w:hAnsi="Palatino Linotype" w:cs="Palatino Linotype"/>
-        </w:rPr>
-        <w:t>(A spark lights up in Mr. Mohan's eyes, as if what Jack Voss just shared has hit upon a key point in the tapestry of his memory.)</w:t>
-      </w:r>
-    </w:p>
-    <w:p>
-      <w:pPr>
-        <w:pStyle w:val="NormalWeb"/>
-        <w:jc w:val="both"/>
-        <w:rPr>
-          <w:rFonts w:ascii="Palatino Linotype" w:hAnsi="Palatino Linotype" w:cs="Palatino Linotype"/>
-        </w:rPr>
-      </w:pPr>
-      <w:r>
-        <w:rPr>
-          <w:rFonts w:ascii="Palatino Linotype" w:hAnsi="Palatino Linotype" w:cs="Palatino Linotype"/>
-        </w:rPr>
-        <w:lastRenderedPageBreak/>
-        <w:t>Jack, the information you read on the internet, though it may be subject to much debate and not widely recognized by mainstream science, is not at all far from the truth that I have "seen."</w:t>
-      </w:r>
-    </w:p>
-    <w:p>
-      <w:pPr>
-        <w:pStyle w:val="NormalWeb"/>
-        <w:jc w:val="both"/>
-        <w:rPr>
-          <w:rFonts w:ascii="Palatino Linotype" w:hAnsi="Palatino Linotype" w:cs="Palatino Linotype"/>
-        </w:rPr>
-      </w:pPr>
-      <w:r>
-        <w:rPr>
-          <w:rFonts w:ascii="Palatino Linotype" w:hAnsi="Palatino Linotype" w:cs="Palatino Linotype"/>
-        </w:rPr>
-        <w:t>The experiment conducted by the scientists, where an object impacting the Moon's surface created unusually prolonged vibrations, as if it were a giant hollow bell, is one of the key indicators that reveals the true nature of the Moon.</w:t>
-      </w:r>
-    </w:p>
-    <w:p>
-      <w:pPr>
-        <w:pStyle w:val="NormalWeb"/>
-        <w:jc w:val="both"/>
-        <w:rPr>
-          <w:rFonts w:ascii="Palatino Linotype" w:hAnsi="Palatino Linotype" w:cs="Palatino Linotype"/>
-        </w:rPr>
-      </w:pPr>
-      <w:r>
-        <w:rPr>
-          <w:rFonts w:ascii="Palatino Linotype" w:hAnsi="Palatino Linotype" w:cs="Palatino Linotype"/>
-        </w:rPr>
-        <w:t>Yes, the Moon is not a completely solid mass. Inside it, according to what I have "witnessed" of its creation process and its current structure, there are indeed vast open spaces.</w:t>
-      </w:r>
-    </w:p>
-    <w:p>
-      <w:pPr>
-        <w:pStyle w:val="NormalWeb"/>
-        <w:jc w:val="both"/>
-        <w:rPr>
-          <w:rFonts w:ascii="Palatino Linotype" w:hAnsi="Palatino Linotype" w:cs="Palatino Linotype"/>
-        </w:rPr>
-      </w:pPr>
-      <w:r>
-        <w:rPr>
-          <w:rFonts w:ascii="Palatino Linotype" w:hAnsi="Palatino Linotype" w:cs="Palatino Linotype"/>
-        </w:rPr>
-        <w:t>[ Mr. Mohan explains further, his voice remaining calm but full of conviction. ]</w:t>
-      </w:r>
-    </w:p>
-    <w:p>
-      <w:pPr>
-        <w:pStyle w:val="NormalWeb"/>
-        <w:jc w:val="both"/>
-        <w:rPr>
-          <w:rFonts w:ascii="Palatino Linotype" w:hAnsi="Palatino Linotype" w:cs="Palatino Linotype"/>
-        </w:rPr>
-      </w:pPr>
-      <w:r>
-        <w:rPr>
-          <w:rFonts w:ascii="Palatino Linotype" w:hAnsi="Palatino Linotype" w:cs="Palatino Linotype"/>
-        </w:rPr>
-        <w:t>When the people of the Golden Age, under the guidance of the Gods, created the Moon, they did not simply "mold" a ball of rock. They built it as an incredibly complex and sophisticated work of cosmic architecture. It has a solid outer shell, but inside is a multi-layered, multi-chambered structure, with systems and infrastructure designed for very specific purposes.</w:t>
-      </w:r>
-    </w:p>
-    <w:p>
-      <w:pPr>
-        <w:pStyle w:val="NormalWeb"/>
-        <w:jc w:val="both"/>
-        <w:rPr>
-          <w:rFonts w:ascii="Palatino Linotype" w:hAnsi="Palatino Linotype" w:cs="Palatino Linotype"/>
-        </w:rPr>
-      </w:pPr>
-      <w:r>
-        <w:rPr>
-          <w:rFonts w:ascii="Palatino Linotype" w:hAnsi="Palatino Linotype" w:cs="Palatino Linotype"/>
-        </w:rPr>
-        <w:t xml:space="preserve">Imagine it as a giant spaceship, an artificial "flying city," rather than just a natural celestial body. Inside, during </w:t>
-      </w:r>
-      <w:r>
-        <w:rPr>
-          <w:rFonts w:ascii="Palatino Linotype" w:hAnsi="Palatino Linotype" w:cs="Palatino Linotype"/>
-        </w:rPr>
-        <w:lastRenderedPageBreak/>
-        <w:t>the time it was newly created and for a long time after, there were indeed control centers, laboratories, energy storage areas, life support systems, and even spaces for spiritual cultivation and research.</w:t>
-      </w:r>
-    </w:p>
-    <w:p>
-      <w:pPr>
-        <w:pStyle w:val="NormalWeb"/>
-        <w:jc w:val="both"/>
-        <w:rPr>
-          <w:rFonts w:ascii="Palatino Linotype" w:hAnsi="Palatino Linotype" w:cs="Palatino Linotype"/>
-        </w:rPr>
-      </w:pPr>
-      <w:r>
-        <w:rPr>
-          <w:rFonts w:ascii="Palatino Linotype" w:hAnsi="Palatino Linotype" w:cs="Palatino Linotype"/>
-        </w:rPr>
-        <w:t>Even its original shape, before being covered by cosmic dust and meteorites over tens of millions of years, was not a perfectly round sphere as we see it today. Originally, it was shaped like a large egg, a perfect oval</w:t>
-      </w:r>
-      <w:r>
-        <w:rPr>
-          <w:rFonts w:ascii="Palatino Linotype" w:hAnsi="Palatino Linotype" w:cs="Palatino Linotype"/>
-          <w:b/>
-          <w:bCs/>
-        </w:rPr>
-        <w:t>,</w:t>
-      </w:r>
-      <w:r>
-        <w:rPr>
-          <w:rFonts w:ascii="Palatino Linotype" w:hAnsi="Palatino Linotype" w:cs="Palatino Linotype"/>
-        </w:rPr>
-        <w:t xml:space="preserve"> an optimal structure for moving through space and maintaining energy stability. The current shell we observe is just the outer "coat" formed over time, but its core entity, its energetic framework and main structure, still retains that egg shape.</w:t>
-      </w:r>
-    </w:p>
-    <w:p>
-      <w:pPr>
-        <w:pStyle w:val="NormalWeb"/>
-        <w:jc w:val="both"/>
-        <w:rPr>
-          <w:rFonts w:ascii="Palatino Linotype" w:hAnsi="Palatino Linotype" w:cs="Palatino Linotype"/>
-        </w:rPr>
-      </w:pPr>
-      <w:r>
-        <w:rPr>
-          <w:rFonts w:ascii="Palatino Linotype" w:hAnsi="Palatino Linotype" w:cs="Palatino Linotype"/>
-        </w:rPr>
-        <w:t>Therefore, when there is a strong external impact, it is completely understandable that it would vibrate like a hollow, elongated structure. It is not a geological coincidence, but an inherent characteristic of a great artificial creation.</w:t>
-      </w:r>
-    </w:p>
-    <w:p>
-      <w:pPr>
-        <w:pStyle w:val="NormalWeb"/>
-        <w:jc w:val="both"/>
-        <w:rPr>
-          <w:rFonts w:ascii="Palatino Linotype" w:hAnsi="Palatino Linotype" w:cs="Palatino Linotype"/>
-        </w:rPr>
-      </w:pPr>
-      <w:r>
-        <w:rPr>
-          <w:rFonts w:ascii="Palatino Linotype" w:hAnsi="Palatino Linotype" w:cs="Palatino Linotype"/>
-        </w:rPr>
-        <w:t>The Moon, Jack, holds many more secrets, secrets of a golden age and of the extraordinary capabilities of human beings when they lived in harmony with the universe and followed the guidance of the Gods.</w:t>
+        <w:t>moving out of the horrific zone of destruction. It carried not only the finest seeds of that civilization, precious cosmic knowledge, but also a certain number of the purest people, the vital seeds of life, to preserve them through the cosmic calamity.</w:t>
+      </w:r>
+    </w:p>
+    <w:p>
+      <w:pPr>
+        <w:pStyle w:val="NormalWeb"/>
+        <w:jc w:val="both"/>
+        <w:rPr>
+          <w:rFonts w:ascii="Palatino Linotype" w:hAnsi="Palatino Linotype" w:cs="Palatino Linotype"/>
+        </w:rPr>
+      </w:pPr>
+      <w:r>
+        <w:rPr>
+          <w:rFonts w:ascii="Palatino Linotype" w:hAnsi="Palatino Linotype" w:cs="Palatino Linotype"/>
+        </w:rPr>
+        <w:t>After the old Earth was completely destroyed and a new, cleaner Earth was recreated, beginning a new chapter of the Second Great Cycle, the Moon, according to a miraculous arrangement and at the predestined time, quietly returned to its familiar orbital position. It continued its sacred mission to support, protect, and regulate life on this new blue planet. When it returned, the Moon basically retained its complex structures and immense potential from the Golden Age. And the people who had been taken aboard to escape the disaster, after many generations of proliferating during their long drift with the "ark" of the Moon, their numbers had grown vast. According to the Gods' arrangement, when the Moon returned to the new Earth, these people were not allowed to live on the surface, but were guided to move into vast spaces that had been prepared in advance deep inside the Earth. They became the founders of the mystical inner-earth civilization that we may speak of later.</w:t>
       </w:r>
     </w:p>
     <w:p>
@@ -5155,6 +4861,257 @@
         <w:rPr>
           <w:rFonts w:ascii="Palatino Linotype" w:hAnsi="Palatino Linotype" w:cs="Palatino Linotype"/>
         </w:rPr>
+        <w:t>Hearing you say this, I suddenly remember reading somewhere on the internet that the Moon reacted by ringing like a hollow bell when scientists conducted an experiment to fire a large projectile at its surface... So, could it really be a hollow object inside? Could it even have many complex organs or structures within it, if it was created by humans in a previous cycle…</w:t>
+      </w:r>
+    </w:p>
+    <w:p>
+      <w:pPr>
+        <w:pStyle w:val="NormalWeb"/>
+        <w:jc w:val="both"/>
+        <w:rPr>
+          <w:rFonts w:ascii="Palatino Linotype" w:hAnsi="Palatino Linotype" w:cs="Palatino Linotype"/>
+        </w:rPr>
+      </w:pPr>
+      <w:r>
+        <w:rPr>
+          <w:rFonts w:ascii="Palatino Linotype" w:hAnsi="Palatino Linotype" w:cs="Palatino Linotype"/>
+          <w:b/>
+          <w:bCs/>
+        </w:rPr>
+        <w:t>Mr. Mohan:</w:t>
+      </w:r>
+    </w:p>
+    <w:p>
+      <w:pPr>
+        <w:pStyle w:val="NormalWeb"/>
+        <w:jc w:val="both"/>
+        <w:rPr>
+          <w:rFonts w:ascii="Palatino Linotype" w:hAnsi="Palatino Linotype" w:cs="Palatino Linotype"/>
+        </w:rPr>
+      </w:pPr>
+      <w:r>
+        <w:rPr>
+          <w:rFonts w:ascii="Palatino Linotype" w:hAnsi="Palatino Linotype" w:cs="Palatino Linotype"/>
+        </w:rPr>
+        <w:t>(A spark lights up in Mr. Mohan's eyes, as if what Jack Voss just shared has hit upon a key point in the tapestry of his memory.)</w:t>
+      </w:r>
+    </w:p>
+    <w:p>
+      <w:pPr>
+        <w:pStyle w:val="NormalWeb"/>
+        <w:jc w:val="both"/>
+        <w:rPr>
+          <w:rFonts w:ascii="Palatino Linotype" w:hAnsi="Palatino Linotype" w:cs="Palatino Linotype"/>
+        </w:rPr>
+      </w:pPr>
+      <w:r>
+        <w:rPr>
+          <w:rFonts w:ascii="Palatino Linotype" w:hAnsi="Palatino Linotype" w:cs="Palatino Linotype"/>
+        </w:rPr>
+        <w:t>Jack, the information you read on the internet, though it may be subject to much debate and not widely recognized by mainstream science, is not at all far from the truth that I have "seen."</w:t>
+      </w:r>
+    </w:p>
+    <w:p>
+      <w:pPr>
+        <w:pStyle w:val="NormalWeb"/>
+        <w:jc w:val="both"/>
+        <w:rPr>
+          <w:rFonts w:ascii="Palatino Linotype" w:hAnsi="Palatino Linotype" w:cs="Palatino Linotype"/>
+        </w:rPr>
+      </w:pPr>
+      <w:r>
+        <w:rPr>
+          <w:rFonts w:ascii="Palatino Linotype" w:hAnsi="Palatino Linotype" w:cs="Palatino Linotype"/>
+        </w:rPr>
+        <w:t>The experiment conducted by the scientists, where an object impacting the Moon's surface created unusually prolonged vibrations, as if it were a giant hollow bell, is one of the key indicators that reveals the true nature of the Moon.</w:t>
+      </w:r>
+    </w:p>
+    <w:p>
+      <w:pPr>
+        <w:pStyle w:val="NormalWeb"/>
+        <w:jc w:val="both"/>
+        <w:rPr>
+          <w:rFonts w:ascii="Palatino Linotype" w:hAnsi="Palatino Linotype" w:cs="Palatino Linotype"/>
+        </w:rPr>
+      </w:pPr>
+      <w:r>
+        <w:rPr>
+          <w:rFonts w:ascii="Palatino Linotype" w:hAnsi="Palatino Linotype" w:cs="Palatino Linotype"/>
+        </w:rPr>
+        <w:t xml:space="preserve">Yes, the Moon is not a completely solid mass. Inside it, according to what I have "witnessed" of its creation </w:t>
+      </w:r>
+      <w:r>
+        <w:rPr>
+          <w:rFonts w:ascii="Palatino Linotype" w:hAnsi="Palatino Linotype" w:cs="Palatino Linotype"/>
+        </w:rPr>
+        <w:lastRenderedPageBreak/>
+        <w:t>process and its current structure, there are indeed vast open spaces.</w:t>
+      </w:r>
+    </w:p>
+    <w:p>
+      <w:pPr>
+        <w:pStyle w:val="NormalWeb"/>
+        <w:jc w:val="both"/>
+        <w:rPr>
+          <w:rFonts w:ascii="Palatino Linotype" w:hAnsi="Palatino Linotype" w:cs="Palatino Linotype"/>
+        </w:rPr>
+      </w:pPr>
+      <w:r>
+        <w:rPr>
+          <w:rFonts w:ascii="Palatino Linotype" w:hAnsi="Palatino Linotype" w:cs="Palatino Linotype"/>
+        </w:rPr>
+        <w:t>[ Mr. Mohan explains further, his voice remaining calm but full of conviction. ]</w:t>
+      </w:r>
+    </w:p>
+    <w:p>
+      <w:pPr>
+        <w:pStyle w:val="NormalWeb"/>
+        <w:jc w:val="both"/>
+        <w:rPr>
+          <w:rFonts w:ascii="Palatino Linotype" w:hAnsi="Palatino Linotype" w:cs="Palatino Linotype"/>
+        </w:rPr>
+      </w:pPr>
+      <w:r>
+        <w:rPr>
+          <w:rFonts w:ascii="Palatino Linotype" w:hAnsi="Palatino Linotype" w:cs="Palatino Linotype"/>
+        </w:rPr>
+        <w:t>When the people of the Golden Age, under the guidance of the Gods, created the Moon, they did not simply "mold" a ball of rock. They built it as an incredibly complex and sophisticated work of cosmic architecture. It has a solid outer shell, but inside is a multi-layered, multi-chambered structure, with systems and infrastructure designed for very specific purposes.</w:t>
+      </w:r>
+    </w:p>
+    <w:p>
+      <w:pPr>
+        <w:pStyle w:val="NormalWeb"/>
+        <w:jc w:val="both"/>
+        <w:rPr>
+          <w:rFonts w:ascii="Palatino Linotype" w:hAnsi="Palatino Linotype" w:cs="Palatino Linotype"/>
+        </w:rPr>
+      </w:pPr>
+      <w:r>
+        <w:rPr>
+          <w:rFonts w:ascii="Palatino Linotype" w:hAnsi="Palatino Linotype" w:cs="Palatino Linotype"/>
+        </w:rPr>
+        <w:t>Imagine it as a giant spaceship, an artificial "flying city," rather than just a natural celestial body. Inside, during the time it was newly created and for a long time after, there were indeed control centers, laboratories, energy storage areas, life support systems, and even spaces for spiritual cultivation and research.</w:t>
+      </w:r>
+    </w:p>
+    <w:p>
+      <w:pPr>
+        <w:pStyle w:val="NormalWeb"/>
+        <w:jc w:val="both"/>
+        <w:rPr>
+          <w:rFonts w:ascii="Palatino Linotype" w:hAnsi="Palatino Linotype" w:cs="Palatino Linotype"/>
+        </w:rPr>
+      </w:pPr>
+      <w:r>
+        <w:rPr>
+          <w:rFonts w:ascii="Palatino Linotype" w:hAnsi="Palatino Linotype" w:cs="Palatino Linotype"/>
+        </w:rPr>
+        <w:t>Even its original shape, before being covered by cosmic dust and meteorites over tens of millions of years, was not a perfectly round sphere as we see it today. Originally, it was shaped like a large egg, a perfect oval</w:t>
+      </w:r>
+      <w:r>
+        <w:rPr>
+          <w:rFonts w:ascii="Palatino Linotype" w:hAnsi="Palatino Linotype" w:cs="Palatino Linotype"/>
+          <w:b/>
+          <w:bCs/>
+        </w:rPr>
+        <w:t>,</w:t>
+      </w:r>
+      <w:r>
+        <w:rPr>
+          <w:rFonts w:ascii="Palatino Linotype" w:hAnsi="Palatino Linotype" w:cs="Palatino Linotype"/>
+        </w:rPr>
+        <w:t xml:space="preserve"> an optimal structure for moving through space and maintaining energy stability. The current shell we observe is just the outer "coat" formed over time, but its </w:t>
+      </w:r>
+      <w:r>
+        <w:rPr>
+          <w:rFonts w:ascii="Palatino Linotype" w:hAnsi="Palatino Linotype" w:cs="Palatino Linotype"/>
+        </w:rPr>
+        <w:lastRenderedPageBreak/>
+        <w:t>core entity, its energetic framework and main structure, still retains that egg shape.</w:t>
+      </w:r>
+    </w:p>
+    <w:p>
+      <w:pPr>
+        <w:pStyle w:val="NormalWeb"/>
+        <w:jc w:val="both"/>
+        <w:rPr>
+          <w:rFonts w:ascii="Palatino Linotype" w:hAnsi="Palatino Linotype" w:cs="Palatino Linotype"/>
+        </w:rPr>
+      </w:pPr>
+      <w:r>
+        <w:rPr>
+          <w:rFonts w:ascii="Palatino Linotype" w:hAnsi="Palatino Linotype" w:cs="Palatino Linotype"/>
+        </w:rPr>
+        <w:t>Therefore, when there is a strong external impact, it is completely understandable that it would vibrate like a hollow, elongated structure. It is not a geological coincidence, but an inherent characteristic of a great artificial creation.</w:t>
+      </w:r>
+    </w:p>
+    <w:p>
+      <w:pPr>
+        <w:pStyle w:val="NormalWeb"/>
+        <w:jc w:val="both"/>
+        <w:rPr>
+          <w:rFonts w:ascii="Palatino Linotype" w:hAnsi="Palatino Linotype" w:cs="Palatino Linotype"/>
+        </w:rPr>
+      </w:pPr>
+      <w:r>
+        <w:rPr>
+          <w:rFonts w:ascii="Palatino Linotype" w:hAnsi="Palatino Linotype" w:cs="Palatino Linotype"/>
+        </w:rPr>
+        <w:t>The Moon, Jack, holds many more secrets, secrets of a golden age and of the extraordinary capabilities of human beings when they lived in harmony with the universe and followed the guidance of the Gods.</w:t>
+      </w:r>
+    </w:p>
+    <w:p>
+      <w:pPr>
+        <w:pStyle w:val="NormalWeb"/>
+        <w:jc w:val="center"/>
+        <w:rPr>
+          <w:rFonts w:ascii="Palatino Linotype" w:hAnsi="Palatino Linotype" w:cs="Palatino Linotype"/>
+        </w:rPr>
+      </w:pPr>
+      <w:r>
+        <w:rPr>
+          <w:rFonts w:ascii="Palatino Linotype" w:hAnsi="Palatino Linotype" w:cs="Palatino Linotype"/>
+        </w:rPr>
+        <w:t>*  *  *</w:t>
+      </w:r>
+    </w:p>
+    <w:p>
+      <w:pPr>
+        <w:pStyle w:val="NormalWeb"/>
+        <w:jc w:val="both"/>
+        <w:rPr>
+          <w:rFonts w:ascii="Palatino Linotype" w:hAnsi="Palatino Linotype" w:cs="Palatino Linotype"/>
+        </w:rPr>
+      </w:pPr>
+    </w:p>
+    <w:p>
+      <w:pPr>
+        <w:pStyle w:val="NormalWeb"/>
+        <w:jc w:val="both"/>
+        <w:rPr>
+          <w:rFonts w:ascii="Palatino Linotype" w:hAnsi="Palatino Linotype" w:cs="Palatino Linotype"/>
+        </w:rPr>
+      </w:pPr>
+      <w:r>
+        <w:rPr>
+          <w:rFonts w:ascii="Palatino Linotype" w:hAnsi="Palatino Linotype" w:cs="Palatino Linotype"/>
+          <w:b/>
+          <w:bCs/>
+        </w:rPr>
+        <w:t>Jack Voss:</w:t>
+      </w:r>
+    </w:p>
+    <w:p>
+      <w:pPr>
+        <w:pStyle w:val="NormalWeb"/>
+        <w:jc w:val="both"/>
+        <w:rPr>
+          <w:rFonts w:ascii="Palatino Linotype" w:hAnsi="Palatino Linotype" w:cs="Palatino Linotype"/>
+        </w:rPr>
+      </w:pPr>
+      <w:r>
+        <w:rPr>
+          <w:rFonts w:ascii="Palatino Linotype" w:hAnsi="Palatino Linotype" w:cs="Palatino Linotype"/>
+        </w:rPr>
         <w:t>Yes, what you say about the moon is truly astonishing...</w:t>
       </w:r>
     </w:p>
@@ -5202,6 +5159,7 @@
         <w:rPr>
           <w:rFonts w:ascii="Palatino Linotype" w:hAnsi="Palatino Linotype" w:cs="Palatino Linotype"/>
         </w:rPr>
+        <w:lastRenderedPageBreak/>
         <w:t>(Mr. Mohan nods, agreeing with Jack Voss's reasoning.)</w:t>
       </w:r>
     </w:p>
@@ -5247,23 +5205,29 @@
         <w:rPr>
           <w:rFonts w:ascii="Palatino Linotype" w:hAnsi="Palatino Linotype" w:cs="Palatino Linotype"/>
         </w:rPr>
+        <w:t>It is because of this thick covering that when we observe the Moon from Earth, or even when spacecraft land on its surface, what we mainly see and analyze is just the outermost shell, the "skin" of rock, craters, and basaltic plains. When scientists study the rock and soil samples brought back from the Moon, they are also primarily analyzing the composition of this accreted layer.</w:t>
+      </w:r>
+    </w:p>
+    <w:p>
+      <w:pPr>
+        <w:pStyle w:val="NormalWeb"/>
+        <w:jc w:val="both"/>
+        <w:rPr>
+          <w:rFonts w:ascii="Palatino Linotype" w:hAnsi="Palatino Linotype" w:cs="Palatino Linotype"/>
+        </w:rPr>
+      </w:pPr>
+      <w:r>
+        <w:rPr>
+          <w:rFonts w:ascii="Palatino Linotype" w:hAnsi="Palatino Linotype" w:cs="Palatino Linotype"/>
+        </w:rPr>
+        <w:t xml:space="preserve">This also explains why the complex artificial structures, the facilities or centers inside that I mentioned, are not easily detected by conventional surface observation </w:t>
+      </w:r>
+      <w:r>
+        <w:rPr>
+          <w:rFonts w:ascii="Palatino Linotype" w:hAnsi="Palatino Linotype" w:cs="Palatino Linotype"/>
+        </w:rPr>
         <w:lastRenderedPageBreak/>
-        <w:t>It is because of this thick covering that when we observe the Moon from Earth, or even when spacecraft land on its surface, what we mainly see and analyze is just the outermost shell, the "skin" of rock, craters, and basaltic plains. When scientists study the rock and soil samples brought back from the Moon, they are also primarily analyzing the composition of this accreted layer.</w:t>
-      </w:r>
-    </w:p>
-    <w:p>
-      <w:pPr>
-        <w:pStyle w:val="NormalWeb"/>
-        <w:jc w:val="both"/>
-        <w:rPr>
-          <w:rFonts w:ascii="Palatino Linotype" w:hAnsi="Palatino Linotype" w:cs="Palatino Linotype"/>
-        </w:rPr>
-      </w:pPr>
-      <w:r>
-        <w:rPr>
-          <w:rFonts w:ascii="Palatino Linotype" w:hAnsi="Palatino Linotype" w:cs="Palatino Linotype"/>
-        </w:rPr>
-        <w:t>This also explains why the complex artificial structures, the facilities or centers inside that I mentioned, are not easily detected by conventional surface observation methods. They lie hidden deep beneath that accreted shell.</w:t>
+        <w:t>methods. They lie hidden deep beneath that accreted shell.</w:t>
       </w:r>
     </w:p>
     <w:p>
@@ -5308,48 +5272,48 @@
         <w:rPr>
           <w:rFonts w:ascii="Palatino Linotype" w:hAnsi="Palatino Linotype" w:cs="Palatino Linotype"/>
         </w:rPr>
+        <w:t>In short, the purely rocky exterior that we see is just the covering of time. Beneath it, there is still a masterpiece from a bygone era, an artificial creation holding secrets and functions far beyond what we can perceive from a distance.</w:t>
+      </w:r>
+    </w:p>
+    <w:p>
+      <w:pPr>
+        <w:pStyle w:val="NormalWeb"/>
+        <w:jc w:val="center"/>
+        <w:rPr>
+          <w:rFonts w:ascii="Palatino Linotype" w:hAnsi="Palatino Linotype" w:cs="Palatino Linotype"/>
+        </w:rPr>
+      </w:pPr>
+      <w:r>
+        <w:rPr>
+          <w:rFonts w:ascii="Palatino Linotype" w:hAnsi="Palatino Linotype" w:cs="Palatino Linotype"/>
+        </w:rPr>
+        <w:t>*  *  *</w:t>
+      </w:r>
+    </w:p>
+    <w:p>
+      <w:pPr>
+        <w:pStyle w:val="NormalWeb"/>
+        <w:jc w:val="both"/>
+        <w:rPr>
+          <w:rFonts w:ascii="Palatino Linotype" w:hAnsi="Palatino Linotype" w:cs="Palatino Linotype"/>
+        </w:rPr>
+      </w:pPr>
+    </w:p>
+    <w:p>
+      <w:pPr>
+        <w:pStyle w:val="NormalWeb"/>
+        <w:jc w:val="both"/>
+        <w:rPr>
+          <w:rFonts w:ascii="Palatino Linotype" w:hAnsi="Palatino Linotype" w:cs="Palatino Linotype"/>
+        </w:rPr>
+      </w:pPr>
+      <w:r>
+        <w:rPr>
+          <w:rFonts w:ascii="Palatino Linotype" w:hAnsi="Palatino Linotype" w:cs="Palatino Linotype"/>
+          <w:b/>
+          <w:bCs/>
+        </w:rPr>
         <w:lastRenderedPageBreak/>
-        <w:t>In short, the purely rocky exterior that we see is just the covering of time. Beneath it, there is still a masterpiece from a bygone era, an artificial creation holding secrets and functions far beyond what we can perceive from a distance.</w:t>
-      </w:r>
-    </w:p>
-    <w:p>
-      <w:pPr>
-        <w:pStyle w:val="NormalWeb"/>
-        <w:jc w:val="center"/>
-        <w:rPr>
-          <w:rFonts w:ascii="Palatino Linotype" w:hAnsi="Palatino Linotype" w:cs="Palatino Linotype"/>
-        </w:rPr>
-      </w:pPr>
-      <w:r>
-        <w:rPr>
-          <w:rFonts w:ascii="Palatino Linotype" w:hAnsi="Palatino Linotype" w:cs="Palatino Linotype"/>
-        </w:rPr>
-        <w:t>*  *  *</w:t>
-      </w:r>
-    </w:p>
-    <w:p>
-      <w:pPr>
-        <w:pStyle w:val="NormalWeb"/>
-        <w:jc w:val="both"/>
-        <w:rPr>
-          <w:rFonts w:ascii="Palatino Linotype" w:hAnsi="Palatino Linotype" w:cs="Palatino Linotype"/>
-        </w:rPr>
-      </w:pPr>
-    </w:p>
-    <w:p>
-      <w:pPr>
-        <w:pStyle w:val="NormalWeb"/>
-        <w:jc w:val="both"/>
-        <w:rPr>
-          <w:rFonts w:ascii="Palatino Linotype" w:hAnsi="Palatino Linotype" w:cs="Palatino Linotype"/>
-        </w:rPr>
-      </w:pPr>
-      <w:r>
-        <w:rPr>
-          <w:rFonts w:ascii="Palatino Linotype" w:hAnsi="Palatino Linotype" w:cs="Palatino Linotype"/>
-          <w:b/>
-          <w:bCs/>
-        </w:rPr>
         <w:t>Jack Voss:</w:t>
       </w:r>
     </w:p>
@@ -5427,103 +5391,89 @@
         <w:rPr>
           <w:rFonts w:ascii="Palatino Linotype" w:hAnsi="Palatino Linotype" w:cs="Palatino Linotype"/>
         </w:rPr>
-        <w:t xml:space="preserve">First, regarding the interaction between the Moon and the Earth during the Golden Age of the First Great Cycle. As I've said, it was a relationship of active interaction, </w:t>
+        <w:t>First, regarding the interaction between the Moon and the Earth during the Golden Age of the First Great Cycle. As I've said, it was a relationship of active interaction, where the Moon served as a huge center for coordinating energy and ecology, an intelligent protective shield, all operated by people with very high levels of cultivation and wisdom, under the supervision of the Gods, to maintain the balance and prosperity of the Earth.</w:t>
+      </w:r>
+    </w:p>
+    <w:p>
+      <w:pPr>
+        <w:pStyle w:val="NormalWeb"/>
+        <w:jc w:val="both"/>
+        <w:rPr>
+          <w:rFonts w:ascii="Palatino Linotype" w:hAnsi="Palatino Linotype" w:cs="Palatino Linotype"/>
+        </w:rPr>
+      </w:pPr>
+      <w:r>
+        <w:rPr>
+          <w:rFonts w:ascii="Palatino Linotype" w:hAnsi="Palatino Linotype" w:cs="Palatino Linotype"/>
+        </w:rPr>
+        <w:t xml:space="preserve">When the Golden Age came to an end, due to the moral decline of the beings on Earth, a horrifying "great cleansing" was arranged by the Gods to end the entire First Great Cycle. This event was not just a series of </w:t>
       </w:r>
       <w:r>
         <w:rPr>
           <w:rFonts w:ascii="Palatino Linotype" w:hAnsi="Palatino Linotype" w:cs="Palatino Linotype"/>
         </w:rPr>
         <w:lastRenderedPageBreak/>
-        <w:t>where the Moon served as a huge center for coordinating energy and ecology, an intelligent protective shield, all operated by people with very high levels of cultivation and wisdom, under the supervision of the Gods, to maintain the balance and prosperity of the Earth.</w:t>
-      </w:r>
-    </w:p>
-    <w:p>
-      <w:pPr>
-        <w:pStyle w:val="NormalWeb"/>
-        <w:jc w:val="both"/>
-        <w:rPr>
-          <w:rFonts w:ascii="Palatino Linotype" w:hAnsi="Palatino Linotype" w:cs="Palatino Linotype"/>
-        </w:rPr>
-      </w:pPr>
-      <w:r>
-        <w:rPr>
-          <w:rFonts w:ascii="Palatino Linotype" w:hAnsi="Palatino Linotype" w:cs="Palatino Linotype"/>
-        </w:rPr>
-        <w:t>When the Golden Age came to an end, due to the moral decline of the beings on Earth, a horrifying "great cleansing" was arranged by the Gods to end the entire First Great Cycle. This event was not just a series of ordinary natural disasters. To completely eliminate what had become corrupt and to create an entirely new space, the Earth of that First Great Cycle had to undergo a comprehensive destruction, which can be imagined as being "blown up" or disintegrating on a very large scale, before being completely recreated by the Gods with their great divine power, using the fundamental materials of the universe to build the new Earth of the Second Great Cycle in which we now live.</w:t>
-      </w:r>
-    </w:p>
-    <w:p>
-      <w:pPr>
-        <w:pStyle w:val="NormalWeb"/>
-        <w:jc w:val="both"/>
-        <w:rPr>
-          <w:rFonts w:ascii="Palatino Linotype" w:hAnsi="Palatino Linotype" w:cs="Palatino Linotype"/>
-        </w:rPr>
-      </w:pPr>
-      <w:r>
-        <w:rPr>
-          <w:rFonts w:ascii="Palatino Linotype" w:hAnsi="Palatino Linotype" w:cs="Palatino Linotype"/>
-        </w:rPr>
-        <w:t xml:space="preserve">And in that context, the question of the Moon's fate becomes incredibly special. Before the old Earth was completely destroyed, the wise sages, the most profound cultivators of that time, with their foresight and under the guidance of the Gods and the Creator, carried out an extraordinary plan: the Moon—this great spaceship—was controlled to temporarily leave Earth's orbit, moving out of the zone of destruction. It carried with it the finest seeds of that civilization, precious knowledge, and </w:t>
+        <w:t>ordinary natural disasters. To completely eliminate what had become corrupt and to create an entirely new space, the Earth of that First Great Cycle had to undergo a comprehensive destruction, which can be imagined as being "blown up" or disintegrating on a very large scale, before being completely recreated by the Gods with their great divine power, using the fundamental materials of the universe to build the new Earth of the Second Great Cycle in which we now live.</w:t>
+      </w:r>
+    </w:p>
+    <w:p>
+      <w:pPr>
+        <w:pStyle w:val="NormalWeb"/>
+        <w:jc w:val="both"/>
+        <w:rPr>
+          <w:rFonts w:ascii="Palatino Linotype" w:hAnsi="Palatino Linotype" w:cs="Palatino Linotype"/>
+        </w:rPr>
+      </w:pPr>
+      <w:r>
+        <w:rPr>
+          <w:rFonts w:ascii="Palatino Linotype" w:hAnsi="Palatino Linotype" w:cs="Palatino Linotype"/>
+        </w:rPr>
+        <w:t>The destruction of the Earth and the Moon's evacuation happened exactly as I just described.</w:t>
+      </w:r>
+    </w:p>
+    <w:p>
+      <w:pPr>
+        <w:pStyle w:val="NormalWeb"/>
+        <w:jc w:val="both"/>
+        <w:rPr>
+          <w:rFonts w:ascii="Palatino Linotype" w:hAnsi="Palatino Linotype" w:cs="Palatino Linotype"/>
+        </w:rPr>
+      </w:pPr>
+      <w:r>
+        <w:rPr>
+          <w:rFonts w:ascii="Palatino Linotype" w:hAnsi="Palatino Linotype" w:cs="Palatino Linotype"/>
+        </w:rPr>
+        <w:t>Upon its return, the Moon essentially retained its structures and potential from the Golden Age. It continued to perform its basic functions in maintaining balance for the new Earth. However, whether it could fully utilize all its transcendent</w:t>
+      </w:r>
+      <w:bookmarkStart w:id="0" w:name="_GoBack"/>
+      <w:bookmarkEnd w:id="0"/>
+      <w:r>
+        <w:rPr>
+          <w:rFonts w:ascii="Palatino Linotype" w:hAnsi="Palatino Linotype" w:cs="Palatino Linotype"/>
+        </w:rPr>
+        <w:t xml:space="preserve"> abilities as in its peak period depended on the level of consciousness and morality of the civilizations in the Second Great Cycle.</w:t>
+      </w:r>
+    </w:p>
+    <w:p>
+      <w:pPr>
+        <w:pStyle w:val="NormalWeb"/>
+        <w:jc w:val="both"/>
+        <w:rPr>
+          <w:rFonts w:ascii="Palatino Linotype" w:hAnsi="Palatino Linotype" w:cs="Palatino Linotype"/>
+        </w:rPr>
+      </w:pPr>
+      <w:r>
+        <w:rPr>
+          <w:rFonts w:ascii="Palatino Linotype" w:hAnsi="Palatino Linotype" w:cs="Palatino Linotype"/>
+        </w:rPr>
+        <w:t xml:space="preserve">As for any significant damage or functional decline of the Moon, from what I "see," that did not happen immediately upon its return at the beginning of the Second Great Cycle. Rather, the more serious impacts, which caused some of its capabilities to weaken or be damaged, occurred much more recently, within the last 5,000 to 10,000 years. That was when the Moon, in its role as Earth's guardian, had to engage in fierce battles </w:t>
       </w:r>
       <w:r>
         <w:rPr>
           <w:rFonts w:ascii="Palatino Linotype" w:hAnsi="Palatino Linotype" w:cs="Palatino Linotype"/>
         </w:rPr>
         <w:lastRenderedPageBreak/>
-        <w:t>possibly even the vital seeds of life, to preserve them through the calamity.</w:t>
-      </w:r>
-    </w:p>
-    <w:p>
-      <w:pPr>
-        <w:pStyle w:val="NormalWeb"/>
-        <w:jc w:val="both"/>
-        <w:rPr>
-          <w:rFonts w:ascii="Palatino Linotype" w:hAnsi="Palatino Linotype" w:cs="Palatino Linotype"/>
-        </w:rPr>
-      </w:pPr>
-      <w:r>
-        <w:rPr>
-          <w:rFonts w:ascii="Palatino Linotype" w:hAnsi="Palatino Linotype" w:cs="Palatino Linotype"/>
-        </w:rPr>
-        <w:t>After the old Earth was completely destroyed and a new Earth was recreated, beginning the Second Great Cycle, the Moon, according to a miraculous arrangement and at the right time, returned to its orbital position, continuing its mission to support life on the new blue planet.</w:t>
-      </w:r>
-    </w:p>
-    <w:p>
-      <w:pPr>
-        <w:pStyle w:val="NormalWeb"/>
-        <w:jc w:val="both"/>
-        <w:rPr>
-          <w:rFonts w:ascii="Palatino Linotype" w:hAnsi="Palatino Linotype" w:cs="Palatino Linotype"/>
-        </w:rPr>
-      </w:pPr>
-      <w:r>
-        <w:rPr>
-          <w:rFonts w:ascii="Palatino Linotype" w:hAnsi="Palatino Linotype" w:cs="Palatino Linotype"/>
-        </w:rPr>
-        <w:t>Upon its return, the Moon essentially retained its structures and potential from the Golden Age. It continued to perform its basic functions in maintaining balance for the new Earth. However, whether it could fully utilize all its transcendent abilities as in its peak period depended on the level of consciousness and morality of the civilizations in the Second Great Cycle.</w:t>
-      </w:r>
-    </w:p>
-    <w:p>
-      <w:pPr>
-        <w:pStyle w:val="NormalWeb"/>
-        <w:jc w:val="both"/>
-        <w:rPr>
-          <w:rFonts w:ascii="Palatino Linotype" w:hAnsi="Palatino Linotype" w:cs="Palatino Linotype"/>
-        </w:rPr>
-      </w:pPr>
-      <w:r>
-        <w:rPr>
-          <w:rFonts w:ascii="Palatino Linotype" w:hAnsi="Palatino Linotype" w:cs="Palatino Linotype"/>
-        </w:rPr>
-        <w:t xml:space="preserve">As for any significant damage or functional decline of the Moon, from what I "see," that did not happen immediately upon its return at the beginning of the Second Great Cycle. Rather, the more serious impacts, which caused some of its capabilities to weaken or be damaged, occurred much more recently, within the last 5,000 to 10,000 years. That was when the Moon, in its role as Earth's guardian, had to engage in fierce battles with the fleets of malevolent "extraterrestrial" forces who had ill intentions of invading or manipulating the Earth. In those battles, the Moon suffered certain losses, and some of its systems may have been damaged, leading to </w:t>
-      </w:r>
-      <w:r>
-        <w:rPr>
-          <w:rFonts w:ascii="Palatino Linotype" w:hAnsi="Palatino Linotype" w:cs="Palatino Linotype"/>
-        </w:rPr>
-        <w:lastRenderedPageBreak/>
-        <w:t>it no longer being able to operate as powerfully and comprehensively as before.</w:t>
+        <w:t>with the fleets of malevolent "extraterrestrial" forces who had ill intentions of invading or manipulating the Earth. In those battles, the Moon suffered certain losses, and some of its systems may have been damaged, leading to it no longer being able to operate as powerfully and comprehensively as before.</w:t>
       </w:r>
     </w:p>
     <w:p>
@@ -5642,22 +5592,28 @@
         <w:rPr>
           <w:rFonts w:ascii="Palatino Linotype" w:hAnsi="Palatino Linotype" w:cs="Palatino Linotype"/>
         </w:rPr>
-        <w:t>(Mr. Mohan nods slightly, his gaze showing clear focus as Jack Voss mentions the specific timeframes. He is silent for a moment, as if allowing the stream of memory to become clearer, while also arranging the events in a more precise order.)</w:t>
-      </w:r>
-    </w:p>
-    <w:p>
-      <w:pPr>
-        <w:pStyle w:val="NormalWeb"/>
-        <w:jc w:val="both"/>
-        <w:rPr>
-          <w:rFonts w:ascii="Palatino Linotype" w:hAnsi="Palatino Linotype" w:cs="Palatino Linotype"/>
-        </w:rPr>
-      </w:pPr>
+        <w:t xml:space="preserve">(Mr. Mohan nods slightly, his gaze showing clear focus as Jack Voss mentions the specific timeframes. He is </w:t>
+      </w:r>
       <w:r>
         <w:rPr>
           <w:rFonts w:ascii="Palatino Linotype" w:hAnsi="Palatino Linotype" w:cs="Palatino Linotype"/>
         </w:rPr>
         <w:lastRenderedPageBreak/>
+        <w:t>silent for a moment, as if allowing the stream of memory to become clearer, while also arranging the events in a more precise order.)</w:t>
+      </w:r>
+    </w:p>
+    <w:p>
+      <w:pPr>
+        <w:pStyle w:val="NormalWeb"/>
+        <w:jc w:val="both"/>
+        <w:rPr>
+          <w:rFonts w:ascii="Palatino Linotype" w:hAnsi="Palatino Linotype" w:cs="Palatino Linotype"/>
+        </w:rPr>
+      </w:pPr>
+      <w:r>
+        <w:rPr>
+          <w:rFonts w:ascii="Palatino Linotype" w:hAnsi="Palatino Linotype" w:cs="Palatino Linotype"/>
+        </w:rPr>
         <w:t>Jack, when we speak of the damage the Moon has sustained, there were indeed specific periods and events that left a deep mark, not just the natural erosion of time or general battles.</w:t>
       </w:r>
     </w:p>
@@ -5718,51 +5674,51 @@
         <w:rPr>
           <w:rFonts w:ascii="Palatino Linotype" w:hAnsi="Palatino Linotype" w:cs="Palatino Linotype"/>
         </w:rPr>
-        <w:t xml:space="preserve">The first event occurred over ten thousand years ago. At that time, on Earth, there were nations and civilizations that had reached a certain level of development. But then, under the manipulation of old, non-benevolent forces, contradictions and conflicts arose among them, leading to devastating wars. In those wars, they may have used weapons or energies of great destructive power. As a result, the Moon, in its role as protector and regulator for the Earth, could not avoid being drawn in and had to bear the calamities. Its outer shell was damaged. And </w:t>
+        <w:t xml:space="preserve">The first event occurred over ten thousand years ago. At that time, on Earth, there were nations and civilizations that had reached a certain level of development. But then, under the manipulation of old, non-benevolent forces, contradictions and conflicts arose among them, leading to devastating wars. In those wars, they may have used </w:t>
       </w:r>
       <w:r>
         <w:rPr>
           <w:rFonts w:ascii="Palatino Linotype" w:hAnsi="Palatino Linotype" w:cs="Palatino Linotype"/>
         </w:rPr>
         <w:lastRenderedPageBreak/>
-        <w:t>more importantly, its ability to regulate the ecology and maintain the delicate energy balance for the Earth was severely diminished after this event. Those two warring nations were ultimately punished by the Gods; their lands and people were all sunk to the bottom of the sea. After that incident, the remaining people inside the Earth, the inheritors of a part of the ancient knowledge, had to strive greatly to repair the damaged outer shell of the Moon and may have had to readjust its position or orbit in part so that it could continue its mission, albeit no longer as completely as before.</w:t>
-      </w:r>
-    </w:p>
-    <w:p>
-      <w:pPr>
-        <w:pStyle w:val="NormalWeb"/>
-        <w:jc w:val="both"/>
-        <w:rPr>
-          <w:rFonts w:ascii="Palatino Linotype" w:hAnsi="Palatino Linotype" w:cs="Palatino Linotype"/>
-        </w:rPr>
-      </w:pPr>
-      <w:r>
-        <w:rPr>
-          <w:rFonts w:ascii="Palatino Linotype" w:hAnsi="Palatino Linotype" w:cs="Palatino Linotype"/>
-        </w:rPr>
-        <w:t>The second event took place about 5,000 years ago. This time, an even greater challenge came from outer space. A formidable fleet of malevolent "extraterrestrial" forces appeared in the Solar System, with the intention of invading and controlling the Earth. The inner-Earth civilization at that time, though perhaps no longer as mighty as in the ancient golden age, still had to rise up and fight to protect their common home. In that battle to defend the Earth, the Moon once again had to stand on the front line, like a fortress, a giant guardian. Such battles were undoubtedly fierce, and the Moon had to endure further losses, affecting its defense systems and its remaining functions.</w:t>
-      </w:r>
-    </w:p>
-    <w:p>
-      <w:pPr>
-        <w:pStyle w:val="NormalWeb"/>
-        <w:jc w:val="both"/>
-        <w:rPr>
-          <w:rFonts w:ascii="Palatino Linotype" w:hAnsi="Palatino Linotype" w:cs="Palatino Linotype"/>
-        </w:rPr>
-      </w:pPr>
-      <w:r>
-        <w:rPr>
-          <w:rFonts w:ascii="Palatino Linotype" w:hAnsi="Palatino Linotype" w:cs="Palatino Linotype"/>
-        </w:rPr>
-        <w:t xml:space="preserve">Both of these events have left significant "scars" on the Moon, diminishing many of the wondrous capabilities it originally possessed when it was created. And that is not </w:t>
+        <w:t>weapons or energies of great destructive power. As a result, the Moon, in its role as protector and regulator for the Earth, could not avoid being drawn in and had to bear the calamities. Its outer shell was damaged. And more importantly, its ability to regulate the ecology and maintain the delicate energy balance for the Earth was severely diminished after this event. Those two warring nations were ultimately punished by the Gods; their lands and people were all sunk to the bottom of the sea. After that incident, the remaining people inside the Earth, the inheritors of a part of the ancient knowledge, had to strive greatly to repair the damaged outer shell of the Moon and may have had to readjust its position or orbit in part so that it could continue its mission, albeit no longer as completely as before.</w:t>
+      </w:r>
+    </w:p>
+    <w:p>
+      <w:pPr>
+        <w:pStyle w:val="NormalWeb"/>
+        <w:jc w:val="both"/>
+        <w:rPr>
+          <w:rFonts w:ascii="Palatino Linotype" w:hAnsi="Palatino Linotype" w:cs="Palatino Linotype"/>
+        </w:rPr>
+      </w:pPr>
+      <w:r>
+        <w:rPr>
+          <w:rFonts w:ascii="Palatino Linotype" w:hAnsi="Palatino Linotype" w:cs="Palatino Linotype"/>
+        </w:rPr>
+        <w:t xml:space="preserve">The second event took place about 5,000 years ago. This time, an even greater challenge came from outer space. A formidable fleet of malevolent "extraterrestrial" forces appeared in the Solar System, with the intention of invading and controlling the Earth. The inner-Earth civilization at that time, though perhaps no longer as mighty as in the ancient golden age, still had to rise up and fight to protect their common home. In that battle to defend the Earth, the Moon once again had to stand on the front line, like a fortress, a giant guardian. Such battles were undoubtedly fierce, and the Moon had to </w:t>
       </w:r>
       <w:r>
         <w:rPr>
           <w:rFonts w:ascii="Palatino Linotype" w:hAnsi="Palatino Linotype" w:cs="Palatino Linotype"/>
         </w:rPr>
         <w:lastRenderedPageBreak/>
-        <w:t>to mention the continuous accretion of cosmic dust and meteorites over millions of years, which has made its appearance even more ancient and has hidden many secrets.</w:t>
+        <w:t>endure further losses, affecting its defense systems and its remaining functions.</w:t>
+      </w:r>
+    </w:p>
+    <w:p>
+      <w:pPr>
+        <w:pStyle w:val="NormalWeb"/>
+        <w:jc w:val="both"/>
+        <w:rPr>
+          <w:rFonts w:ascii="Palatino Linotype" w:hAnsi="Palatino Linotype" w:cs="Palatino Linotype"/>
+        </w:rPr>
+      </w:pPr>
+      <w:r>
+        <w:rPr>
+          <w:rFonts w:ascii="Palatino Linotype" w:hAnsi="Palatino Linotype" w:cs="Palatino Linotype"/>
+        </w:rPr>
+        <w:t>Both of these events have left significant "scars" on the Moon, diminishing many of the wondrous capabilities it originally possessed when it was created. And that is not to mention the continuous accretion of cosmic dust and meteorites over millions of years, which has made its appearance even more ancient and has hidden many secrets.</w:t>
       </w:r>
     </w:p>
     <w:p>
@@ -5880,6 +5836,7 @@
         <w:rPr>
           <w:rFonts w:ascii="Palatino Linotype" w:hAnsi="Palatino Linotype" w:cs="Palatino Linotype"/>
         </w:rPr>
+        <w:lastRenderedPageBreak/>
         <w:t>(Mr. Mohan smiles gently, his eyes showing understanding of Jack Voss's curiosity. He looks at his watch, then out the window, where the night has completely fallen.)</w:t>
       </w:r>
     </w:p>
@@ -5895,90 +5852,446 @@
         <w:rPr>
           <w:rFonts w:ascii="Palatino Linotype" w:hAnsi="Palatino Linotype" w:cs="Palatino Linotype"/>
         </w:rPr>
+        <w:t>Jack, time truly flies when we immerse ourselves in the stories of the past. You have posed a very interesting question, a great mystery that many people have also pondered.</w:t>
+      </w:r>
+    </w:p>
+    <w:p>
+      <w:pPr>
+        <w:pStyle w:val="NormalWeb"/>
+        <w:jc w:val="both"/>
+        <w:rPr>
+          <w:rFonts w:ascii="Palatino Linotype" w:hAnsi="Palatino Linotype" w:cs="Palatino Linotype"/>
+        </w:rPr>
+      </w:pPr>
+      <w:r>
+        <w:rPr>
+          <w:rFonts w:ascii="Palatino Linotype" w:hAnsi="Palatino Linotype" w:cs="Palatino Linotype"/>
+        </w:rPr>
+        <w:t>[ Mr. Mohan pauses, then returns to Jack Voss's question. ]</w:t>
+      </w:r>
+    </w:p>
+    <w:p>
+      <w:pPr>
+        <w:pStyle w:val="NormalWeb"/>
+        <w:jc w:val="both"/>
+        <w:rPr>
+          <w:rFonts w:ascii="Palatino Linotype" w:hAnsi="Palatino Linotype" w:cs="Palatino Linotype"/>
+        </w:rPr>
+      </w:pPr>
+      <w:r>
+        <w:rPr>
+          <w:rFonts w:ascii="Palatino Linotype" w:hAnsi="Palatino Linotype" w:cs="Palatino Linotype"/>
+        </w:rPr>
+        <w:t>Jack, from what I "see," our Earth is not a completely solid mass as many people still think. Beneath the crust we live on, there are indeed vast spaces, complex structural layers. And in those spaces, there truly exists a civilization, a race of people who are living there.</w:t>
+      </w:r>
+    </w:p>
+    <w:p>
+      <w:pPr>
+        <w:pStyle w:val="NormalWeb"/>
+        <w:jc w:val="both"/>
+        <w:rPr>
+          <w:rFonts w:ascii="Palatino Linotype" w:hAnsi="Palatino Linotype" w:cs="Palatino Linotype"/>
+        </w:rPr>
+      </w:pPr>
+      <w:r>
+        <w:rPr>
+          <w:rFonts w:ascii="Palatino Linotype" w:hAnsi="Palatino Linotype" w:cs="Palatino Linotype"/>
+        </w:rPr>
+        <w:t>They are an ancient race, who have found ways to survive and develop inside the Earth since very ancient times, according to special arrangements. Their civilization, to some extent, still preserves much of the knowledge and technology from the glorious era of the past, possibly superior to what we have on the surface. They live in a controlled environment, with their own sources of light and energy.</w:t>
+      </w:r>
+    </w:p>
+    <w:p>
+      <w:pPr>
+        <w:pStyle w:val="NormalWeb"/>
+        <w:jc w:val="both"/>
+        <w:rPr>
+          <w:rFonts w:ascii="Palatino Linotype" w:hAnsi="Palatino Linotype" w:cs="Palatino Linotype"/>
+        </w:rPr>
+      </w:pPr>
+      <w:r>
+        <w:rPr>
+          <w:rFonts w:ascii="Palatino Linotype" w:hAnsi="Palatino Linotype" w:cs="Palatino Linotype"/>
+        </w:rPr>
         <w:lastRenderedPageBreak/>
-        <w:t>Jack, time truly flies when we immerse ourselves in the stories of the past. You have posed a very interesting question, a great mystery that many people have also pondered.</w:t>
-      </w:r>
-    </w:p>
-    <w:p>
-      <w:pPr>
-        <w:pStyle w:val="NormalWeb"/>
-        <w:jc w:val="both"/>
-        <w:rPr>
-          <w:rFonts w:ascii="Palatino Linotype" w:hAnsi="Palatino Linotype" w:cs="Palatino Linotype"/>
-        </w:rPr>
-      </w:pPr>
-      <w:r>
-        <w:rPr>
-          <w:rFonts w:ascii="Palatino Linotype" w:hAnsi="Palatino Linotype" w:cs="Palatino Linotype"/>
-        </w:rPr>
-        <w:t>[ Mr. Mohan pauses, then returns to Jack Voss's question. ]</w:t>
-      </w:r>
-    </w:p>
-    <w:p>
-      <w:pPr>
-        <w:pStyle w:val="NormalWeb"/>
-        <w:jc w:val="both"/>
-        <w:rPr>
-          <w:rFonts w:ascii="Palatino Linotype" w:hAnsi="Palatino Linotype" w:cs="Palatino Linotype"/>
-        </w:rPr>
-      </w:pPr>
-      <w:r>
-        <w:rPr>
-          <w:rFonts w:ascii="Palatino Linotype" w:hAnsi="Palatino Linotype" w:cs="Palatino Linotype"/>
-        </w:rPr>
-        <w:t>And regarding your question about the world inside the Earth.</w:t>
-      </w:r>
-    </w:p>
-    <w:p>
-      <w:pPr>
-        <w:pStyle w:val="NormalWeb"/>
-        <w:jc w:val="both"/>
-        <w:rPr>
-          <w:rFonts w:ascii="Palatino Linotype" w:hAnsi="Palatino Linotype" w:cs="Palatino Linotype"/>
-        </w:rPr>
-      </w:pPr>
-      <w:r>
-        <w:rPr>
-          <w:rFonts w:ascii="Palatino Linotype" w:hAnsi="Palatino Linotype" w:cs="Palatino Linotype"/>
-        </w:rPr>
-        <w:t>Jack, from what I "see," our Earth is not a completely solid mass as many people still think. Beneath the crust we live on, there are indeed vast spaces, complex structural layers. And in those spaces, there truly exists a civilization, a race of people who are living there.</w:t>
-      </w:r>
-    </w:p>
-    <w:p>
-      <w:pPr>
-        <w:pStyle w:val="NormalWeb"/>
-        <w:jc w:val="both"/>
-        <w:rPr>
-          <w:rFonts w:ascii="Palatino Linotype" w:hAnsi="Palatino Linotype" w:cs="Palatino Linotype"/>
-        </w:rPr>
-      </w:pPr>
-      <w:r>
-        <w:rPr>
-          <w:rFonts w:ascii="Palatino Linotype" w:hAnsi="Palatino Linotype" w:cs="Palatino Linotype"/>
-        </w:rPr>
-        <w:t>They are an ancient race, who have found ways to survive and develop inside the Earth since very ancient times, according to special arrangements. Their civilization, to some extent, still preserves much of the knowledge and technology from the glorious era of the past, possibly superior to what we have on the surface. They live in a controlled environment, with their own sources of light and energy.</w:t>
-      </w:r>
-    </w:p>
-    <w:p>
-      <w:pPr>
-        <w:pStyle w:val="NormalWeb"/>
-        <w:jc w:val="both"/>
-        <w:rPr>
-          <w:rFonts w:ascii="Palatino Linotype" w:hAnsi="Palatino Linotype" w:cs="Palatino Linotype"/>
-        </w:rPr>
-      </w:pPr>
-      <w:r>
-        <w:rPr>
-          <w:rFonts w:ascii="Palatino Linotype" w:hAnsi="Palatino Linotype" w:cs="Palatino Linotype"/>
-        </w:rPr>
-        <w:t xml:space="preserve">However, the reasons they do not interfere or rarely appear in our surface world are also very complex. One reason is that they adhere to strict instructions from the </w:t>
-      </w:r>
+        <w:t>However, the reasons they do not interfere or rarely appear in our surface world are also very complex. One reason is that they adhere to strict instructions from the Gods from ancient times, that they are not to interfere with the natural development and choices of the people on the surface, unless there are special directives at special moments. Another reason could be that their main entrances and exits to the outside world have been blockaded or hampered by some malevolent "extraterrestrial" forces with their high technology, in order to prevent their interaction with and assistance to humanity on the surface.</w:t>
+      </w:r>
+    </w:p>
+    <w:p>
+      <w:pPr>
+        <w:pStyle w:val="NormalWeb"/>
+        <w:jc w:val="center"/>
+        <w:rPr>
+          <w:rFonts w:ascii="Palatino Linotype" w:hAnsi="Palatino Linotype" w:cs="Palatino Linotype"/>
+        </w:rPr>
+      </w:pPr>
+      <w:r>
+        <w:rPr>
+          <w:rFonts w:ascii="Palatino Linotype" w:hAnsi="Palatino Linotype" w:cs="Palatino Linotype"/>
+        </w:rPr>
+        <w:t>*  *  *</w:t>
+      </w:r>
+    </w:p>
+    <w:p>
+      <w:pPr>
+        <w:pStyle w:val="NormalWeb"/>
+        <w:jc w:val="both"/>
+        <w:rPr>
+          <w:rFonts w:ascii="Palatino Linotype" w:hAnsi="Palatino Linotype" w:cs="Palatino Linotype"/>
+        </w:rPr>
+      </w:pPr>
+    </w:p>
+    <w:p>
+      <w:pPr>
+        <w:pStyle w:val="NormalWeb"/>
+        <w:jc w:val="both"/>
+        <w:rPr>
+          <w:rFonts w:ascii="Palatino Linotype" w:hAnsi="Palatino Linotype" w:cs="Palatino Linotype"/>
+        </w:rPr>
+      </w:pPr>
+      <w:r>
+        <w:rPr>
+          <w:rFonts w:ascii="Palatino Linotype" w:hAnsi="Palatino Linotype" w:cs="Palatino Linotype"/>
+          <w:b/>
+          <w:bCs/>
+        </w:rPr>
+        <w:t>Jack Voss:</w:t>
+      </w:r>
+    </w:p>
+    <w:p>
+      <w:pPr>
+        <w:pStyle w:val="NormalWeb"/>
+        <w:jc w:val="both"/>
+        <w:rPr>
+          <w:rFonts w:ascii="Palatino Linotype" w:hAnsi="Palatino Linotype" w:cs="Palatino Linotype"/>
+        </w:rPr>
+      </w:pPr>
+      <w:r>
+        <w:rPr>
+          <w:rFonts w:ascii="Palatino Linotype" w:hAnsi="Palatino Linotype" w:cs="Palatino Linotype"/>
+        </w:rPr>
+        <w:t>So, besides the "Golden" cycle you mentioned with the creation of the Moon, which belongs to the First Great Cycle, could you share more about a few other typical civilizations that you "see" clearly, civilizations that have left special imprints on that long flow of history, Mr. Mohan?</w:t>
+      </w:r>
+    </w:p>
+    <w:p>
+      <w:pPr>
+        <w:pStyle w:val="NormalWeb"/>
+        <w:jc w:val="both"/>
+        <w:rPr>
+          <w:rFonts w:ascii="Palatino Linotype" w:hAnsi="Palatino Linotype" w:cs="Palatino Linotype"/>
+        </w:rPr>
+      </w:pPr>
+      <w:r>
+        <w:rPr>
+          <w:rFonts w:ascii="Palatino Linotype" w:hAnsi="Palatino Linotype" w:cs="Palatino Linotype"/>
+          <w:b/>
+          <w:bCs/>
+        </w:rPr>
+        <w:t>Mr. Mohan:</w:t>
+      </w:r>
+    </w:p>
+    <w:p>
+      <w:pPr>
+        <w:pStyle w:val="NormalWeb"/>
+        <w:jc w:val="both"/>
+        <w:rPr>
+          <w:rFonts w:ascii="Palatino Linotype" w:hAnsi="Palatino Linotype" w:cs="Palatino Linotype"/>
+        </w:rPr>
+      </w:pPr>
       <w:r>
         <w:rPr>
           <w:rFonts w:ascii="Palatino Linotype" w:hAnsi="Palatino Linotype" w:cs="Palatino Linotype"/>
         </w:rPr>
         <w:lastRenderedPageBreak/>
-        <w:t>Gods from ancient times, that they are not to interfere with the natural development and choices of the people on the surface, unless there are special directives at special moments. Another reason could be that their main entrances and exits to the outside world have been blockaded or hampered by some malevolent "extraterrestrial" forces with their high technology, in order to prevent their interaction with and assistance to humanity on the surface.</w:t>
+        <w:t>(Mr. Mohan smiles gently, as if appreciating Jack's eagerness to learn. He takes a sip of tea, his gaze once again distant, as if turning over other invisible pages of history.)</w:t>
+      </w:r>
+    </w:p>
+    <w:p>
+      <w:pPr>
+        <w:pStyle w:val="NormalWeb"/>
+        <w:jc w:val="both"/>
+        <w:rPr>
+          <w:rFonts w:ascii="Palatino Linotype" w:hAnsi="Palatino Linotype" w:cs="Palatino Linotype"/>
+        </w:rPr>
+      </w:pPr>
+      <w:r>
+        <w:rPr>
+          <w:rFonts w:ascii="Palatino Linotype" w:hAnsi="Palatino Linotype" w:cs="Palatino Linotype"/>
+        </w:rPr>
+        <w:t>Certainly, Jack. Besides that Golden Age, there have been countless other civilizations, each with its own characteristics, achievements, and lessons. I would like to share more about two other civilizations, one belonging to the First Great Cycle with astonishing space achievements, and one belonging to the Second Great Cycle with a tragic end and a thought-provoking degeneration.</w:t>
+      </w:r>
+    </w:p>
+    <w:p>
+      <w:pPr>
+        <w:pStyle w:val="NormalWeb"/>
+        <w:jc w:val="both"/>
+        <w:rPr>
+          <w:rFonts w:ascii="Palatino Linotype" w:hAnsi="Palatino Linotype" w:cs="Palatino Linotype"/>
+        </w:rPr>
+      </w:pPr>
+    </w:p>
+    <w:p>
+      <w:pPr>
+        <w:pStyle w:val="NormalWeb"/>
+        <w:jc w:val="both"/>
+        <w:rPr>
+          <w:rFonts w:ascii="Palatino Linotype" w:hAnsi="Palatino Linotype" w:cs="Palatino Linotype"/>
+        </w:rPr>
+      </w:pPr>
+      <w:r>
+        <w:rPr>
+          <w:rFonts w:ascii="Palatino Linotype" w:hAnsi="Palatino Linotype" w:cs="Palatino Linotype"/>
+          <w:b/>
+          <w:bCs/>
+        </w:rPr>
+        <w:t>THE SPACE-FARING CIVILIZATION OF THE FIRST GREAT CYCLE</w:t>
+      </w:r>
+    </w:p>
+    <w:p>
+      <w:pPr>
+        <w:pStyle w:val="NormalWeb"/>
+        <w:jc w:val="both"/>
+        <w:rPr>
+          <w:rFonts w:ascii="Palatino Linotype" w:hAnsi="Palatino Linotype" w:cs="Palatino Linotype"/>
+        </w:rPr>
+      </w:pPr>
+      <w:r>
+        <w:rPr>
+          <w:rFonts w:ascii="Palatino Linotype" w:hAnsi="Palatino Linotype" w:cs="Palatino Linotype"/>
+        </w:rPr>
+        <w:t>In the middle phase of the First Great Cycle, long before the Golden Age that created the Moon, there existed a civilization that reached an incredibly magnificent level of space science and technology. The people of that period, in terms of appearance, might not have been too different from us today, but they possessed a superior intellect and a profound understanding of the physical laws of the universe.</w:t>
+      </w:r>
+    </w:p>
+    <w:p>
+      <w:pPr>
+        <w:pStyle w:val="NormalWeb"/>
+        <w:jc w:val="both"/>
+        <w:rPr>
+          <w:rFonts w:ascii="Palatino Linotype" w:hAnsi="Palatino Linotype" w:cs="Palatino Linotype"/>
+        </w:rPr>
+      </w:pPr>
+      <w:r>
+        <w:rPr>
+          <w:rFonts w:ascii="Palatino Linotype" w:hAnsi="Palatino Linotype" w:cs="Palatino Linotype"/>
+        </w:rPr>
+        <w:lastRenderedPageBreak/>
+        <w:t>They had mastered the technology of regular interplanetary travel within the Solar System, and had even undertaken expeditions to the nearest star systems. I "see" their spaceships, not cumbersome rockets using chemical fuel like ours, but graceful vessels, possibly made from ultra-light and ultra-durable alloys, operating on clean and powerful energy sources, perhaps controlled antimatter energy, or by directly harnessing energy from space (zero-point energy). They were capable of extremely rapid acceleration and deceleration, and could create protective fields against cosmic radiation and space debris.</w:t>
+      </w:r>
+    </w:p>
+    <w:p>
+      <w:pPr>
+        <w:pStyle w:val="NormalWeb"/>
+        <w:jc w:val="both"/>
+        <w:rPr>
+          <w:rFonts w:ascii="Palatino Linotype" w:hAnsi="Palatino Linotype" w:cs="Palatino Linotype"/>
+        </w:rPr>
+      </w:pPr>
+      <w:r>
+        <w:rPr>
+          <w:rFonts w:ascii="Palatino Linotype" w:hAnsi="Palatino Linotype" w:cs="Palatino Linotype"/>
+        </w:rPr>
+        <w:t>The purposes of their journeys were diverse: scientific research, exploring other planets, searching for resources, and even establishing outposts, small colonies on Mars or some moons of the gas giants. They had an astonishing understanding of the structure of the universe, of different dimensions, although they might not have fully mastered travel between dimensions like some later "extraterrestrial" races.</w:t>
+      </w:r>
+    </w:p>
+    <w:p>
+      <w:pPr>
+        <w:pStyle w:val="NormalWeb"/>
+        <w:jc w:val="both"/>
+        <w:rPr>
+          <w:rFonts w:ascii="Palatino Linotype" w:hAnsi="Palatino Linotype" w:cs="Palatino Linotype"/>
+        </w:rPr>
+      </w:pPr>
+      <w:r>
+        <w:rPr>
+          <w:rFonts w:ascii="Palatino Linotype" w:hAnsi="Palatino Linotype" w:cs="Palatino Linotype"/>
+        </w:rPr>
+        <w:t xml:space="preserve">The spiritual and moral life of this civilization was also quite high initially. They had a certain reverence for the laws of the universe, and their society was organized scientifically and in an orderly manner. However, like many other civilizations, the overly rapid development of material technology and the pride in their achievements of conquering space gradually caused a </w:t>
+      </w:r>
+      <w:r>
+        <w:rPr>
+          <w:rFonts w:ascii="Palatino Linotype" w:hAnsi="Palatino Linotype" w:cs="Palatino Linotype"/>
+        </w:rPr>
+        <w:lastRenderedPageBreak/>
+        <w:t>portion of them to become arrogant, straying from their core spiritual values.</w:t>
+      </w:r>
+    </w:p>
+    <w:p>
+      <w:pPr>
+        <w:pStyle w:val="NormalWeb"/>
+        <w:jc w:val="both"/>
+        <w:rPr>
+          <w:rFonts w:ascii="Palatino Linotype" w:hAnsi="Palatino Linotype" w:cs="Palatino Linotype"/>
+        </w:rPr>
+      </w:pPr>
+      <w:r>
+        <w:rPr>
+          <w:rFonts w:ascii="Palatino Linotype" w:hAnsi="Palatino Linotype" w:cs="Palatino Linotype"/>
+        </w:rPr>
+        <w:t>As the First Great Cycle neared its end, this space-faring civilization, despite having reached a peak in technology, could not escape the spiral of decline and ultimately, destruction along with the entire old "stage." Their achievements, their spaceships, their outposts on other planets, were mostly destroyed or abandoned, becoming silent ruins in space.</w:t>
+      </w:r>
+    </w:p>
+    <w:p>
+      <w:pPr>
+        <w:pStyle w:val="NormalWeb"/>
+        <w:rPr>
+          <w:rFonts w:ascii="Palatino Linotype" w:hAnsi="Palatino Linotype" w:cs="Palatino Linotype"/>
+        </w:rPr>
+      </w:pPr>
+      <w:r>
+        <w:rPr>
+          <w:rFonts w:ascii="Palatino Linotype" w:hAnsi="Palatino Linotype" w:cs="Palatino Linotype"/>
+          <w:b/>
+          <w:bCs/>
+        </w:rPr>
+        <w:t>THE DEGENERATE CIVILIZATION THAT BECAME "EXTRATERRESTRIALS"</w:t>
+      </w:r>
+    </w:p>
+    <w:p>
+      <w:pPr>
+        <w:pStyle w:val="NormalWeb"/>
+        <w:jc w:val="both"/>
+        <w:rPr>
+          <w:rFonts w:ascii="Palatino Linotype" w:hAnsi="Palatino Linotype" w:cs="Palatino Linotype"/>
+        </w:rPr>
+      </w:pPr>
+      <w:r>
+        <w:rPr>
+          <w:rFonts w:ascii="Palatino Linotype" w:hAnsi="Palatino Linotype" w:cs="Palatino Linotype"/>
+        </w:rPr>
+        <w:t>Moving to the Second Great Cycle, among the countless sub-cycles of civilization, there was one that left a particularly tragic impression on me, not because of its splendor, but because of its degeneration and sad end, becoming one of the sources of the later malevolent "extraterrestrial" races.</w:t>
+      </w:r>
+    </w:p>
+    <w:p>
+      <w:pPr>
+        <w:pStyle w:val="NormalWeb"/>
+        <w:jc w:val="both"/>
+        <w:rPr>
+          <w:rFonts w:ascii="Palatino Linotype" w:hAnsi="Palatino Linotype" w:cs="Palatino Linotype"/>
+        </w:rPr>
+      </w:pPr>
+      <w:r>
+        <w:rPr>
+          <w:rFonts w:ascii="Palatino Linotype" w:hAnsi="Palatino Linotype" w:cs="Palatino Linotype"/>
+        </w:rPr>
+        <w:t xml:space="preserve">This civilization developed several million years ago and also achieved very high scientific and technological feats, especially in the fields of biotechnology, genetics, and artificial intelligence. However, right from the early stages, they had a tendency to belittle spiritual and moral values, placing absolute faith in the power of material technology. They believed that humans could decide their own fate, transform the world, and even transform </w:t>
+      </w:r>
+      <w:r>
+        <w:rPr>
+          <w:rFonts w:ascii="Palatino Linotype" w:hAnsi="Palatino Linotype" w:cs="Palatino Linotype"/>
+        </w:rPr>
+        <w:lastRenderedPageBreak/>
+        <w:t>themselves without needing the guidance of the Gods or any moral laws.</w:t>
+      </w:r>
+    </w:p>
+    <w:p>
+      <w:pPr>
+        <w:pStyle w:val="NormalWeb"/>
+        <w:jc w:val="both"/>
+        <w:rPr>
+          <w:rFonts w:ascii="Palatino Linotype" w:hAnsi="Palatino Linotype" w:cs="Palatino Linotype"/>
+        </w:rPr>
+      </w:pPr>
+      <w:r>
+        <w:rPr>
+          <w:rFonts w:ascii="Palatino Linotype" w:hAnsi="Palatino Linotype" w:cs="Palatino Linotype"/>
+        </w:rPr>
+        <w:t>Their process of degeneration was slow but irreversible. Personal selfishness, bottomless greed, and the desire for control became the main drivers of their development. They used genetic technology to create beings to serve their purposes, even creating artificial warriors. They abused technology to unnaturally prolong their lifespans, but their souls became increasingly empty and corrupt. They built intelligent machines capable of self-learning, but did not teach them about compassion or morality.</w:t>
+      </w:r>
+    </w:p>
+    <w:p>
+      <w:pPr>
+        <w:pStyle w:val="NormalWeb"/>
+        <w:jc w:val="both"/>
+        <w:rPr>
+          <w:rFonts w:ascii="Palatino Linotype" w:hAnsi="Palatino Linotype" w:cs="Palatino Linotype"/>
+        </w:rPr>
+      </w:pPr>
+      <w:r>
+        <w:rPr>
+          <w:rFonts w:ascii="Palatino Linotype" w:hAnsi="Palatino Linotype" w:cs="Palatino Linotype"/>
+        </w:rPr>
+        <w:t>At a certain stage, the internal conflicts in their society became acute, leading to destructive wars with high-tech weapons. A large part of that civilization self-destructed, leaving behind a desolate Earth. However, a small portion, the most powerful and technologically advanced, managed to build giant spaceships in time, carrying what was left of that material civilization, and left Earth.</w:t>
+      </w:r>
+    </w:p>
+    <w:p>
+      <w:pPr>
+        <w:pStyle w:val="NormalWeb"/>
+        <w:jc w:val="both"/>
+        <w:rPr>
+          <w:rFonts w:ascii="Palatino Linotype" w:hAnsi="Palatino Linotype" w:cs="Palatino Linotype"/>
+        </w:rPr>
+      </w:pPr>
+      <w:r>
+        <w:rPr>
+          <w:rFonts w:ascii="Palatino Linotype" w:hAnsi="Palatino Linotype" w:cs="Palatino Linotype"/>
+        </w:rPr>
+        <w:t xml:space="preserve">They wandered through the universe, searching for new planets to settle. But their selfish, greedy, and immoral nature did not change. They continued to develop technology in a direction that served expansion and control. Gradually, over many generations of drifting in space, their appearance may also have changed due to the environment and genetic interventions. They became </w:t>
+      </w:r>
+      <w:r>
+        <w:rPr>
+          <w:rFonts w:ascii="Palatino Linotype" w:hAnsi="Palatino Linotype" w:cs="Palatino Linotype"/>
+        </w:rPr>
+        <w:lastRenderedPageBreak/>
+        <w:t>one of the "extraterrestrial" races that carry hostility towards benevolent values, and always seek to interfere with and manipulate other civilizations, including returning to Earth in later cycles with dark conspiracies, as we will come to discuss.</w:t>
+      </w:r>
+    </w:p>
+    <w:p>
+      <w:pPr>
+        <w:pStyle w:val="NormalWeb"/>
+        <w:jc w:val="both"/>
+        <w:rPr>
+          <w:rFonts w:ascii="Palatino Linotype" w:hAnsi="Palatino Linotype" w:cs="Palatino Linotype"/>
+        </w:rPr>
+      </w:pPr>
+      <w:r>
+        <w:rPr>
+          <w:rFonts w:ascii="Palatino Linotype" w:hAnsi="Palatino Linotype" w:cs="Palatino Linotype"/>
+        </w:rPr>
+        <w:t>This is a bitter lesson about how a civilization, no matter how technologically advanced, if it loses its moral foundation, its end result is only self-destruction or degeneration into a malevolent force.</w:t>
+      </w:r>
+    </w:p>
+    <w:p>
+      <w:pPr>
+        <w:pStyle w:val="NormalWeb"/>
+        <w:jc w:val="both"/>
+        <w:rPr>
+          <w:rFonts w:ascii="Palatino Linotype" w:hAnsi="Palatino Linotype" w:cs="Palatino Linotype"/>
+        </w:rPr>
+      </w:pPr>
+      <w:r>
+        <w:rPr>
+          <w:rFonts w:ascii="Palatino Linotype" w:hAnsi="Palatino Linotype" w:cs="Palatino Linotype"/>
+        </w:rPr>
+        <w:t>[ Mr. Mohan pauses for a moment, looks out at the porch, gazes at the night sky over the city, then turns back to Jack. ]</w:t>
+      </w:r>
+    </w:p>
+    <w:p>
+      <w:pPr>
+        <w:pStyle w:val="NormalWeb"/>
+        <w:jc w:val="both"/>
+        <w:rPr>
+          <w:rFonts w:ascii="Palatino Linotype" w:hAnsi="Palatino Linotype" w:cs="Palatino Linotype"/>
+        </w:rPr>
+      </w:pPr>
+      <w:r>
+        <w:rPr>
+          <w:rFonts w:ascii="Palatino Linotype" w:hAnsi="Palatino Linotype" w:cs="Palatino Linotype"/>
+        </w:rPr>
+        <w:t>This is a very large topic with much more to say, Jack. Perhaps it is getting late. We can stop here for today, and if you are still interested, we can continue exploring these mysteries another time.</w:t>
+      </w:r>
+    </w:p>
+    <w:p>
+      <w:pPr>
+        <w:pStyle w:val="NormalWeb"/>
+        <w:jc w:val="both"/>
+        <w:rPr>
+          <w:rFonts w:ascii="Palatino Linotype" w:hAnsi="Palatino Linotype" w:cs="Palatino Linotype"/>
+        </w:rPr>
+      </w:pPr>
+      <w:r>
+        <w:rPr>
+          <w:rFonts w:ascii="Palatino Linotype" w:hAnsi="Palatino Linotype" w:cs="Palatino Linotype"/>
+        </w:rPr>
+        <w:t>[ Mr. Mohan smiles, a warm and meaningful smile. ]</w:t>
       </w:r>
     </w:p>
     <w:p>
@@ -6034,7 +6347,38 @@
         <w:rPr>
           <w:rFonts w:ascii="Palatino Linotype" w:hAnsi="Palatino Linotype" w:cs="Palatino Linotype"/>
         </w:rPr>
-        <w:t>So, besides the "Golden" cycle you mentioned with the creation of the Moon, which belongs to the First Great Cycle, could you share more about a few other typical civilizations that you "see" clearly, civilizations that have left special imprints on that long flow of history, Mr. Mohan?</w:t>
+        <w:t>Yes, thank you!</w:t>
+      </w:r>
+    </w:p>
+    <w:p>
+      <w:pPr>
+        <w:pStyle w:val="NormalWeb"/>
+        <w:jc w:val="both"/>
+        <w:rPr>
+          <w:rFonts w:ascii="Palatino Linotype" w:hAnsi="Palatino Linotype" w:cs="Palatino Linotype"/>
+        </w:rPr>
+      </w:pPr>
+      <w:r>
+        <w:rPr>
+          <w:rFonts w:ascii="Palatino Linotype" w:hAnsi="Palatino Linotype" w:cs="Palatino Linotype"/>
+        </w:rPr>
+        <w:lastRenderedPageBreak/>
+        <w:t>This evening has been filled with so much unexpected information that is hard to imagine!... I will see you again tomorrow evening, and I hope to hear you share many more interesting things!</w:t>
+      </w:r>
+    </w:p>
+    <w:p>
+      <w:pPr>
+        <w:pStyle w:val="NormalWeb"/>
+        <w:jc w:val="both"/>
+        <w:rPr>
+          <w:rFonts w:ascii="Palatino Linotype" w:hAnsi="Palatino Linotype" w:cs="Palatino Linotype"/>
+        </w:rPr>
+      </w:pPr>
+      <w:r>
+        <w:rPr>
+          <w:rFonts w:ascii="Palatino Linotype" w:hAnsi="Palatino Linotype" w:cs="Palatino Linotype"/>
+        </w:rPr>
+        <w:t>Goodbye, sir!</w:t>
       </w:r>
     </w:p>
     <w:p>
@@ -6066,7 +6410,52 @@
         <w:rPr>
           <w:rFonts w:ascii="Palatino Linotype" w:hAnsi="Palatino Linotype" w:cs="Palatino Linotype"/>
         </w:rPr>
-        <w:t>(Mr. Mohan smiles gently, as if appreciating Jack's eagerness to learn. He takes a sip of tea, his gaze once again distant, as if turning over other invisible pages of history.)</w:t>
+        <w:t>(Smiling gently, Mr. Mohan stands up to see Jack Voss to the door. The Kathmandu moonlight shines down on the small courtyard, creating a quiet and somewhat mystical atmosphere.)</w:t>
+      </w:r>
+    </w:p>
+    <w:p>
+      <w:pPr>
+        <w:pStyle w:val="NormalWeb"/>
+        <w:jc w:val="both"/>
+        <w:rPr>
+          <w:rFonts w:ascii="Palatino Linotype" w:hAnsi="Palatino Linotype" w:cs="Palatino Linotype"/>
+        </w:rPr>
+      </w:pPr>
+      <w:r>
+        <w:rPr>
+          <w:rFonts w:ascii="Palatino Linotype" w:hAnsi="Palatino Linotype" w:cs="Palatino Linotype"/>
+        </w:rPr>
+        <w:t>Yes, Jack. I understand that these stories can bring many surprises. The history of our universe and our Earth truly holds countless wonders that conventional consciousness can hardly touch.</w:t>
+      </w:r>
+    </w:p>
+    <w:p>
+      <w:pPr>
+        <w:pStyle w:val="NormalWeb"/>
+        <w:jc w:val="both"/>
+        <w:rPr>
+          <w:rFonts w:ascii="Palatino Linotype" w:hAnsi="Palatino Linotype" w:cs="Palatino Linotype"/>
+        </w:rPr>
+      </w:pPr>
+      <w:r>
+        <w:rPr>
+          <w:rFonts w:ascii="Palatino Linotype" w:hAnsi="Palatino Linotype" w:cs="Palatino Linotype"/>
+        </w:rPr>
+        <w:t>I am very happy to have had the opportunity to share this with you. And certainly, if you don't mind, we can continue this conversation tomorrow evening. There are still many other pieces in the vast historical puzzle that you might find interesting.</w:t>
+      </w:r>
+    </w:p>
+    <w:p>
+      <w:pPr>
+        <w:pStyle w:val="NormalWeb"/>
+        <w:jc w:val="both"/>
+        <w:rPr>
+          <w:rFonts w:ascii="Palatino Linotype" w:hAnsi="Palatino Linotype" w:cs="Palatino Linotype"/>
+        </w:rPr>
+      </w:pPr>
+      <w:r>
+        <w:rPr>
+          <w:rFonts w:ascii="Palatino Linotype" w:hAnsi="Palatino Linotype" w:cs="Palatino Linotype"/>
+        </w:rPr>
+        <w:t>I wish you a peaceful evening. Goodbye, and see you again.</w:t>
       </w:r>
     </w:p>
     <w:p>
@@ -6082,459 +6471,6 @@
           <w:rFonts w:ascii="Palatino Linotype" w:hAnsi="Palatino Linotype" w:cs="Palatino Linotype"/>
         </w:rPr>
         <w:lastRenderedPageBreak/>
-        <w:t>Certainly, Jack. Besides that Golden Age, there have been countless other civilizations, each with its own characteristics, achievements, and lessons. I would like to share more about two other civilizations, one belonging to the First Great Cycle with astonishing space achievements, and one belonging to the Second Great Cycle with a tragic end and a thought-provoking degeneration.</w:t>
-      </w:r>
-    </w:p>
-    <w:p>
-      <w:pPr>
-        <w:pStyle w:val="NormalWeb"/>
-        <w:jc w:val="both"/>
-        <w:rPr>
-          <w:rFonts w:ascii="Palatino Linotype" w:hAnsi="Palatino Linotype" w:cs="Palatino Linotype"/>
-        </w:rPr>
-      </w:pPr>
-    </w:p>
-    <w:p>
-      <w:pPr>
-        <w:pStyle w:val="NormalWeb"/>
-        <w:jc w:val="both"/>
-        <w:rPr>
-          <w:rFonts w:ascii="Palatino Linotype" w:hAnsi="Palatino Linotype" w:cs="Palatino Linotype"/>
-        </w:rPr>
-      </w:pPr>
-      <w:r>
-        <w:rPr>
-          <w:rFonts w:ascii="Palatino Linotype" w:hAnsi="Palatino Linotype" w:cs="Palatino Linotype"/>
-          <w:b/>
-          <w:bCs/>
-        </w:rPr>
-        <w:t>THE SPACE-FARING CIVILIZATION OF THE FIRST GREAT CYCLE</w:t>
-      </w:r>
-    </w:p>
-    <w:p>
-      <w:pPr>
-        <w:pStyle w:val="NormalWeb"/>
-        <w:jc w:val="both"/>
-        <w:rPr>
-          <w:rFonts w:ascii="Palatino Linotype" w:hAnsi="Palatino Linotype" w:cs="Palatino Linotype"/>
-        </w:rPr>
-      </w:pPr>
-      <w:r>
-        <w:rPr>
-          <w:rFonts w:ascii="Palatino Linotype" w:hAnsi="Palatino Linotype" w:cs="Palatino Linotype"/>
-        </w:rPr>
-        <w:t>In the middle phase of the First Great Cycle, long before the Golden Age that created the Moon, there existed a civilization that reached an incredibly magnificent level of space science and technology. The people of that period, in terms of appearance, might not have been too different from us today, but they possessed a superior intellect and a profound understanding of the physical laws of the universe.</w:t>
-      </w:r>
-    </w:p>
-    <w:p>
-      <w:pPr>
-        <w:pStyle w:val="NormalWeb"/>
-        <w:jc w:val="both"/>
-        <w:rPr>
-          <w:rFonts w:ascii="Palatino Linotype" w:hAnsi="Palatino Linotype" w:cs="Palatino Linotype"/>
-        </w:rPr>
-      </w:pPr>
-      <w:r>
-        <w:rPr>
-          <w:rFonts w:ascii="Palatino Linotype" w:hAnsi="Palatino Linotype" w:cs="Palatino Linotype"/>
-        </w:rPr>
-        <w:t xml:space="preserve">They had mastered the technology of regular interplanetary travel within the Solar System, and had even undertaken expeditions to the nearest star systems. I "see" their spaceships, not cumbersome rockets using chemical fuel like ours, but graceful vessels, possibly made from ultra-light and ultra-durable alloys, operating </w:t>
-      </w:r>
-      <w:r>
-        <w:rPr>
-          <w:rFonts w:ascii="Palatino Linotype" w:hAnsi="Palatino Linotype" w:cs="Palatino Linotype"/>
-        </w:rPr>
-        <w:lastRenderedPageBreak/>
-        <w:t>on clean and powerful energy sources, perhaps controlled antimatter energy, or by directly harnessing energy from space (zero-point energy). They were capable of extremely rapid acceleration and deceleration, and could create protective fields against cosmic radiation and space debris.</w:t>
-      </w:r>
-    </w:p>
-    <w:p>
-      <w:pPr>
-        <w:pStyle w:val="NormalWeb"/>
-        <w:jc w:val="both"/>
-        <w:rPr>
-          <w:rFonts w:ascii="Palatino Linotype" w:hAnsi="Palatino Linotype" w:cs="Palatino Linotype"/>
-        </w:rPr>
-      </w:pPr>
-      <w:r>
-        <w:rPr>
-          <w:rFonts w:ascii="Palatino Linotype" w:hAnsi="Palatino Linotype" w:cs="Palatino Linotype"/>
-        </w:rPr>
-        <w:t>The purposes of their journeys were diverse: scientific research, exploring other planets, searching for resources, and even establishing outposts, small colonies on Mars or some moons of the gas giants. They had an astonishing understanding of the structure of the universe, of different dimensions, although they might not have fully mastered travel between dimensions like some later "extraterrestrial" races.</w:t>
-      </w:r>
-    </w:p>
-    <w:p>
-      <w:pPr>
-        <w:pStyle w:val="NormalWeb"/>
-        <w:jc w:val="both"/>
-        <w:rPr>
-          <w:rFonts w:ascii="Palatino Linotype" w:hAnsi="Palatino Linotype" w:cs="Palatino Linotype"/>
-        </w:rPr>
-      </w:pPr>
-      <w:r>
-        <w:rPr>
-          <w:rFonts w:ascii="Palatino Linotype" w:hAnsi="Palatino Linotype" w:cs="Palatino Linotype"/>
-        </w:rPr>
-        <w:t>The spiritual and moral life of this civilization was also quite high initially. They had a certain reverence for the laws of the universe, and their society was organized scientifically and in an orderly manner. However, like many other civilizations, the overly rapid development of material technology and the pride in their achievements of conquering space gradually caused a portion of them to become arrogant, straying from their core spiritual values.</w:t>
-      </w:r>
-    </w:p>
-    <w:p>
-      <w:pPr>
-        <w:pStyle w:val="NormalWeb"/>
-        <w:jc w:val="both"/>
-        <w:rPr>
-          <w:rFonts w:ascii="Palatino Linotype" w:hAnsi="Palatino Linotype" w:cs="Palatino Linotype"/>
-        </w:rPr>
-      </w:pPr>
-      <w:r>
-        <w:rPr>
-          <w:rFonts w:ascii="Palatino Linotype" w:hAnsi="Palatino Linotype" w:cs="Palatino Linotype"/>
-        </w:rPr>
-        <w:t xml:space="preserve">As the First Great Cycle neared its end, this space-faring civilization, despite having reached a peak in technology, could not escape the spiral of decline and ultimately, </w:t>
-      </w:r>
-      <w:r>
-        <w:rPr>
-          <w:rFonts w:ascii="Palatino Linotype" w:hAnsi="Palatino Linotype" w:cs="Palatino Linotype"/>
-        </w:rPr>
-        <w:lastRenderedPageBreak/>
-        <w:t>destruction along with the entire old "stage." Their achievements, their spaceships, their outposts on other planets, were mostly destroyed or abandoned, becoming silent ruins in space.</w:t>
-      </w:r>
-    </w:p>
-    <w:p>
-      <w:pPr>
-        <w:pStyle w:val="NormalWeb"/>
-        <w:rPr>
-          <w:rFonts w:ascii="Palatino Linotype" w:hAnsi="Palatino Linotype" w:cs="Palatino Linotype"/>
-        </w:rPr>
-      </w:pPr>
-      <w:r>
-        <w:rPr>
-          <w:rFonts w:ascii="Palatino Linotype" w:hAnsi="Palatino Linotype" w:cs="Palatino Linotype"/>
-          <w:b/>
-          <w:bCs/>
-        </w:rPr>
-        <w:t>THE DEGENERATE CIVILIZATION THAT BECAME "EXTRATERRESTRIALS"</w:t>
-      </w:r>
-    </w:p>
-    <w:p>
-      <w:pPr>
-        <w:pStyle w:val="NormalWeb"/>
-        <w:jc w:val="both"/>
-        <w:rPr>
-          <w:rFonts w:ascii="Palatino Linotype" w:hAnsi="Palatino Linotype" w:cs="Palatino Linotype"/>
-        </w:rPr>
-      </w:pPr>
-      <w:r>
-        <w:rPr>
-          <w:rFonts w:ascii="Palatino Linotype" w:hAnsi="Palatino Linotype" w:cs="Palatino Linotype"/>
-        </w:rPr>
-        <w:t>Moving to the Second Great Cycle, among the countless sub-cycles of civilization, there was one that left a particularly tragic impression on me, not because of its splendor, but because of its degeneration and sad end, becoming one of the sources of the later malevolent "extraterrestrial" races.</w:t>
-      </w:r>
-    </w:p>
-    <w:p>
-      <w:pPr>
-        <w:pStyle w:val="NormalWeb"/>
-        <w:jc w:val="both"/>
-        <w:rPr>
-          <w:rFonts w:ascii="Palatino Linotype" w:hAnsi="Palatino Linotype" w:cs="Palatino Linotype"/>
-        </w:rPr>
-      </w:pPr>
-      <w:r>
-        <w:rPr>
-          <w:rFonts w:ascii="Palatino Linotype" w:hAnsi="Palatino Linotype" w:cs="Palatino Linotype"/>
-        </w:rPr>
-        <w:t>This civilization developed several million years ago and also achieved very high scientific and technological feats, especially in the fields of biotechnology, genetics, and artificial intelligence. However, right from the early stages, they had a tendency to belittle spiritual and moral values, placing absolute faith in the power of material technology. They believed that humans could decide their own fate, transform the world, and even transform themselves without needing the guidance of the Gods or any moral laws.</w:t>
-      </w:r>
-    </w:p>
-    <w:p>
-      <w:pPr>
-        <w:pStyle w:val="NormalWeb"/>
-        <w:jc w:val="both"/>
-        <w:rPr>
-          <w:rFonts w:ascii="Palatino Linotype" w:hAnsi="Palatino Linotype" w:cs="Palatino Linotype"/>
-        </w:rPr>
-      </w:pPr>
-      <w:r>
-        <w:rPr>
-          <w:rFonts w:ascii="Palatino Linotype" w:hAnsi="Palatino Linotype" w:cs="Palatino Linotype"/>
-        </w:rPr>
-        <w:t xml:space="preserve">Their process of degeneration was slow but irreversible. Personal selfishness, bottomless greed, and the desire for control became the main drivers of their development. </w:t>
-      </w:r>
-      <w:r>
-        <w:rPr>
-          <w:rFonts w:ascii="Palatino Linotype" w:hAnsi="Palatino Linotype" w:cs="Palatino Linotype"/>
-        </w:rPr>
-        <w:lastRenderedPageBreak/>
-        <w:t>They used genetic technology to create beings to serve their purposes, even creating artificial warriors. They abused technology to unnaturally prolong their lifespans, but their souls became increasingly empty and corrupt. They built intelligent machines capable of self-learning, but did not teach them about compassion or morality.</w:t>
-      </w:r>
-    </w:p>
-    <w:p>
-      <w:pPr>
-        <w:pStyle w:val="NormalWeb"/>
-        <w:jc w:val="both"/>
-        <w:rPr>
-          <w:rFonts w:ascii="Palatino Linotype" w:hAnsi="Palatino Linotype" w:cs="Palatino Linotype"/>
-        </w:rPr>
-      </w:pPr>
-      <w:r>
-        <w:rPr>
-          <w:rFonts w:ascii="Palatino Linotype" w:hAnsi="Palatino Linotype" w:cs="Palatino Linotype"/>
-        </w:rPr>
-        <w:t>At a certain stage, the internal conflicts in their society became acute, leading to destructive wars with high-tech weapons. A large part of that civilization self-destructed, leaving behind a desolate Earth. However, a small portion, the most powerful and technologically advanced, managed to build giant spaceships in time, carrying what was left of that material civilization, and left Earth.</w:t>
-      </w:r>
-    </w:p>
-    <w:p>
-      <w:pPr>
-        <w:pStyle w:val="NormalWeb"/>
-        <w:jc w:val="both"/>
-        <w:rPr>
-          <w:rFonts w:ascii="Palatino Linotype" w:hAnsi="Palatino Linotype" w:cs="Palatino Linotype"/>
-        </w:rPr>
-      </w:pPr>
-      <w:r>
-        <w:rPr>
-          <w:rFonts w:ascii="Palatino Linotype" w:hAnsi="Palatino Linotype" w:cs="Palatino Linotype"/>
-        </w:rPr>
-        <w:t>They wandered through the universe, searching for new planets to settle. But their selfish, greedy, and immoral nature did not change. They continued to develop technology in a direction that served expansion and control. Gradually, over many generations of drifting in space, their appearance may also have changed due to the environment and genetic interventions. They became one of the "extraterrestrial" races that carry hostility towards benevolent values, and always seek to interfere with and manipulate other civilizations, including returning to Earth in later cycles with dark conspiracies, as we will come to discuss.</w:t>
-      </w:r>
-    </w:p>
-    <w:p>
-      <w:pPr>
-        <w:pStyle w:val="NormalWeb"/>
-        <w:jc w:val="both"/>
-        <w:rPr>
-          <w:rFonts w:ascii="Palatino Linotype" w:hAnsi="Palatino Linotype" w:cs="Palatino Linotype"/>
-        </w:rPr>
-      </w:pPr>
-      <w:r>
-        <w:rPr>
-          <w:rFonts w:ascii="Palatino Linotype" w:hAnsi="Palatino Linotype" w:cs="Palatino Linotype"/>
-        </w:rPr>
-        <w:lastRenderedPageBreak/>
-        <w:t>This is a bitter lesson about how a civilization, no matter how technologically advanced, if it loses its moral foundation, its end result is only self-destruction or degeneration into a malevolent force.</w:t>
-      </w:r>
-    </w:p>
-    <w:p>
-      <w:pPr>
-        <w:pStyle w:val="NormalWeb"/>
-        <w:jc w:val="both"/>
-        <w:rPr>
-          <w:rFonts w:ascii="Palatino Linotype" w:hAnsi="Palatino Linotype" w:cs="Palatino Linotype"/>
-        </w:rPr>
-      </w:pPr>
-      <w:r>
-        <w:rPr>
-          <w:rFonts w:ascii="Palatino Linotype" w:hAnsi="Palatino Linotype" w:cs="Palatino Linotype"/>
-        </w:rPr>
-        <w:t>[ Mr. Mohan pauses for a moment, looks out at the porch, gazes at the night sky over the city, then turns back to Jack. ]</w:t>
-      </w:r>
-    </w:p>
-    <w:p>
-      <w:pPr>
-        <w:pStyle w:val="NormalWeb"/>
-        <w:jc w:val="both"/>
-        <w:rPr>
-          <w:rFonts w:ascii="Palatino Linotype" w:hAnsi="Palatino Linotype" w:cs="Palatino Linotype"/>
-        </w:rPr>
-      </w:pPr>
-      <w:r>
-        <w:rPr>
-          <w:rFonts w:ascii="Palatino Linotype" w:hAnsi="Palatino Linotype" w:cs="Palatino Linotype"/>
-        </w:rPr>
-        <w:t>This is a very large topic with much more to say, Jack. Perhaps it is getting late. We can stop here for today, and if you are still interested, we can continue exploring these mysteries another time.</w:t>
-      </w:r>
-    </w:p>
-    <w:p>
-      <w:pPr>
-        <w:pStyle w:val="NormalWeb"/>
-        <w:jc w:val="both"/>
-        <w:rPr>
-          <w:rFonts w:ascii="Palatino Linotype" w:hAnsi="Palatino Linotype" w:cs="Palatino Linotype"/>
-        </w:rPr>
-      </w:pPr>
-      <w:r>
-        <w:rPr>
-          <w:rFonts w:ascii="Palatino Linotype" w:hAnsi="Palatino Linotype" w:cs="Palatino Linotype"/>
-        </w:rPr>
-        <w:t>[ Mr. Mohan smiles, a warm and meaningful smile. ]</w:t>
-      </w:r>
-    </w:p>
-    <w:p>
-      <w:pPr>
-        <w:pStyle w:val="NormalWeb"/>
-        <w:jc w:val="center"/>
-        <w:rPr>
-          <w:rFonts w:ascii="Palatino Linotype" w:hAnsi="Palatino Linotype" w:cs="Palatino Linotype"/>
-        </w:rPr>
-      </w:pPr>
-      <w:r>
-        <w:rPr>
-          <w:rFonts w:ascii="Palatino Linotype" w:hAnsi="Palatino Linotype" w:cs="Palatino Linotype"/>
-        </w:rPr>
-        <w:t>*  *  *</w:t>
-      </w:r>
-    </w:p>
-    <w:p>
-      <w:pPr>
-        <w:pStyle w:val="NormalWeb"/>
-        <w:jc w:val="both"/>
-        <w:rPr>
-          <w:rFonts w:ascii="Palatino Linotype" w:hAnsi="Palatino Linotype" w:cs="Palatino Linotype"/>
-        </w:rPr>
-      </w:pPr>
-    </w:p>
-    <w:p>
-      <w:pPr>
-        <w:pStyle w:val="NormalWeb"/>
-        <w:jc w:val="both"/>
-        <w:rPr>
-          <w:rFonts w:ascii="Palatino Linotype" w:hAnsi="Palatino Linotype" w:cs="Palatino Linotype"/>
-        </w:rPr>
-      </w:pPr>
-      <w:r>
-        <w:rPr>
-          <w:rFonts w:ascii="Palatino Linotype" w:hAnsi="Palatino Linotype" w:cs="Palatino Linotype"/>
-          <w:b/>
-          <w:bCs/>
-        </w:rPr>
-        <w:t>Jack Voss:</w:t>
-      </w:r>
-    </w:p>
-    <w:p>
-      <w:pPr>
-        <w:pStyle w:val="NormalWeb"/>
-        <w:jc w:val="both"/>
-        <w:rPr>
-          <w:rFonts w:ascii="Palatino Linotype" w:hAnsi="Palatino Linotype" w:cs="Palatino Linotype"/>
-        </w:rPr>
-      </w:pPr>
-      <w:r>
-        <w:rPr>
-          <w:rFonts w:ascii="Palatino Linotype" w:hAnsi="Palatino Linotype" w:cs="Palatino Linotype"/>
-        </w:rPr>
-        <w:t>Yes, thank you!</w:t>
-      </w:r>
-    </w:p>
-    <w:p>
-      <w:pPr>
-        <w:pStyle w:val="NormalWeb"/>
-        <w:jc w:val="both"/>
-        <w:rPr>
-          <w:rFonts w:ascii="Palatino Linotype" w:hAnsi="Palatino Linotype" w:cs="Palatino Linotype"/>
-        </w:rPr>
-      </w:pPr>
-      <w:r>
-        <w:rPr>
-          <w:rFonts w:ascii="Palatino Linotype" w:hAnsi="Palatino Linotype" w:cs="Palatino Linotype"/>
-        </w:rPr>
-        <w:t>This evening has been filled with so much unexpected information that is hard to imagine!... I will see you again tomorrow evening, and I hope to hear you share many more interesting things!</w:t>
-      </w:r>
-    </w:p>
-    <w:p>
-      <w:pPr>
-        <w:pStyle w:val="NormalWeb"/>
-        <w:jc w:val="both"/>
-        <w:rPr>
-          <w:rFonts w:ascii="Palatino Linotype" w:hAnsi="Palatino Linotype" w:cs="Palatino Linotype"/>
-        </w:rPr>
-      </w:pPr>
-      <w:r>
-        <w:rPr>
-          <w:rFonts w:ascii="Palatino Linotype" w:hAnsi="Palatino Linotype" w:cs="Palatino Linotype"/>
-        </w:rPr>
-        <w:lastRenderedPageBreak/>
-        <w:t>Goodbye, sir!</w:t>
-      </w:r>
-    </w:p>
-    <w:p>
-      <w:pPr>
-        <w:pStyle w:val="NormalWeb"/>
-        <w:jc w:val="both"/>
-        <w:rPr>
-          <w:rFonts w:ascii="Palatino Linotype" w:hAnsi="Palatino Linotype" w:cs="Palatino Linotype"/>
-        </w:rPr>
-      </w:pPr>
-      <w:r>
-        <w:rPr>
-          <w:rFonts w:ascii="Palatino Linotype" w:hAnsi="Palatino Linotype" w:cs="Palatino Linotype"/>
-          <w:b/>
-          <w:bCs/>
-        </w:rPr>
-        <w:t>Mr. Mohan:</w:t>
-      </w:r>
-    </w:p>
-    <w:p>
-      <w:pPr>
-        <w:pStyle w:val="NormalWeb"/>
-        <w:jc w:val="both"/>
-        <w:rPr>
-          <w:rFonts w:ascii="Palatino Linotype" w:hAnsi="Palatino Linotype" w:cs="Palatino Linotype"/>
-        </w:rPr>
-      </w:pPr>
-      <w:r>
-        <w:rPr>
-          <w:rFonts w:ascii="Palatino Linotype" w:hAnsi="Palatino Linotype" w:cs="Palatino Linotype"/>
-        </w:rPr>
-        <w:t>(Smiling gently, Mr. Mohan stands up to see Jack Voss to the door. The Kathmandu moonlight shines down on the small courtyard, creating a quiet and somewhat mystical atmosphere.)</w:t>
-      </w:r>
-    </w:p>
-    <w:p>
-      <w:pPr>
-        <w:pStyle w:val="NormalWeb"/>
-        <w:jc w:val="both"/>
-        <w:rPr>
-          <w:rFonts w:ascii="Palatino Linotype" w:hAnsi="Palatino Linotype" w:cs="Palatino Linotype"/>
-        </w:rPr>
-      </w:pPr>
-      <w:r>
-        <w:rPr>
-          <w:rFonts w:ascii="Palatino Linotype" w:hAnsi="Palatino Linotype" w:cs="Palatino Linotype"/>
-        </w:rPr>
-        <w:t>Yes, Jack. I understand that these stories can bring many surprises. The history of our universe and our Earth truly holds countless wonders that conventional consciousness can hardly touch.</w:t>
-      </w:r>
-    </w:p>
-    <w:p>
-      <w:pPr>
-        <w:pStyle w:val="NormalWeb"/>
-        <w:jc w:val="both"/>
-        <w:rPr>
-          <w:rFonts w:ascii="Palatino Linotype" w:hAnsi="Palatino Linotype" w:cs="Palatino Linotype"/>
-        </w:rPr>
-      </w:pPr>
-      <w:r>
-        <w:rPr>
-          <w:rFonts w:ascii="Palatino Linotype" w:hAnsi="Palatino Linotype" w:cs="Palatino Linotype"/>
-        </w:rPr>
-        <w:t>I am very happy to have had the opportunity to share this with you. And certainly, if you don't mind, we can continue this conversation tomorrow evening. There are still many other pieces in the vast historical puzzle that you might find interesting.</w:t>
-      </w:r>
-    </w:p>
-    <w:p>
-      <w:pPr>
-        <w:pStyle w:val="NormalWeb"/>
-        <w:jc w:val="both"/>
-        <w:rPr>
-          <w:rFonts w:ascii="Palatino Linotype" w:hAnsi="Palatino Linotype" w:cs="Palatino Linotype"/>
-        </w:rPr>
-      </w:pPr>
-      <w:r>
-        <w:rPr>
-          <w:rFonts w:ascii="Palatino Linotype" w:hAnsi="Palatino Linotype" w:cs="Palatino Linotype"/>
-        </w:rPr>
-        <w:t>I wish you a peaceful evening. Goodbye, and see you again.</w:t>
-      </w:r>
-    </w:p>
-    <w:p>
-      <w:pPr>
-        <w:pStyle w:val="NormalWeb"/>
-        <w:jc w:val="both"/>
-        <w:rPr>
-          <w:rFonts w:ascii="Palatino Linotype" w:hAnsi="Palatino Linotype" w:cs="Palatino Linotype"/>
-        </w:rPr>
-      </w:pPr>
-      <w:r>
-        <w:rPr>
-          <w:rFonts w:ascii="Palatino Linotype" w:hAnsi="Palatino Linotype" w:cs="Palatino Linotype"/>
-        </w:rPr>
         <w:t>(Mr. Mohan gives a slight nod in farewell, then quietly watches Jack Voss's figure disappear down the small alley. He stands for a moment under the moonlight, his gaze distant, as if the stories just told have come alive once again in his mind.)</w:t>
       </w:r>
     </w:p>
@@ -12554,8 +12490,6 @@
           <w:rFonts w:ascii="Palatino Linotype" w:hAnsi="Palatino Linotype" w:cs="Palatino Linotype"/>
         </w:rPr>
       </w:pPr>
-      <w:bookmarkStart w:id="0" w:name="_GoBack"/>
-      <w:bookmarkEnd w:id="0"/>
       <w:r>
         <w:rPr>
           <w:rFonts w:ascii="Palatino Linotype" w:hAnsi="Palatino Linotype" w:cs="Palatino Linotype"/>
@@ -21073,7 +21007,19 @@
         <w:rPr>
           <w:rFonts w:ascii="Palatino Linotype" w:hAnsi="Palatino Linotype" w:cs="Palatino Linotype"/>
         </w:rPr>
-        <w:t xml:space="preserve">  → this is the current book</w:t>
+        <w:t xml:space="preserve">  → </w:t>
+      </w:r>
+      <w:r>
+        <w:rPr>
+          <w:rFonts w:ascii="Palatino Linotype" w:hAnsi="Palatino Linotype" w:cs="Palatino Linotype"/>
+        </w:rPr>
+        <w:t xml:space="preserve">  </w:t>
+      </w:r>
+      <w:r>
+        <w:rPr>
+          <w:rFonts w:ascii="Palatino Linotype" w:hAnsi="Palatino Linotype" w:cs="Palatino Linotype"/>
+        </w:rPr>
+        <w:t>this is the current book</w:t>
       </w:r>
     </w:p>
     <w:p>
@@ -21103,6 +21049,28 @@
         </w:rPr>
         <w:t xml:space="preserve"> </w:t>
       </w:r>
+    </w:p>
+    <w:p>
+      <w:pPr>
+        <w:pStyle w:val="NormalWeb"/>
+        <w:rPr>
+          <w:rFonts w:ascii="Palatino Linotype" w:hAnsi="Palatino Linotype" w:cs="Palatino Linotype"/>
+        </w:rPr>
+      </w:pPr>
+      <w:r>
+        <w:rPr>
+          <w:rFonts w:ascii="Palatino Linotype" w:hAnsi="Palatino Linotype" w:cs="Palatino Linotype"/>
+        </w:rPr>
+        <w:t>– The Universe Beyond The Big Bang</w:t>
+      </w:r>
+    </w:p>
+    <w:p>
+      <w:pPr>
+        <w:pStyle w:val="NormalWeb"/>
+        <w:rPr>
+          <w:rFonts w:ascii="Palatino Linotype" w:hAnsi="Palatino Linotype" w:cs="Palatino Linotype"/>
+        </w:rPr>
+      </w:pPr>
     </w:p>
     <w:p>
       <w:pPr>
@@ -21183,7 +21151,7 @@
     <w:sectPr>
       <w:footerReference w:type="default" r:id="rId10"/>
       <w:pgSz w:w="8391" w:h="11906"/>
-      <w:pgMar w:top="1296" w:right="1152" w:bottom="1296" w:left="1152" w:header="720" w:footer="720" w:gutter="0"/>
+      <w:pgMar w:top="1296" w:right="1152" w:bottom="1296" w:left="1152" w:header="720" w:footer="252" w:gutter="0"/>
       <w:cols w:space="720"/>
       <w:docGrid w:linePitch="360"/>
     </w:sectPr>
@@ -21214,7 +21182,7 @@
 <w:ftr xmlns:wpc="http://schemas.microsoft.com/office/word/2010/wordprocessingCanvas" xmlns:cx="http://schemas.microsoft.com/office/drawing/2014/chartex" xmlns:mc="http://schemas.openxmlformats.org/markup-compatibility/2006" xmlns:o="urn:schemas-microsoft-com:office:office" xmlns:r="http://schemas.openxmlformats.org/officeDocument/2006/relationships" xmlns:m="http://schemas.openxmlformats.org/officeDocument/2006/math" xmlns:v="urn:schemas-microsoft-com:vml" xmlns:wp14="http://schemas.microsoft.com/office/word/2010/wordprocessingDrawing" xmlns:wp="http://schemas.openxmlformats.org/drawingml/2006/wordprocessingDrawing" xmlns:w10="urn:schemas-microsoft-com:office:word" xmlns:w="http://schemas.openxmlformats.org/wordprocessingml/2006/main" xmlns:w14="http://schemas.microsoft.com/office/word/2010/wordml" xmlns:w15="http://schemas.microsoft.com/office/word/2012/wordml" xmlns:w16se="http://schemas.microsoft.com/office/word/2015/wordml/symex" xmlns:wpg="http://schemas.microsoft.com/office/word/2010/wordprocessingGroup" xmlns:wpi="http://schemas.microsoft.com/office/word/2010/wordprocessingInk" xmlns:wne="http://schemas.microsoft.com/office/word/2006/wordml" xmlns:wps="http://schemas.microsoft.com/office/word/2010/wordprocessingShape" mc:Ignorable="w14 w15 w16se wp14">
   <w:sdt>
     <w:sdtPr>
-      <w:id w:val="170063552"/>
+      <w:id w:val="-727072558"/>
       <w:docPartObj>
         <w:docPartGallery w:val="Page Numbers (Bottom of Page)"/>
         <w:docPartUnique/>
@@ -21244,7 +21212,7 @@
           <w:rPr>
             <w:noProof/>
           </w:rPr>
-          <w:t>145</w:t>
+          <w:t>62</w:t>
         </w:r>
         <w:r>
           <w:rPr>
@@ -21789,7 +21757,6 @@
     <w:lsdException w:name="Table Web 1" w:semiHidden="1" w:unhideWhenUsed="1"/>
     <w:lsdException w:name="Table Web 2" w:semiHidden="1" w:unhideWhenUsed="1"/>
     <w:lsdException w:name="Table Web 3" w:semiHidden="1" w:unhideWhenUsed="1"/>
-    <w:lsdException w:name="Table Grid" w:semiHidden="1" w:unhideWhenUsed="1"/>
     <w:lsdException w:name="Table Theme" w:semiHidden="1" w:unhideWhenUsed="1"/>
     <w:lsdException w:name="Placeholder Text" w:semiHidden="1" w:uiPriority="99"/>
     <w:lsdException w:name="No Spacing" w:uiPriority="99"/>
